--- a/SystemManual Ethan Blagdon.docx
+++ b/SystemManual Ethan Blagdon.docx
@@ -5,6 +5,49 @@
     <w:p>
       <w:pPr>
         <w:pStyle w:val="Heading1"/>
+        <w:jc w:val="center"/>
+      </w:pPr>
+    </w:p>
+    <w:p>
+      <w:pPr>
+        <w:pStyle w:val="Heading1"/>
+        <w:jc w:val="center"/>
+      </w:pPr>
+    </w:p>
+    <w:p>
+      <w:pPr>
+        <w:pStyle w:val="Heading1"/>
+        <w:jc w:val="center"/>
+      </w:pPr>
+    </w:p>
+    <w:p>
+      <w:pPr>
+        <w:pStyle w:val="Heading1"/>
+        <w:jc w:val="center"/>
+      </w:pPr>
+    </w:p>
+    <w:p>
+      <w:pPr>
+        <w:pStyle w:val="Heading1"/>
+        <w:jc w:val="center"/>
+      </w:pPr>
+    </w:p>
+    <w:p>
+      <w:pPr>
+        <w:pStyle w:val="Heading1"/>
+        <w:jc w:val="center"/>
+      </w:pPr>
+    </w:p>
+    <w:p>
+      <w:pPr>
+        <w:pStyle w:val="Heading1"/>
+        <w:jc w:val="center"/>
+      </w:pPr>
+    </w:p>
+    <w:p>
+      <w:pPr>
+        <w:pStyle w:val="Heading1"/>
+        <w:jc w:val="center"/>
       </w:pPr>
       <w:r>
         <w:t>Name</w:t>
@@ -19,9 +62,10 @@
     <w:p>
       <w:pPr>
         <w:pStyle w:val="Heading1"/>
-      </w:pPr>
-      <w:r>
-        <w:t xml:space="preserve">2 Axis Robot Writer Project </w:t>
+        <w:jc w:val="center"/>
+      </w:pPr>
+      <w:r>
+        <w:t>2 Axis Robot Writer Project</w:t>
       </w:r>
     </w:p>
     <w:p/>
@@ -41,6 +85,26 @@
           <w:sz w:val="32"/>
           <w:szCs w:val="32"/>
         </w:rPr>
+        <w:br w:type="page"/>
+      </w:r>
+    </w:p>
+    <w:p>
+      <w:pPr>
+        <w:rPr>
+          <w:rFonts w:asciiTheme="majorHAnsi" w:eastAsiaTheme="majorEastAsia" w:hAnsiTheme="majorHAnsi" w:cstheme="majorBidi"/>
+          <w:color w:val="2F5496" w:themeColor="accent1" w:themeShade="BF"/>
+          <w:sz w:val="32"/>
+          <w:szCs w:val="32"/>
+        </w:rPr>
+      </w:pPr>
+      <w:r>
+        <w:rPr>
+          <w:rFonts w:asciiTheme="majorHAnsi" w:eastAsiaTheme="majorEastAsia" w:hAnsiTheme="majorHAnsi" w:cstheme="majorBidi"/>
+          <w:color w:val="2F5496" w:themeColor="accent1" w:themeShade="BF"/>
+          <w:sz w:val="32"/>
+          <w:szCs w:val="32"/>
+        </w:rPr>
+        <w:lastRenderedPageBreak/>
         <w:t xml:space="preserve">Software Description </w:t>
       </w:r>
     </w:p>
@@ -82,15 +146,7 @@
         </w:numPr>
       </w:pPr>
       <w:r>
-        <w:t xml:space="preserve">Scale the </w:t>
-      </w:r>
-      <w:proofErr w:type="spellStart"/>
-      <w:r>
-        <w:t>GCode</w:t>
-      </w:r>
-      <w:proofErr w:type="spellEnd"/>
-      <w:r>
-        <w:t xml:space="preserve"> data that will be sent to the robot with the font size (user inputted value/10)</w:t>
+        <w:t>Scale the GCode data that will be sent to the robot with the font size (user inputted value/10)</w:t>
       </w:r>
     </w:p>
     <w:p>
@@ -102,15 +158,16 @@
         </w:numPr>
       </w:pPr>
       <w:r>
-        <w:t xml:space="preserve">Store the </w:t>
-      </w:r>
-      <w:proofErr w:type="spellStart"/>
-      <w:r>
-        <w:t>GCode</w:t>
-      </w:r>
-      <w:proofErr w:type="spellEnd"/>
-      <w:r>
-        <w:t xml:space="preserve"> data locally so it is all in memory, with each letter being able to be accessed separately using a pointer to the position.</w:t>
+        <w:t xml:space="preserve">Store the GCode data locally so it is all in memory, with each letter being able to be accessed separately using </w:t>
+      </w:r>
+      <w:r>
+        <w:t xml:space="preserve">a struct </w:t>
+      </w:r>
+      <w:r>
+        <w:t>with an array for each character</w:t>
+      </w:r>
+      <w:r>
+        <w:t>.</w:t>
       </w:r>
     </w:p>
     <w:p>
@@ -234,15 +291,7 @@
         <w:t xml:space="preserve"> for the letter t</w:t>
       </w:r>
       <w:r>
-        <w:t xml:space="preserve">he </w:t>
-      </w:r>
-      <w:proofErr w:type="spellStart"/>
-      <w:r>
-        <w:t>GCode</w:t>
-      </w:r>
-      <w:proofErr w:type="spellEnd"/>
-      <w:r>
-        <w:t xml:space="preserve"> is sent line by line with X Y and P positions</w:t>
+        <w:t>he GCode is sent line by line with X Y and P positions</w:t>
       </w:r>
     </w:p>
     <w:p>
@@ -308,6 +357,372 @@
     <w:p>
       <w:pPr>
         <w:rPr>
+          <w:lang w:val="en-US"/>
+        </w:rPr>
+      </w:pPr>
+      <w:r>
+        <w:t>Here is an example of the emulator output for “</w:t>
+      </w:r>
+      <w:r>
+        <w:rPr>
+          <w:lang w:val="en-US"/>
+        </w:rPr>
+        <w:t>The quick brown fox jumped over the lazy dog</w:t>
+      </w:r>
+      <w:r>
+        <w:rPr>
+          <w:lang w:val="en-US"/>
+        </w:rPr>
+        <w:t xml:space="preserve">” in font size </w:t>
+      </w:r>
+      <w:r>
+        <w:rPr>
+          <w:lang w:val="en-US"/>
+        </w:rPr>
+        <w:t>5</w:t>
+      </w:r>
+      <w:r>
+        <w:rPr>
+          <w:lang w:val="en-US"/>
+        </w:rPr>
+        <w:t>. Not it does not track the up and down pen positions.</w:t>
+      </w:r>
+    </w:p>
+    <w:p>
+      <w:pPr>
+        <w:rPr>
+          <w:lang w:val="en-US"/>
+        </w:rPr>
+      </w:pPr>
+      <w:r>
+        <w:rPr>
+          <w:lang w:val="en-US"/>
+        </w:rPr>
+        <w:drawing>
+          <wp:inline distT="0" distB="0" distL="0" distR="0" wp14:anchorId="00F5F0B7" wp14:editId="1B33582F">
+            <wp:extent cx="4886325" cy="1718821"/>
+            <wp:effectExtent l="0" t="0" r="0" b="0"/>
+            <wp:docPr id="252453597" name="Picture 1" descr="A black and white screen with white text&#10;&#10;AI-generated content may be incorrect."/>
+            <wp:cNvGraphicFramePr>
+              <a:graphicFrameLocks xmlns:a="http://schemas.openxmlformats.org/drawingml/2006/main" noChangeAspect="1"/>
+            </wp:cNvGraphicFramePr>
+            <a:graphic xmlns:a="http://schemas.openxmlformats.org/drawingml/2006/main">
+              <a:graphicData uri="http://schemas.openxmlformats.org/drawingml/2006/picture">
+                <pic:pic xmlns:pic="http://schemas.openxmlformats.org/drawingml/2006/picture">
+                  <pic:nvPicPr>
+                    <pic:cNvPr id="252453597" name="Picture 1" descr="A black and white screen with white text&#10;&#10;AI-generated content may be incorrect."/>
+                    <pic:cNvPicPr/>
+                  </pic:nvPicPr>
+                  <pic:blipFill>
+                    <a:blip r:embed="rId5"/>
+                    <a:stretch>
+                      <a:fillRect/>
+                    </a:stretch>
+                  </pic:blipFill>
+                  <pic:spPr>
+                    <a:xfrm>
+                      <a:off x="0" y="0"/>
+                      <a:ext cx="4891046" cy="1720481"/>
+                    </a:xfrm>
+                    <a:prstGeom prst="rect">
+                      <a:avLst/>
+                    </a:prstGeom>
+                  </pic:spPr>
+                </pic:pic>
+              </a:graphicData>
+            </a:graphic>
+          </wp:inline>
+        </w:drawing>
+      </w:r>
+    </w:p>
+    <w:p>
+      <w:pPr>
+        <w:pStyle w:val="Heading1"/>
+      </w:pPr>
+      <w:r>
+        <w:lastRenderedPageBreak/>
+        <w:t>Project Files</w:t>
+      </w:r>
+    </w:p>
+    <w:p>
+      <w:pPr>
+        <w:rPr>
+          <w:rFonts w:eastAsiaTheme="majorEastAsia"/>
+        </w:rPr>
+      </w:pPr>
+      <w:r>
+        <w:rPr>
+          <w:rFonts w:eastAsiaTheme="majorEastAsia"/>
+        </w:rPr>
+        <w:t>(Maximum 1 page)</w:t>
+      </w:r>
+    </w:p>
+    <w:p>
+      <w:r>
+        <w:t xml:space="preserve">The Project uses </w:t>
+      </w:r>
+      <w:r>
+        <w:t xml:space="preserve">7 created </w:t>
+      </w:r>
+      <w:r>
+        <w:t>files (</w:t>
+      </w:r>
+      <w:r>
+        <w:t xml:space="preserve">3 </w:t>
+      </w:r>
+      <w:r>
+        <w:t xml:space="preserve">.h files to link the </w:t>
+      </w:r>
+      <w:r>
+        <w:t xml:space="preserve">4 </w:t>
+      </w:r>
+      <w:r>
+        <w:t>.c files together)</w:t>
+      </w:r>
+      <w:r>
+        <w:t xml:space="preserve">, </w:t>
+      </w:r>
+      <w:r>
+        <w:t xml:space="preserve">4 </w:t>
+      </w:r>
+      <w:r>
+        <w:t xml:space="preserve">premade </w:t>
+      </w:r>
+      <w:r>
+        <w:t xml:space="preserve">files to communicate with the Arduino (rs232 and serial .c and .h) and 2 txt files, one containing the font data and 1 containing the </w:t>
+      </w:r>
+      <w:r>
+        <w:t>word to be written called test.txt.</w:t>
+      </w:r>
+      <w:r>
+        <w:t xml:space="preserve"> .c files contain the code in functions and the .h files </w:t>
+      </w:r>
+      <w:r>
+        <w:t xml:space="preserve">contain the instructions to link the .c files to the main function to execute the code. </w:t>
+      </w:r>
+    </w:p>
+    <w:p>
+      <w:r>
+        <w:t>The Created files are below:</w:t>
+      </w:r>
+    </w:p>
+    <w:p>
+      <w:proofErr w:type="spellStart"/>
+      <w:r>
+        <w:t>CharacterToGCode.c</w:t>
+      </w:r>
+      <w:proofErr w:type="spellEnd"/>
+      <w:r>
+        <w:t xml:space="preserve"> and .h</w:t>
+      </w:r>
+    </w:p>
+    <w:p>
+      <w:pPr>
+        <w:ind w:left="720"/>
+      </w:pPr>
+      <w:r>
+        <w:t xml:space="preserve">This file contains 3 functions which </w:t>
+      </w:r>
+      <w:r>
+        <w:t xml:space="preserve">are used to alter or send GCode lines. It has the function </w:t>
+      </w:r>
+      <w:proofErr w:type="spellStart"/>
+      <w:r>
+        <w:t>FindWordSpacing</w:t>
+      </w:r>
+      <w:proofErr w:type="spellEnd"/>
+      <w:r>
+        <w:t xml:space="preserve"> which finds characters spacings </w:t>
+      </w:r>
+      <w:r>
+        <w:t xml:space="preserve">too apply to GCode, </w:t>
+      </w:r>
+      <w:proofErr w:type="spellStart"/>
+      <w:r>
+        <w:t>GCodeToRobot</w:t>
+      </w:r>
+      <w:proofErr w:type="spellEnd"/>
+      <w:r>
+        <w:t xml:space="preserve"> which sends the GCode stored in the letters arrays </w:t>
+      </w:r>
+      <w:r>
+        <w:t xml:space="preserve">to the </w:t>
+      </w:r>
+      <w:proofErr w:type="spellStart"/>
+      <w:r>
+        <w:t>sendcommands</w:t>
+      </w:r>
+      <w:proofErr w:type="spellEnd"/>
+      <w:r>
+        <w:t xml:space="preserve"> function</w:t>
+      </w:r>
+      <w:r>
+        <w:t>,</w:t>
+      </w:r>
+      <w:r>
+        <w:t xml:space="preserve"> and the </w:t>
+      </w:r>
+      <w:proofErr w:type="spellStart"/>
+      <w:r>
+        <w:t>SendCommands</w:t>
+      </w:r>
+      <w:proofErr w:type="spellEnd"/>
+      <w:r>
+        <w:t xml:space="preserve"> function, a pre made function which sends the </w:t>
+      </w:r>
+      <w:r>
+        <w:t xml:space="preserve">string to the robot. </w:t>
+      </w:r>
+    </w:p>
+    <w:p>
+      <w:proofErr w:type="spellStart"/>
+      <w:r>
+        <w:t>FormatFont</w:t>
+      </w:r>
+      <w:proofErr w:type="spellEnd"/>
+      <w:r>
+        <w:t xml:space="preserve"> .c and .h</w:t>
+      </w:r>
+    </w:p>
+    <w:p>
+      <w:pPr>
+        <w:ind w:left="720"/>
+      </w:pPr>
+      <w:r>
+        <w:t xml:space="preserve">This file contains the function </w:t>
+      </w:r>
+      <w:r>
+        <w:t>to store and format the font by applying the font size to each lin</w:t>
+      </w:r>
+      <w:r>
+        <w:t>e</w:t>
+      </w:r>
+      <w:r>
+        <w:t xml:space="preserve"> of GCode. This is stored in a struct with each letter having its own array</w:t>
+      </w:r>
+      <w:r>
+        <w:t>.</w:t>
+      </w:r>
+    </w:p>
+    <w:p>
+      <w:proofErr w:type="spellStart"/>
+      <w:r>
+        <w:t>FormatWord</w:t>
+      </w:r>
+      <w:proofErr w:type="spellEnd"/>
+      <w:r>
+        <w:t xml:space="preserve"> .c and .h</w:t>
+      </w:r>
+    </w:p>
+    <w:p>
+      <w:pPr>
+        <w:ind w:left="720"/>
+      </w:pPr>
+      <w:r>
+        <w:t xml:space="preserve">This file contains the function relating to full words. It has the </w:t>
+      </w:r>
+      <w:proofErr w:type="spellStart"/>
+      <w:r>
+        <w:t>ReadWord</w:t>
+      </w:r>
+      <w:proofErr w:type="spellEnd"/>
+      <w:r>
+        <w:t xml:space="preserve"> function in it which reads the contents of a word and stores the characters in an array.  </w:t>
+      </w:r>
+    </w:p>
+    <w:p>
+      <w:r>
+        <w:t>Main .c</w:t>
+      </w:r>
+    </w:p>
+    <w:p>
+      <w:pPr>
+        <w:ind w:left="720"/>
+      </w:pPr>
+      <w:r>
+        <w:t xml:space="preserve">This file compiles all the functions together and executes the </w:t>
+      </w:r>
+      <w:r>
+        <w:t>instructions</w:t>
+      </w:r>
+      <w:r>
+        <w:t xml:space="preserve"> to form the </w:t>
+      </w:r>
+      <w:r>
+        <w:t xml:space="preserve">program which is explained above. </w:t>
+      </w:r>
+      <w:r>
+        <w:t>The only function in this file is main().</w:t>
+      </w:r>
+    </w:p>
+    <w:p/>
+    <w:p>
+      <w:r>
+        <w:t xml:space="preserve">The layout </w:t>
+      </w:r>
+      <w:r>
+        <w:t xml:space="preserve">clearly shows which section is to be worked on to change each piece, with the Font formatting, Word processing and </w:t>
+      </w:r>
+      <w:proofErr w:type="spellStart"/>
+      <w:r>
+        <w:t>Gcode</w:t>
+      </w:r>
+      <w:proofErr w:type="spellEnd"/>
+      <w:r>
+        <w:t xml:space="preserve"> altering </w:t>
+      </w:r>
+      <w:r>
+        <w:t>occurring</w:t>
+      </w:r>
+      <w:r>
+        <w:t xml:space="preserve"> in different files. </w:t>
+      </w:r>
+      <w:r>
+        <w:drawing>
+          <wp:inline distT="0" distB="0" distL="0" distR="0" wp14:anchorId="48AD5150" wp14:editId="128CD31A">
+            <wp:extent cx="1848010" cy="2724386"/>
+            <wp:effectExtent l="0" t="0" r="0" b="0"/>
+            <wp:docPr id="1373152601" name="Picture 1" descr="A screen shot of a computer&#10;&#10;AI-generated content may be incorrect."/>
+            <wp:cNvGraphicFramePr>
+              <a:graphicFrameLocks xmlns:a="http://schemas.openxmlformats.org/drawingml/2006/main" noChangeAspect="1"/>
+            </wp:cNvGraphicFramePr>
+            <a:graphic xmlns:a="http://schemas.openxmlformats.org/drawingml/2006/main">
+              <a:graphicData uri="http://schemas.openxmlformats.org/drawingml/2006/picture">
+                <pic:pic xmlns:pic="http://schemas.openxmlformats.org/drawingml/2006/picture">
+                  <pic:nvPicPr>
+                    <pic:cNvPr id="1373152601" name="Picture 1" descr="A screen shot of a computer&#10;&#10;AI-generated content may be incorrect."/>
+                    <pic:cNvPicPr/>
+                  </pic:nvPicPr>
+                  <pic:blipFill>
+                    <a:blip r:embed="rId6"/>
+                    <a:stretch>
+                      <a:fillRect/>
+                    </a:stretch>
+                  </pic:blipFill>
+                  <pic:spPr>
+                    <a:xfrm>
+                      <a:off x="0" y="0"/>
+                      <a:ext cx="1848010" cy="2724386"/>
+                    </a:xfrm>
+                    <a:prstGeom prst="rect">
+                      <a:avLst/>
+                    </a:prstGeom>
+                  </pic:spPr>
+                </pic:pic>
+              </a:graphicData>
+            </a:graphic>
+          </wp:inline>
+        </w:drawing>
+      </w:r>
+    </w:p>
+    <w:p>
+      <w:r>
+        <w:t xml:space="preserve">To edit the word to be written, the test.txt document should be changed with the text to be written placed inside. </w:t>
+      </w:r>
+    </w:p>
+    <w:p>
+      <w:pPr>
+        <w:rPr>
           <w:rFonts w:asciiTheme="majorHAnsi" w:eastAsiaTheme="majorEastAsia" w:hAnsiTheme="majorHAnsi" w:cstheme="majorBidi"/>
           <w:color w:val="2F5496" w:themeColor="accent1" w:themeShade="BF"/>
           <w:sz w:val="32"/>
@@ -324,45 +739,6 @@
       </w:pPr>
       <w:r>
         <w:lastRenderedPageBreak/>
-        <w:t>Project Files</w:t>
-      </w:r>
-    </w:p>
-    <w:p>
-      <w:pPr>
-        <w:rPr>
-          <w:rFonts w:eastAsiaTheme="majorEastAsia"/>
-        </w:rPr>
-      </w:pPr>
-      <w:r>
-        <w:rPr>
-          <w:rFonts w:eastAsiaTheme="majorEastAsia"/>
-        </w:rPr>
-        <w:t>(Maximum 1 page)</w:t>
-      </w:r>
-    </w:p>
-    <w:p>
-      <w:pPr>
-        <w:rPr>
-          <w:color w:val="EE0000"/>
-        </w:rPr>
-      </w:pPr>
-      <w:r>
-        <w:rPr>
-          <w:color w:val="EE0000"/>
-        </w:rPr>
-        <w:t xml:space="preserve">TO DO </w:t>
-      </w:r>
-    </w:p>
-    <w:p>
-      <w:pPr>
-        <w:pStyle w:val="Heading1"/>
-      </w:pPr>
-    </w:p>
-    <w:p>
-      <w:pPr>
-        <w:pStyle w:val="Heading1"/>
-      </w:pPr>
-      <w:r>
         <w:t>Key Data Items</w:t>
       </w:r>
     </w:p>
@@ -482,16 +858,7 @@
           </w:tcPr>
           <w:p>
             <w:r>
-              <w:t xml:space="preserve">Breaks down the words in the text to individual characters, then stores each character on a separate </w:t>
-            </w:r>
-            <w:r>
-              <w:t>row</w:t>
-            </w:r>
-            <w:r>
-              <w:t xml:space="preserve"> so the code has easy access to which character it needs to process </w:t>
-            </w:r>
-            <w:r>
-              <w:t>in the word read.</w:t>
+              <w:t>Breaks down the words in the text to individual characters, then stores each character on a separate row so the code has easy access to which character it needs to process in the word read.</w:t>
             </w:r>
           </w:p>
         </w:tc>
@@ -571,11 +938,9 @@
             <w:r>
               <w:t xml:space="preserve">Structure that holds all font </w:t>
             </w:r>
-            <w:proofErr w:type="spellStart"/>
             <w:r>
               <w:t>GCode</w:t>
             </w:r>
-            <w:proofErr w:type="spellEnd"/>
             <w:r>
               <w:t xml:space="preserve"> within the Letters arrays</w:t>
             </w:r>
@@ -697,15 +1062,7 @@
           </w:tcPr>
           <w:p>
             <w:r>
-              <w:t xml:space="preserve">User inputted font size to alter the </w:t>
-            </w:r>
-            <w:proofErr w:type="spellStart"/>
-            <w:r>
-              <w:t>GCode</w:t>
-            </w:r>
-            <w:proofErr w:type="spellEnd"/>
-            <w:r>
-              <w:t xml:space="preserve"> to size</w:t>
+              <w:t>User inputted font size to alter the GCode to size</w:t>
             </w:r>
           </w:p>
         </w:tc>
@@ -936,15 +1293,7 @@
               <w:t xml:space="preserve">Holds the ascii </w:t>
             </w:r>
             <w:r>
-              <w:t xml:space="preserve">value for the character to be printed which is used to locate the character </w:t>
-            </w:r>
-            <w:proofErr w:type="spellStart"/>
-            <w:r>
-              <w:t>GCode</w:t>
-            </w:r>
-            <w:proofErr w:type="spellEnd"/>
-            <w:r>
-              <w:t xml:space="preserve"> in the ascii code position in the Letters struct.</w:t>
+              <w:t>value for the character to be printed which is used to locate the character GCode in the ascii code position in the Letters struct.</w:t>
             </w:r>
           </w:p>
         </w:tc>
@@ -1011,15 +1360,7 @@
               <w:t>Stores</w:t>
             </w:r>
             <w:r>
-              <w:t xml:space="preserve"> the number of lines of </w:t>
-            </w:r>
-            <w:proofErr w:type="spellStart"/>
-            <w:r>
-              <w:t>GCode</w:t>
-            </w:r>
-            <w:proofErr w:type="spellEnd"/>
-            <w:r>
-              <w:t xml:space="preserve"> for each character</w:t>
+              <w:t xml:space="preserve"> the number of lines of GCode for each character</w:t>
             </w:r>
             <w:r>
               <w:t>,</w:t>
@@ -1028,15 +1369,7 @@
               <w:t xml:space="preserve"> </w:t>
             </w:r>
             <w:r>
-              <w:t xml:space="preserve">so the loop to read and store </w:t>
-            </w:r>
-            <w:proofErr w:type="spellStart"/>
-            <w:r>
-              <w:t>GCode</w:t>
-            </w:r>
-            <w:proofErr w:type="spellEnd"/>
-            <w:r>
-              <w:t xml:space="preserve"> data stops at the correct point. </w:t>
+              <w:t xml:space="preserve">so the loop to read and store GCode data stops at the correct point. </w:t>
             </w:r>
           </w:p>
         </w:tc>
@@ -1074,15 +1407,7 @@
               <w:t xml:space="preserve">Used to increment the </w:t>
             </w:r>
             <w:r>
-              <w:t xml:space="preserve">location of the </w:t>
-            </w:r>
-            <w:proofErr w:type="spellStart"/>
-            <w:r>
-              <w:t>GCode</w:t>
-            </w:r>
-            <w:proofErr w:type="spellEnd"/>
-            <w:r>
-              <w:t xml:space="preserve"> lines to store in the struct </w:t>
+              <w:t xml:space="preserve">location of the GCode lines to store in the struct </w:t>
             </w:r>
             <w:r>
               <w:t xml:space="preserve"> </w:t>
@@ -1127,10 +1452,7 @@
           </w:tcPr>
           <w:p>
             <w:r>
-              <w:t>p</w:t>
-            </w:r>
-            <w:r>
-              <w:t>en</w:t>
+              <w:t>pen</w:t>
             </w:r>
           </w:p>
         </w:tc>
@@ -1150,11 +1472,7 @@
           </w:tcPr>
           <w:p>
             <w:r>
-              <w:t xml:space="preserve">States current position of pen (1 is up and 0 is down) used for sending G code to remove unnecessary </w:t>
-            </w:r>
-            <w:r>
-              <w:lastRenderedPageBreak/>
-              <w:t>callouts to lower / raise pen when it is already in that state</w:t>
+              <w:t>States current position of pen (1 is up and 0 is down) used for sending G code to remove unnecessary callouts to lower / raise pen when it is already in that state</w:t>
             </w:r>
           </w:p>
         </w:tc>
@@ -1169,7 +1487,6 @@
           </w:tcPr>
           <w:p>
             <w:r>
-              <w:lastRenderedPageBreak/>
               <w:t>x</w:t>
             </w:r>
           </w:p>
@@ -1247,6 +1564,7 @@
         <w:pStyle w:val="Heading1"/>
       </w:pPr>
       <w:r>
+        <w:lastRenderedPageBreak/>
         <w:t xml:space="preserve">Function </w:t>
       </w:r>
     </w:p>
@@ -1266,36 +1584,96 @@
       </w:r>
     </w:p>
     <w:p>
-      <w:r>
+      <w:pPr>
+        <w:rPr>
+          <w:b/>
+          <w:bCs/>
+        </w:rPr>
+      </w:pPr>
+      <w:r>
+        <w:rPr>
+          <w:b/>
+          <w:bCs/>
+        </w:rPr>
         <w:t xml:space="preserve">int </w:t>
       </w:r>
       <w:proofErr w:type="spellStart"/>
       <w:r>
+        <w:rPr>
+          <w:b/>
+          <w:bCs/>
+        </w:rPr>
         <w:t>GCodeToRobot</w:t>
       </w:r>
       <w:proofErr w:type="spellEnd"/>
       <w:r>
+        <w:rPr>
+          <w:b/>
+          <w:bCs/>
+        </w:rPr>
         <w:t>(</w:t>
       </w:r>
       <w:proofErr w:type="spellStart"/>
       <w:r>
+        <w:rPr>
+          <w:b/>
+          <w:bCs/>
+        </w:rPr>
         <w:t>CharacterFontData</w:t>
       </w:r>
       <w:proofErr w:type="spellEnd"/>
       <w:r>
+        <w:rPr>
+          <w:b/>
+          <w:bCs/>
+        </w:rPr>
         <w:t xml:space="preserve"> (*Letters)[], int </w:t>
       </w:r>
       <w:proofErr w:type="spellStart"/>
       <w:r>
+        <w:rPr>
+          <w:b/>
+          <w:bCs/>
+        </w:rPr>
         <w:t>asciiValue</w:t>
       </w:r>
       <w:proofErr w:type="spellEnd"/>
       <w:r>
+        <w:rPr>
+          <w:b/>
+          <w:bCs/>
+        </w:rPr>
         <w:t>, float Spacing[], char buffer[]);</w:t>
       </w:r>
     </w:p>
     <w:p>
       <w:r>
+        <w:t>The Function takes in the ascii</w:t>
+      </w:r>
+      <w:r>
+        <w:t xml:space="preserve"> </w:t>
+      </w:r>
+      <w:r>
+        <w:t xml:space="preserve">Value for the letter it has to write and converts the </w:t>
+      </w:r>
+      <w:r>
+        <w:t>character</w:t>
+      </w:r>
+      <w:r>
+        <w:t xml:space="preserve"> to GCode using </w:t>
+      </w:r>
+      <w:r>
+        <w:t>the letters struct, then sends all the lines of GCode to the robot through the buffer functio</w:t>
+      </w:r>
+      <w:r>
+        <w:t>n</w:t>
+      </w:r>
+      <w:r>
+        <w:t>.</w:t>
+      </w:r>
+    </w:p>
+    <w:p>
+      <w:r>
         <w:t>Parameters:</w:t>
       </w:r>
     </w:p>
@@ -1304,10 +1682,21 @@
         <w:ind w:left="720"/>
       </w:pPr>
       <w:r>
-        <w:t xml:space="preserve">Letters – Inputs a pointer to the </w:t>
+        <w:t xml:space="preserve">Struct </w:t>
       </w:r>
       <w:proofErr w:type="spellStart"/>
       <w:r>
+        <w:t>CharacterFontData</w:t>
+      </w:r>
+      <w:proofErr w:type="spellEnd"/>
+      <w:r>
+        <w:t xml:space="preserve"> (*Letters)[]</w:t>
+      </w:r>
+      <w:r>
+        <w:t xml:space="preserve">– Inputs a pointer to the </w:t>
+      </w:r>
+      <w:proofErr w:type="spellStart"/>
+      <w:r>
         <w:t>FontData</w:t>
       </w:r>
       <w:proofErr w:type="spellEnd"/>
@@ -1315,47 +1704,182 @@
         <w:t xml:space="preserve"> struct with </w:t>
       </w:r>
       <w:r>
-        <w:t xml:space="preserve">all the </w:t>
+        <w:t>all the GCode for characters in to use to send to the robot</w:t>
+      </w:r>
+    </w:p>
+    <w:p>
+      <w:pPr>
+        <w:ind w:left="720"/>
+      </w:pPr>
+      <w:r>
+        <w:t xml:space="preserve">Integer </w:t>
       </w:r>
       <w:proofErr w:type="spellStart"/>
       <w:r>
-        <w:t>GCode</w:t>
+        <w:t>asciiValue</w:t>
       </w:r>
       <w:proofErr w:type="spellEnd"/>
       <w:r>
-        <w:t xml:space="preserve"> for characters in to use to send to the robot</w:t>
+        <w:t xml:space="preserve"> – inputs the </w:t>
+      </w:r>
+      <w:r>
+        <w:t xml:space="preserve">ascii value of the character to be sent to eth robot which </w:t>
+      </w:r>
+      <w:proofErr w:type="spellStart"/>
+      <w:r>
+        <w:t>wil</w:t>
+      </w:r>
+      <w:proofErr w:type="spellEnd"/>
+      <w:r>
+        <w:t xml:space="preserve"> be used to find the GCode in Letters</w:t>
       </w:r>
     </w:p>
     <w:p>
       <w:pPr>
         <w:ind w:left="720"/>
       </w:pPr>
+      <w:r>
+        <w:t xml:space="preserve">Float array </w:t>
+      </w:r>
+      <w:r>
+        <w:t>Spacing</w:t>
+      </w:r>
+      <w:r>
+        <w:t>[]</w:t>
+      </w:r>
+      <w:r>
+        <w:t xml:space="preserve"> </w:t>
+      </w:r>
+      <w:r>
+        <w:t>–</w:t>
+      </w:r>
+      <w:r>
+        <w:t xml:space="preserve"> </w:t>
+      </w:r>
+      <w:r>
+        <w:t xml:space="preserve">inputs the Spacings for the character to be printed so it is placed after </w:t>
+      </w:r>
+      <w:r>
+        <w:t>the last character, or if a new word a space between the last word</w:t>
+      </w:r>
+    </w:p>
+    <w:p>
+      <w:pPr>
+        <w:ind w:left="720"/>
+      </w:pPr>
+      <w:r>
+        <w:t xml:space="preserve">Function </w:t>
+      </w:r>
+      <w:r>
+        <w:t>Buffer[] – output function to send the GCode to the Robot via serial</w:t>
+      </w:r>
+    </w:p>
+    <w:p>
+      <w:pPr>
+        <w:ind w:left="720"/>
+      </w:pPr>
+      <w:r>
+        <w:t>Return value – returns 0 is successful, 1 if failed</w:t>
+      </w:r>
+    </w:p>
+    <w:p>
+      <w:r>
+        <w:tab/>
+      </w:r>
+    </w:p>
+    <w:p>
+      <w:pPr>
+        <w:rPr>
+          <w:b/>
+          <w:bCs/>
+        </w:rPr>
+      </w:pPr>
+      <w:r>
+        <w:rPr>
+          <w:b/>
+          <w:bCs/>
+        </w:rPr>
+        <w:t xml:space="preserve">int </w:t>
+      </w:r>
       <w:proofErr w:type="spellStart"/>
       <w:r>
-        <w:t>asciiValue</w:t>
+        <w:rPr>
+          <w:b/>
+          <w:bCs/>
+        </w:rPr>
+        <w:t>FindWordSpacing</w:t>
       </w:r>
       <w:proofErr w:type="spellEnd"/>
       <w:r>
-        <w:t xml:space="preserve"> – inputs the </w:t>
-      </w:r>
-      <w:r>
-        <w:t xml:space="preserve">ascii value of the character to be sent to eth robot which </w:t>
+        <w:rPr>
+          <w:b/>
+          <w:bCs/>
+        </w:rPr>
+        <w:t>(</w:t>
       </w:r>
       <w:proofErr w:type="spellStart"/>
       <w:r>
-        <w:t>wil</w:t>
+        <w:rPr>
+          <w:b/>
+          <w:bCs/>
+        </w:rPr>
+        <w:t>CharacterFontData</w:t>
       </w:r>
       <w:proofErr w:type="spellEnd"/>
       <w:r>
-        <w:t xml:space="preserve"> be used to find the </w:t>
+        <w:rPr>
+          <w:b/>
+          <w:bCs/>
+        </w:rPr>
+        <w:t xml:space="preserve"> (*Letters)[], char </w:t>
       </w:r>
       <w:proofErr w:type="spellStart"/>
       <w:r>
-        <w:t>GCode</w:t>
+        <w:rPr>
+          <w:b/>
+          <w:bCs/>
+        </w:rPr>
+        <w:t>WordContents</w:t>
       </w:r>
       <w:proofErr w:type="spellEnd"/>
       <w:r>
-        <w:t xml:space="preserve"> in Letters</w:t>
+        <w:rPr>
+          <w:b/>
+          <w:bCs/>
+        </w:rPr>
+        <w:t xml:space="preserve">[], float (*Spacing)[], int </w:t>
+      </w:r>
+      <w:proofErr w:type="spellStart"/>
+      <w:r>
+        <w:rPr>
+          <w:b/>
+          <w:bCs/>
+        </w:rPr>
+        <w:t>FontSize</w:t>
+      </w:r>
+      <w:proofErr w:type="spellEnd"/>
+      <w:r>
+        <w:rPr>
+          <w:b/>
+          <w:bCs/>
+        </w:rPr>
+        <w:t>);</w:t>
+      </w:r>
+    </w:p>
+    <w:p>
+      <w:r>
+        <w:t xml:space="preserve">The function finds the </w:t>
+      </w:r>
+      <w:r>
+        <w:t xml:space="preserve">spacings required for the start of each word to then apply to the characters of the next word, taking into account the </w:t>
+      </w:r>
+      <w:r>
+        <w:t>length of the word, position of the last word and the space between words</w:t>
+      </w:r>
+    </w:p>
+    <w:p>
+      <w:r>
+        <w:t>Parameters:</w:t>
       </w:r>
     </w:p>
     <w:p>
@@ -1363,19 +1887,27 @@
         <w:ind w:left="720"/>
       </w:pPr>
       <w:r>
-        <w:t xml:space="preserve">Spacing </w:t>
-      </w:r>
-      <w:r>
-        <w:t>–</w:t>
+        <w:t xml:space="preserve">Letters </w:t>
+      </w:r>
+      <w:r>
+        <w:t xml:space="preserve">– Inputs the </w:t>
+      </w:r>
+      <w:r>
+        <w:t xml:space="preserve">GCode for X and Y spacings </w:t>
+      </w:r>
+      <w:r>
+        <w:t>from</w:t>
       </w:r>
       <w:r>
         <w:t xml:space="preserve"> </w:t>
       </w:r>
-      <w:r>
-        <w:t xml:space="preserve">inputs the Spacings for the character to be printed so it is placed after </w:t>
-      </w:r>
-      <w:r>
-        <w:t>the last character, or if a new word a space between the last word</w:t>
+      <w:proofErr w:type="spellStart"/>
+      <w:r>
+        <w:t>SingleStrokeFont</w:t>
+      </w:r>
+      <w:proofErr w:type="spellEnd"/>
+      <w:r>
+        <w:t xml:space="preserve"> to add to word spacings</w:t>
       </w:r>
     </w:p>
     <w:p>
@@ -1383,15 +1915,27 @@
         <w:ind w:left="720"/>
       </w:pPr>
       <w:r>
-        <w:t xml:space="preserve">Buffer[] – output function to send the </w:t>
+        <w:t xml:space="preserve">Struct </w:t>
       </w:r>
       <w:proofErr w:type="spellStart"/>
       <w:r>
-        <w:t>GCode</w:t>
+        <w:t>CharacterFontData</w:t>
       </w:r>
       <w:proofErr w:type="spellEnd"/>
       <w:r>
-        <w:t xml:space="preserve"> to the Robot via serial</w:t>
+        <w:t xml:space="preserve"> (*Letters)[]</w:t>
+      </w:r>
+      <w:r>
+        <w:t xml:space="preserve"> – Inputs the contents of the current word</w:t>
+      </w:r>
+      <w:r>
+        <w:t xml:space="preserve"> which will be used</w:t>
+      </w:r>
+      <w:r>
+        <w:t xml:space="preserve"> to determine </w:t>
+      </w:r>
+      <w:r>
+        <w:t>if the word will fit on the current line written on</w:t>
       </w:r>
     </w:p>
     <w:p>
@@ -1399,54 +1943,349 @@
         <w:ind w:left="720"/>
       </w:pPr>
       <w:r>
+        <w:t xml:space="preserve">Character array </w:t>
+      </w:r>
+      <w:r>
+        <w:t>*Spacing – Inputs</w:t>
+      </w:r>
+      <w:r>
+        <w:t xml:space="preserve"> and outputs</w:t>
+      </w:r>
+      <w:r>
+        <w:t xml:space="preserve"> a pointer to the spacing array to </w:t>
+      </w:r>
+      <w:r>
+        <w:t>determine the new words initial spacing (based on last words final spacing) and output the new X and Y spacing.</w:t>
+      </w:r>
+    </w:p>
+    <w:p>
+      <w:pPr>
+        <w:ind w:left="720"/>
+      </w:pPr>
+      <w:r>
+        <w:t xml:space="preserve">Integer </w:t>
+      </w:r>
+      <w:proofErr w:type="spellStart"/>
+      <w:r>
+        <w:t>FontSize</w:t>
+      </w:r>
+      <w:proofErr w:type="spellEnd"/>
+      <w:r>
+        <w:t xml:space="preserve"> – inputs the font size to scale to </w:t>
+      </w:r>
+      <w:r>
+        <w:t>the words number amount to determine the size of the word to determine spacings.</w:t>
+      </w:r>
+    </w:p>
+    <w:p>
+      <w:pPr>
+        <w:ind w:left="720"/>
+      </w:pPr>
+      <w:r>
         <w:t>Return value – returns 0 is successful, 1 if failed</w:t>
       </w:r>
     </w:p>
     <w:p>
-      <w:r>
-        <w:tab/>
-      </w:r>
-    </w:p>
-    <w:p>
-      <w:r>
+      <w:pPr>
+        <w:ind w:left="720"/>
+      </w:pPr>
+    </w:p>
+    <w:p>
+      <w:pPr>
+        <w:rPr>
+          <w:b/>
+          <w:bCs/>
+        </w:rPr>
+      </w:pPr>
+      <w:r>
+        <w:rPr>
+          <w:b/>
+          <w:bCs/>
+        </w:rPr>
+        <w:br w:type="page"/>
+      </w:r>
+    </w:p>
+    <w:p>
+      <w:pPr>
+        <w:rPr>
+          <w:b/>
+          <w:bCs/>
+        </w:rPr>
+      </w:pPr>
+      <w:r>
+        <w:rPr>
+          <w:b/>
+          <w:bCs/>
+        </w:rPr>
+        <w:lastRenderedPageBreak/>
         <w:t xml:space="preserve">int </w:t>
       </w:r>
       <w:proofErr w:type="spellStart"/>
       <w:r>
-        <w:t>FindWordSpacing</w:t>
+        <w:rPr>
+          <w:b/>
+          <w:bCs/>
+        </w:rPr>
+        <w:t>FormatAndScaleFontData</w:t>
       </w:r>
       <w:proofErr w:type="spellEnd"/>
       <w:r>
-        <w:t>(</w:t>
+        <w:rPr>
+          <w:b/>
+          <w:bCs/>
+        </w:rPr>
+        <w:t>(FILE *</w:t>
       </w:r>
       <w:proofErr w:type="spellStart"/>
       <w:r>
+        <w:rPr>
+          <w:b/>
+          <w:bCs/>
+        </w:rPr>
+        <w:t>SingleStrokeFont</w:t>
+      </w:r>
+      <w:proofErr w:type="spellEnd"/>
+      <w:r>
+        <w:rPr>
+          <w:b/>
+          <w:bCs/>
+        </w:rPr>
+        <w:t xml:space="preserve">, int </w:t>
+      </w:r>
+      <w:proofErr w:type="spellStart"/>
+      <w:r>
+        <w:rPr>
+          <w:b/>
+          <w:bCs/>
+        </w:rPr>
+        <w:t>FontSize</w:t>
+      </w:r>
+      <w:proofErr w:type="spellEnd"/>
+      <w:r>
+        <w:rPr>
+          <w:b/>
+          <w:bCs/>
+        </w:rPr>
+        <w:t xml:space="preserve">, </w:t>
+      </w:r>
+      <w:proofErr w:type="spellStart"/>
+      <w:r>
+        <w:rPr>
+          <w:b/>
+          <w:bCs/>
+        </w:rPr>
         <w:t>CharacterFontData</w:t>
       </w:r>
       <w:proofErr w:type="spellEnd"/>
       <w:r>
-        <w:t xml:space="preserve"> (*Letters)[], char </w:t>
+        <w:rPr>
+          <w:b/>
+          <w:bCs/>
+        </w:rPr>
+        <w:t xml:space="preserve"> (*Letters)[]);</w:t>
+      </w:r>
+    </w:p>
+    <w:p>
+      <w:r>
+        <w:t xml:space="preserve">The Function formats and scales the font data from the txt file to a struct, with the font size applied. Each </w:t>
+      </w:r>
+      <w:r>
+        <w:t>character has its own array which stores its x y and p positions for each step of GCode.</w:t>
+      </w:r>
+    </w:p>
+    <w:p>
+      <w:pPr>
+        <w:ind w:left="720"/>
+      </w:pPr>
+      <w:r>
+        <w:t>File *</w:t>
       </w:r>
       <w:proofErr w:type="spellStart"/>
       <w:r>
+        <w:t>SingleStrokeFont</w:t>
+      </w:r>
+      <w:proofErr w:type="spellEnd"/>
+      <w:r>
+        <w:t xml:space="preserve"> – inputs</w:t>
+      </w:r>
+      <w:r>
+        <w:t xml:space="preserve"> a pointer to</w:t>
+      </w:r>
+      <w:r>
+        <w:t xml:space="preserve"> the Font data to be stored in the Letters array </w:t>
+      </w:r>
+    </w:p>
+    <w:p>
+      <w:pPr>
+        <w:ind w:left="720"/>
+      </w:pPr>
+      <w:r>
+        <w:t xml:space="preserve">Integer </w:t>
+      </w:r>
+      <w:proofErr w:type="spellStart"/>
+      <w:r>
+        <w:t>FontSize</w:t>
+      </w:r>
+      <w:proofErr w:type="spellEnd"/>
+      <w:r>
+        <w:t xml:space="preserve"> – inputs the font size to scale the font data to apply the correct font size to all GCode</w:t>
+      </w:r>
+      <w:r>
+        <w:t xml:space="preserve"> which is stored in Letters[]</w:t>
+      </w:r>
+    </w:p>
+    <w:p>
+      <w:pPr>
+        <w:ind w:left="720"/>
+      </w:pPr>
+      <w:r>
+        <w:t xml:space="preserve">Struct </w:t>
+      </w:r>
+      <w:proofErr w:type="spellStart"/>
+      <w:r>
+        <w:t>CharacterFontData</w:t>
+      </w:r>
+      <w:proofErr w:type="spellEnd"/>
+      <w:r>
+        <w:t xml:space="preserve"> (*Letters)[</w:t>
+      </w:r>
+      <w:r>
+        <w:t>]</w:t>
+      </w:r>
+      <w:r>
+        <w:t xml:space="preserve"> – </w:t>
+      </w:r>
+      <w:r>
+        <w:t xml:space="preserve">inputs a pointer </w:t>
+      </w:r>
+      <w:r>
+        <w:t>which is used to output</w:t>
+      </w:r>
+      <w:r>
+        <w:t xml:space="preserve"> the</w:t>
+      </w:r>
+      <w:r>
+        <w:t xml:space="preserve"> stored</w:t>
+      </w:r>
+      <w:r>
+        <w:t xml:space="preserve"> and scaled </w:t>
+      </w:r>
+      <w:r>
+        <w:t>GCode for the rest of the program to use</w:t>
+      </w:r>
+      <w:r>
+        <w:t>.</w:t>
+      </w:r>
+    </w:p>
+    <w:p>
+      <w:pPr>
+        <w:ind w:left="720"/>
+      </w:pPr>
+      <w:r>
+        <w:t>Return value – returns 0 is successful, 1 if failed</w:t>
+      </w:r>
+    </w:p>
+    <w:p>
+      <w:pPr>
+        <w:ind w:left="720"/>
+      </w:pPr>
+    </w:p>
+    <w:p>
+      <w:pPr>
+        <w:rPr>
+          <w:b/>
+          <w:bCs/>
+        </w:rPr>
+      </w:pPr>
+      <w:r>
+        <w:rPr>
+          <w:b/>
+          <w:bCs/>
+        </w:rPr>
+        <w:t xml:space="preserve">int </w:t>
+      </w:r>
+      <w:proofErr w:type="spellStart"/>
+      <w:r>
+        <w:rPr>
+          <w:b/>
+          <w:bCs/>
+        </w:rPr>
+        <w:t>ReadWord</w:t>
+      </w:r>
+      <w:proofErr w:type="spellEnd"/>
+      <w:r>
+        <w:rPr>
+          <w:b/>
+          <w:bCs/>
+        </w:rPr>
+        <w:t>(FILE *</w:t>
+      </w:r>
+      <w:proofErr w:type="spellStart"/>
+      <w:r>
+        <w:rPr>
+          <w:b/>
+          <w:bCs/>
+        </w:rPr>
+        <w:t>WordFile</w:t>
+      </w:r>
+      <w:proofErr w:type="spellEnd"/>
+      <w:r>
+        <w:rPr>
+          <w:b/>
+          <w:bCs/>
+        </w:rPr>
+        <w:t>, char (*</w:t>
+      </w:r>
+      <w:proofErr w:type="spellStart"/>
+      <w:r>
+        <w:rPr>
+          <w:b/>
+          <w:bCs/>
+        </w:rPr>
         <w:t>WordContents</w:t>
       </w:r>
       <w:proofErr w:type="spellEnd"/>
       <w:r>
-        <w:t xml:space="preserve">[], float (*Spacing)[], int </w:t>
+        <w:rPr>
+          <w:b/>
+          <w:bCs/>
+        </w:rPr>
+        <w:t>)[], int *</w:t>
       </w:r>
       <w:proofErr w:type="spellStart"/>
       <w:r>
-        <w:t>FontSize</w:t>
+        <w:rPr>
+          <w:b/>
+          <w:bCs/>
+        </w:rPr>
+        <w:t>startposition</w:t>
       </w:r>
       <w:proofErr w:type="spellEnd"/>
       <w:r>
+        <w:rPr>
+          <w:b/>
+          <w:bCs/>
+        </w:rPr>
         <w:t>);</w:t>
       </w:r>
     </w:p>
     <w:p>
       <w:r>
-        <w:t>Parameters:</w:t>
+        <w:t xml:space="preserve">The function reads the next word </w:t>
+      </w:r>
+      <w:r>
+        <w:t xml:space="preserve">and stores the characters of the word in an array which is used to send to the </w:t>
+      </w:r>
+      <w:proofErr w:type="spellStart"/>
+      <w:r>
+        <w:t>GCodeToRobot</w:t>
+      </w:r>
+      <w:proofErr w:type="spellEnd"/>
+      <w:r>
+        <w:t xml:space="preserve"> function. This ensures the </w:t>
+      </w:r>
+      <w:r>
+        <w:t>text is only processed 1 word at a time.</w:t>
       </w:r>
     </w:p>
     <w:p>
@@ -1454,311 +2293,67 @@
         <w:ind w:left="720"/>
       </w:pPr>
       <w:r>
-        <w:t xml:space="preserve">Letters </w:t>
-      </w:r>
-      <w:r>
-        <w:t xml:space="preserve">– Inputs the </w:t>
+        <w:t>FILE *</w:t>
       </w:r>
       <w:proofErr w:type="spellStart"/>
       <w:r>
-        <w:t>GCode</w:t>
+        <w:t>WordFile</w:t>
       </w:r>
       <w:proofErr w:type="spellEnd"/>
       <w:r>
-        <w:t xml:space="preserve"> for X and Y spacings </w:t>
-      </w:r>
-      <w:r>
-        <w:t>from</w:t>
-      </w:r>
-      <w:r>
         <w:t xml:space="preserve"> </w:t>
       </w:r>
+      <w:r>
+        <w:t xml:space="preserve">– inputs a pointer </w:t>
+      </w:r>
+      <w:r>
+        <w:t xml:space="preserve">to the Word </w:t>
+      </w:r>
+      <w:r>
+        <w:t>file</w:t>
+      </w:r>
+      <w:r>
+        <w:t xml:space="preserve"> with the text to be written which is used to find the characters in a given word</w:t>
+      </w:r>
+    </w:p>
+    <w:p>
+      <w:pPr>
+        <w:ind w:left="720"/>
+      </w:pPr>
+      <w:r>
+        <w:t>Character array *</w:t>
+      </w:r>
       <w:proofErr w:type="spellStart"/>
       <w:r>
-        <w:t>SingleStrokeFont</w:t>
+        <w:t>WordContents</w:t>
       </w:r>
       <w:proofErr w:type="spellEnd"/>
       <w:r>
-        <w:t xml:space="preserve"> to add to word spacings</w:t>
+        <w:t xml:space="preserve"> – inputs a pointer which is used to output the </w:t>
+      </w:r>
+      <w:r>
+        <w:t xml:space="preserve">characters in </w:t>
+      </w:r>
+      <w:r>
+        <w:t>1</w:t>
+      </w:r>
+      <w:r>
+        <w:t xml:space="preserve"> word , stored in an array which is used in the main program</w:t>
       </w:r>
     </w:p>
     <w:p>
       <w:pPr>
         <w:ind w:left="720"/>
       </w:pPr>
+      <w:r>
+        <w:t>Integer *</w:t>
+      </w:r>
       <w:proofErr w:type="spellStart"/>
       <w:r>
-        <w:t>WordContents</w:t>
-      </w:r>
-      <w:proofErr w:type="spellEnd"/>
-      <w:r>
-        <w:t xml:space="preserve"> – Inputs the contents of the current word</w:t>
-      </w:r>
-      <w:r>
-        <w:t xml:space="preserve"> which will be used</w:t>
-      </w:r>
-      <w:r>
-        <w:t xml:space="preserve"> to determine </w:t>
-      </w:r>
-      <w:r>
-        <w:t>if the word will fit on the current line written on</w:t>
-      </w:r>
-    </w:p>
-    <w:p>
-      <w:pPr>
-        <w:ind w:left="720"/>
-      </w:pPr>
-      <w:r>
-        <w:t>*Spacing – Inputs</w:t>
-      </w:r>
-      <w:r>
-        <w:t xml:space="preserve"> and outputs</w:t>
-      </w:r>
-      <w:r>
-        <w:t xml:space="preserve"> a pointer to the spacing array to </w:t>
-      </w:r>
-      <w:r>
-        <w:t>determine the new words initial spacing (based on last words final spacing) and output the new X and Y spacing.</w:t>
-      </w:r>
-    </w:p>
-    <w:p>
-      <w:pPr>
-        <w:ind w:left="720"/>
-      </w:pPr>
-      <w:proofErr w:type="spellStart"/>
-      <w:r>
-        <w:t>FontSize</w:t>
-      </w:r>
-      <w:proofErr w:type="spellEnd"/>
-      <w:r>
-        <w:t xml:space="preserve"> – inputs the font size to scale to </w:t>
-      </w:r>
-      <w:r>
-        <w:t>the words number amount to determine the size of the word to determine spacings.</w:t>
-      </w:r>
-    </w:p>
-    <w:p>
-      <w:pPr>
-        <w:ind w:left="720"/>
-      </w:pPr>
-      <w:r>
-        <w:t>Return value – returns 0 is successful, 1 if failed</w:t>
-      </w:r>
-    </w:p>
-    <w:p>
-      <w:pPr>
-        <w:ind w:left="720"/>
-      </w:pPr>
-    </w:p>
-    <w:p>
-      <w:r>
-        <w:t xml:space="preserve">int </w:t>
-      </w:r>
-      <w:proofErr w:type="spellStart"/>
-      <w:r>
-        <w:t>FormatAndScaleFontData</w:t>
-      </w:r>
-      <w:proofErr w:type="spellEnd"/>
-      <w:r>
-        <w:t>(FILE *</w:t>
-      </w:r>
-      <w:proofErr w:type="spellStart"/>
-      <w:r>
-        <w:t>SingleStrokeFont</w:t>
-      </w:r>
-      <w:proofErr w:type="spellEnd"/>
-      <w:r>
-        <w:t xml:space="preserve">, int </w:t>
-      </w:r>
-      <w:proofErr w:type="spellStart"/>
-      <w:r>
-        <w:t>FontSize</w:t>
-      </w:r>
-      <w:proofErr w:type="spellEnd"/>
-      <w:r>
-        <w:t xml:space="preserve">, </w:t>
-      </w:r>
-      <w:proofErr w:type="spellStart"/>
-      <w:r>
-        <w:t>CharacterFontData</w:t>
-      </w:r>
-      <w:proofErr w:type="spellEnd"/>
-      <w:r>
-        <w:t xml:space="preserve"> (*Letters)[]);</w:t>
-      </w:r>
-    </w:p>
-    <w:p>
-      <w:pPr>
-        <w:ind w:left="720"/>
-      </w:pPr>
-      <w:proofErr w:type="spellStart"/>
-      <w:r>
-        <w:t>SingleStrokeFont</w:t>
-      </w:r>
-      <w:proofErr w:type="spellEnd"/>
-      <w:r>
-        <w:t xml:space="preserve"> – inputs</w:t>
-      </w:r>
-      <w:r>
-        <w:t xml:space="preserve"> a pointer to</w:t>
-      </w:r>
-      <w:r>
-        <w:t xml:space="preserve"> the Font data to be stored in the Letters array </w:t>
-      </w:r>
-    </w:p>
-    <w:p>
-      <w:pPr>
-        <w:ind w:left="720"/>
-      </w:pPr>
-      <w:proofErr w:type="spellStart"/>
-      <w:r>
-        <w:t>FontSize</w:t>
-      </w:r>
-      <w:proofErr w:type="spellEnd"/>
-      <w:r>
-        <w:t xml:space="preserve"> – inputs the font size to scale the font data to apply the correct font size to all </w:t>
-      </w:r>
-      <w:proofErr w:type="spellStart"/>
-      <w:r>
-        <w:t>GCode</w:t>
-      </w:r>
-      <w:proofErr w:type="spellEnd"/>
-      <w:r>
-        <w:t xml:space="preserve"> which is stored in Letters[]</w:t>
-      </w:r>
-    </w:p>
-    <w:p>
-      <w:pPr>
-        <w:ind w:left="720"/>
-      </w:pPr>
-      <w:r>
-        <w:t xml:space="preserve">Letters – </w:t>
-      </w:r>
-      <w:r>
-        <w:t xml:space="preserve">inputs a pointer </w:t>
-      </w:r>
-      <w:r>
-        <w:t>which is used to output</w:t>
-      </w:r>
-      <w:r>
-        <w:t xml:space="preserve"> the</w:t>
-      </w:r>
-      <w:r>
-        <w:t xml:space="preserve"> stored</w:t>
-      </w:r>
-      <w:r>
-        <w:t xml:space="preserve"> and scaled </w:t>
-      </w:r>
-      <w:proofErr w:type="spellStart"/>
-      <w:r>
-        <w:t>GCode</w:t>
-      </w:r>
-      <w:proofErr w:type="spellEnd"/>
-      <w:r>
-        <w:t xml:space="preserve"> for the rest of the program to use</w:t>
-      </w:r>
-      <w:r>
-        <w:t>.</w:t>
-      </w:r>
-    </w:p>
-    <w:p>
-      <w:pPr>
-        <w:ind w:left="720"/>
-      </w:pPr>
-      <w:r>
-        <w:t>Return value – returns 0 is successful, 1 if failed</w:t>
-      </w:r>
-    </w:p>
-    <w:p>
-      <w:pPr>
-        <w:ind w:left="720"/>
-      </w:pPr>
-    </w:p>
-    <w:p>
-      <w:r>
-        <w:t xml:space="preserve">int </w:t>
-      </w:r>
-      <w:proofErr w:type="spellStart"/>
-      <w:r>
-        <w:t>ReadWord</w:t>
-      </w:r>
-      <w:proofErr w:type="spellEnd"/>
-      <w:r>
-        <w:t>(FILE *</w:t>
-      </w:r>
-      <w:proofErr w:type="spellStart"/>
-      <w:r>
-        <w:t>WordFile</w:t>
-      </w:r>
-      <w:proofErr w:type="spellEnd"/>
-      <w:r>
-        <w:t>, char (*</w:t>
-      </w:r>
-      <w:proofErr w:type="spellStart"/>
-      <w:r>
-        <w:t>WordContents</w:t>
-      </w:r>
-      <w:proofErr w:type="spellEnd"/>
-      <w:r>
-        <w:t>)[], int *</w:t>
-      </w:r>
-      <w:proofErr w:type="spellStart"/>
-      <w:r>
-        <w:t>startposition</w:t>
-      </w:r>
-      <w:proofErr w:type="spellEnd"/>
-      <w:r>
-        <w:t>);</w:t>
-      </w:r>
-    </w:p>
-    <w:p>
-      <w:pPr>
-        <w:ind w:left="720"/>
-      </w:pPr>
-      <w:proofErr w:type="spellStart"/>
-      <w:r>
-        <w:t>WordFile</w:t>
-      </w:r>
-      <w:proofErr w:type="spellEnd"/>
-      <w:r>
-        <w:t xml:space="preserve"> </w:t>
-      </w:r>
-      <w:r>
-        <w:t xml:space="preserve">– inputs a pointer </w:t>
-      </w:r>
-      <w:r>
-        <w:t>to the Word document with the text to be written which is used to find the characters in a given word</w:t>
-      </w:r>
-    </w:p>
-    <w:p>
-      <w:pPr>
-        <w:ind w:left="720"/>
-      </w:pPr>
-      <w:proofErr w:type="spellStart"/>
-      <w:r>
-        <w:t>WordContents</w:t>
-      </w:r>
-      <w:proofErr w:type="spellEnd"/>
-      <w:r>
-        <w:t xml:space="preserve"> – inputs a pointer which is used to output the </w:t>
-      </w:r>
-      <w:r>
-        <w:t xml:space="preserve">characters in </w:t>
-      </w:r>
-      <w:r>
-        <w:t>1</w:t>
-      </w:r>
-      <w:r>
-        <w:t xml:space="preserve"> word , stored in an array which is used in the main program</w:t>
-      </w:r>
-    </w:p>
-    <w:p>
-      <w:pPr>
-        <w:ind w:left="720"/>
-      </w:pPr>
-      <w:proofErr w:type="spellStart"/>
-      <w:r>
-        <w:t>Startposition</w:t>
+        <w:t>s</w:t>
+      </w:r>
+      <w:r>
+        <w:t>tartposition</w:t>
       </w:r>
       <w:proofErr w:type="spellEnd"/>
       <w:r>
@@ -2221,7 +2816,7 @@
                           <pic:cNvPicPr/>
                         </pic:nvPicPr>
                         <pic:blipFill>
-                          <a:blip r:embed="rId5"/>
+                          <a:blip r:embed="rId7"/>
                           <a:stretch>
                             <a:fillRect/>
                           </a:stretch>
@@ -2313,7 +2908,7 @@
                           <pic:cNvPicPr/>
                         </pic:nvPicPr>
                         <pic:blipFill>
-                          <a:blip r:embed="rId6"/>
+                          <a:blip r:embed="rId8"/>
                           <a:stretch>
                             <a:fillRect/>
                           </a:stretch>
@@ -2360,7 +2955,7 @@
                           <pic:cNvPicPr/>
                         </pic:nvPicPr>
                         <pic:blipFill>
-                          <a:blip r:embed="rId7"/>
+                          <a:blip r:embed="rId9"/>
                           <a:stretch>
                             <a:fillRect/>
                           </a:stretch>
@@ -2423,15 +3018,7 @@
           </w:tcPr>
           <w:p>
             <w:r>
-              <w:t xml:space="preserve">1. Correct </w:t>
-            </w:r>
-            <w:proofErr w:type="spellStart"/>
-            <w:r>
-              <w:t>GCode</w:t>
-            </w:r>
-            <w:proofErr w:type="spellEnd"/>
-            <w:r>
-              <w:t xml:space="preserve"> </w:t>
+              <w:t xml:space="preserve">1. Correct GCode </w:t>
             </w:r>
           </w:p>
           <w:p>
@@ -2502,15 +3089,7 @@
           </w:tcPr>
           <w:p>
             <w:r>
-              <w:t xml:space="preserve">1. Robot receives all data and “writes” the </w:t>
-            </w:r>
-            <w:proofErr w:type="spellStart"/>
-            <w:r>
-              <w:t>GCode</w:t>
-            </w:r>
-            <w:proofErr w:type="spellEnd"/>
-            <w:r>
-              <w:t xml:space="preserve"> in </w:t>
+              <w:t xml:space="preserve">1. Robot receives all data and “writes” the GCode in </w:t>
             </w:r>
             <w:proofErr w:type="spellStart"/>
             <w:r>
@@ -2689,8 +3268,133 @@
       </w:pPr>
     </w:lvl>
   </w:abstractNum>
+  <w:abstractNum w:abstractNumId="1" w15:restartNumberingAfterBreak="0">
+    <w:nsid w:val="78B101A9"/>
+    <w:multiLevelType w:val="hybridMultilevel"/>
+    <w:tmpl w:val="AB7E7070"/>
+    <w:lvl w:ilvl="0" w:tplc="08090001">
+      <w:start w:val="1"/>
+      <w:numFmt w:val="bullet"/>
+      <w:lvlText w:val=""/>
+      <w:lvlJc w:val="left"/>
+      <w:pPr>
+        <w:ind w:left="720" w:hanging="360"/>
+      </w:pPr>
+      <w:rPr>
+        <w:rFonts w:ascii="Symbol" w:hAnsi="Symbol" w:hint="default"/>
+      </w:rPr>
+    </w:lvl>
+    <w:lvl w:ilvl="1" w:tplc="08090003">
+      <w:start w:val="1"/>
+      <w:numFmt w:val="bullet"/>
+      <w:lvlText w:val="o"/>
+      <w:lvlJc w:val="left"/>
+      <w:pPr>
+        <w:ind w:left="1440" w:hanging="360"/>
+      </w:pPr>
+      <w:rPr>
+        <w:rFonts w:ascii="Courier New" w:hAnsi="Courier New" w:cs="Courier New" w:hint="default"/>
+      </w:rPr>
+    </w:lvl>
+    <w:lvl w:ilvl="2" w:tplc="08090005">
+      <w:start w:val="1"/>
+      <w:numFmt w:val="bullet"/>
+      <w:lvlText w:val=""/>
+      <w:lvlJc w:val="left"/>
+      <w:pPr>
+        <w:ind w:left="2160" w:hanging="360"/>
+      </w:pPr>
+      <w:rPr>
+        <w:rFonts w:ascii="Wingdings" w:hAnsi="Wingdings" w:hint="default"/>
+      </w:rPr>
+    </w:lvl>
+    <w:lvl w:ilvl="3" w:tplc="08090001">
+      <w:start w:val="1"/>
+      <w:numFmt w:val="bullet"/>
+      <w:lvlText w:val=""/>
+      <w:lvlJc w:val="left"/>
+      <w:pPr>
+        <w:ind w:left="2880" w:hanging="360"/>
+      </w:pPr>
+      <w:rPr>
+        <w:rFonts w:ascii="Symbol" w:hAnsi="Symbol" w:hint="default"/>
+      </w:rPr>
+    </w:lvl>
+    <w:lvl w:ilvl="4" w:tplc="08090003">
+      <w:start w:val="1"/>
+      <w:numFmt w:val="bullet"/>
+      <w:lvlText w:val="o"/>
+      <w:lvlJc w:val="left"/>
+      <w:pPr>
+        <w:ind w:left="3600" w:hanging="360"/>
+      </w:pPr>
+      <w:rPr>
+        <w:rFonts w:ascii="Courier New" w:hAnsi="Courier New" w:cs="Courier New" w:hint="default"/>
+      </w:rPr>
+    </w:lvl>
+    <w:lvl w:ilvl="5" w:tplc="08090005">
+      <w:start w:val="1"/>
+      <w:numFmt w:val="bullet"/>
+      <w:lvlText w:val=""/>
+      <w:lvlJc w:val="left"/>
+      <w:pPr>
+        <w:ind w:left="4320" w:hanging="360"/>
+      </w:pPr>
+      <w:rPr>
+        <w:rFonts w:ascii="Wingdings" w:hAnsi="Wingdings" w:hint="default"/>
+      </w:rPr>
+    </w:lvl>
+    <w:lvl w:ilvl="6" w:tplc="08090001">
+      <w:start w:val="1"/>
+      <w:numFmt w:val="bullet"/>
+      <w:lvlText w:val=""/>
+      <w:lvlJc w:val="left"/>
+      <w:pPr>
+        <w:ind w:left="5040" w:hanging="360"/>
+      </w:pPr>
+      <w:rPr>
+        <w:rFonts w:ascii="Symbol" w:hAnsi="Symbol" w:hint="default"/>
+      </w:rPr>
+    </w:lvl>
+    <w:lvl w:ilvl="7" w:tplc="08090003">
+      <w:start w:val="1"/>
+      <w:numFmt w:val="bullet"/>
+      <w:lvlText w:val="o"/>
+      <w:lvlJc w:val="left"/>
+      <w:pPr>
+        <w:ind w:left="5760" w:hanging="360"/>
+      </w:pPr>
+      <w:rPr>
+        <w:rFonts w:ascii="Courier New" w:hAnsi="Courier New" w:cs="Courier New" w:hint="default"/>
+      </w:rPr>
+    </w:lvl>
+    <w:lvl w:ilvl="8" w:tplc="08090005">
+      <w:start w:val="1"/>
+      <w:numFmt w:val="bullet"/>
+      <w:lvlText w:val=""/>
+      <w:lvlJc w:val="left"/>
+      <w:pPr>
+        <w:ind w:left="6480" w:hanging="360"/>
+      </w:pPr>
+      <w:rPr>
+        <w:rFonts w:ascii="Wingdings" w:hAnsi="Wingdings" w:hint="default"/>
+      </w:rPr>
+    </w:lvl>
+  </w:abstractNum>
   <w:num w:numId="1" w16cid:durableId="115100851">
     <w:abstractNumId w:val="0"/>
+  </w:num>
+  <w:num w:numId="2" w16cid:durableId="1793788280">
+    <w:abstractNumId w:val="1"/>
+    <w:lvlOverride w:ilvl="0"/>
+    <w:lvlOverride w:ilvl="1"/>
+    <w:lvlOverride w:ilvl="2"/>
+    <w:lvlOverride w:ilvl="3"/>
+    <w:lvlOverride w:ilvl="4"/>
+    <w:lvlOverride w:ilvl="5"/>
+    <w:lvlOverride w:ilvl="6"/>
+    <w:lvlOverride w:ilvl="7"/>
+    <w:lvlOverride w:ilvl="8"/>
   </w:num>
 </w:numbering>
 </file>
@@ -3748,6 +4452,19 @@
       <w:contextualSpacing/>
     </w:pPr>
   </w:style>
+  <w:style w:type="paragraph" w:styleId="NormalWeb">
+    <w:name w:val="Normal (Web)"/>
+    <w:basedOn w:val="Normal"/>
+    <w:uiPriority w:val="99"/>
+    <w:semiHidden/>
+    <w:unhideWhenUsed/>
+    <w:rsid w:val="004A5AC3"/>
+    <w:rPr>
+      <w:rFonts w:ascii="Times New Roman" w:hAnsi="Times New Roman" w:cs="Times New Roman"/>
+      <w:sz w:val="24"/>
+      <w:szCs w:val="24"/>
+    </w:rPr>
+  </w:style>
 </w:styles>
 </file>
 

--- a/SystemManual Ethan Blagdon.docx
+++ b/SystemManual Ethan Blagdon.docx
@@ -146,7 +146,16 @@
         </w:numPr>
       </w:pPr>
       <w:r>
-        <w:t>Scale the GCode data that will be sent to the robot with the font size (user inputted value/10)</w:t>
+        <w:t xml:space="preserve">Store the GCode data locally so it is all in memory, with each letter being able to be accessed separately using </w:t>
+      </w:r>
+      <w:r>
+        <w:t xml:space="preserve">a struct </w:t>
+      </w:r>
+      <w:r>
+        <w:t>with an array for each character</w:t>
+      </w:r>
+      <w:r>
+        <w:t>.</w:t>
       </w:r>
     </w:p>
     <w:p>
@@ -158,16 +167,7 @@
         </w:numPr>
       </w:pPr>
       <w:r>
-        <w:t xml:space="preserve">Store the GCode data locally so it is all in memory, with each letter being able to be accessed separately using </w:t>
-      </w:r>
-      <w:r>
-        <w:t xml:space="preserve">a struct </w:t>
-      </w:r>
-      <w:r>
-        <w:t>with an array for each character</w:t>
-      </w:r>
-      <w:r>
-        <w:t>.</w:t>
+        <w:t xml:space="preserve">Open a txt file containing the words to be written </w:t>
       </w:r>
     </w:p>
     <w:p>
@@ -179,7 +179,7 @@
         </w:numPr>
       </w:pPr>
       <w:r>
-        <w:t xml:space="preserve">Open a txt file containing the words to be written </w:t>
+        <w:t>Find how many word are in the document and read and store the first word</w:t>
       </w:r>
     </w:p>
     <w:p>
@@ -191,19 +191,15 @@
         </w:numPr>
       </w:pPr>
       <w:r>
-        <w:t>Find how many word are in the document and read and store the first word</w:t>
+        <w:t xml:space="preserve">Set the initial conditions for the robot (x=0 y=0 and pen up) and send them to the robot </w:t>
       </w:r>
     </w:p>
     <w:p>
       <w:pPr>
         <w:pStyle w:val="ListParagraph"/>
-        <w:numPr>
-          <w:ilvl w:val="0"/>
-          <w:numId w:val="1"/>
-        </w:numPr>
-      </w:pPr>
-      <w:r>
-        <w:t xml:space="preserve">Set the initial conditions for the robot (x=0 y=0 and pen up) and send them to the robot </w:t>
+      </w:pPr>
+      <w:r>
+        <w:t>(From now on whenever a character is accessed it is scaled by the font size / 18)</w:t>
       </w:r>
     </w:p>
     <w:p>
@@ -593,13 +589,21 @@
         <w:t xml:space="preserve">This file contains the function </w:t>
       </w:r>
       <w:r>
-        <w:t>to store and format the font by applying the font size to each lin</w:t>
-      </w:r>
-      <w:r>
-        <w:t>e</w:t>
-      </w:r>
-      <w:r>
-        <w:t xml:space="preserve"> of GCode. This is stored in a struct with each letter having its own array</w:t>
+        <w:t>to store the font</w:t>
+      </w:r>
+      <w:r>
+        <w:t xml:space="preserve"> locally within the </w:t>
+      </w:r>
+      <w:proofErr w:type="spellStart"/>
+      <w:r>
+        <w:t>arduino</w:t>
+      </w:r>
+      <w:proofErr w:type="spellEnd"/>
+      <w:r>
+        <w:t xml:space="preserve">. </w:t>
+      </w:r>
+      <w:r>
+        <w:t>This is stored in a struct with each letter having its own array</w:t>
       </w:r>
       <w:r>
         <w:t>.</w:t>
@@ -977,7 +981,10 @@
           </w:tcPr>
           <w:p>
             <w:r>
-              <w:t>Float array</w:t>
+              <w:t>integer</w:t>
+            </w:r>
+            <w:r>
+              <w:t xml:space="preserve"> array</w:t>
             </w:r>
           </w:p>
         </w:tc>
@@ -1647,157 +1654,15 @@
           <w:b/>
           <w:bCs/>
         </w:rPr>
-        <w:t>, float Spacing[], char buffer[]);</w:t>
-      </w:r>
-    </w:p>
-    <w:p>
-      <w:r>
-        <w:t>The Function takes in the ascii</w:t>
-      </w:r>
-      <w:r>
-        <w:t xml:space="preserve"> </w:t>
-      </w:r>
-      <w:r>
-        <w:t xml:space="preserve">Value for the letter it has to write and converts the </w:t>
-      </w:r>
-      <w:r>
-        <w:t>character</w:t>
-      </w:r>
-      <w:r>
-        <w:t xml:space="preserve"> to GCode using </w:t>
-      </w:r>
-      <w:r>
-        <w:t>the letters struct, then sends all the lines of GCode to the robot through the buffer functio</w:t>
-      </w:r>
-      <w:r>
-        <w:t>n</w:t>
-      </w:r>
-      <w:r>
-        <w:t>.</w:t>
-      </w:r>
-    </w:p>
-    <w:p>
-      <w:r>
-        <w:t>Parameters:</w:t>
-      </w:r>
-    </w:p>
-    <w:p>
-      <w:pPr>
-        <w:ind w:left="720"/>
-      </w:pPr>
-      <w:r>
-        <w:t xml:space="preserve">Struct </w:t>
-      </w:r>
-      <w:proofErr w:type="spellStart"/>
-      <w:r>
-        <w:t>CharacterFontData</w:t>
-      </w:r>
-      <w:proofErr w:type="spellEnd"/>
-      <w:r>
-        <w:t xml:space="preserve"> (*Letters)[]</w:t>
-      </w:r>
-      <w:r>
-        <w:t xml:space="preserve">– Inputs a pointer to the </w:t>
-      </w:r>
-      <w:proofErr w:type="spellStart"/>
-      <w:r>
-        <w:t>FontData</w:t>
-      </w:r>
-      <w:proofErr w:type="spellEnd"/>
-      <w:r>
-        <w:t xml:space="preserve"> struct with </w:t>
-      </w:r>
-      <w:r>
-        <w:t>all the GCode for characters in to use to send to the robot</w:t>
-      </w:r>
-    </w:p>
-    <w:p>
-      <w:pPr>
-        <w:ind w:left="720"/>
-      </w:pPr>
-      <w:r>
-        <w:t xml:space="preserve">Integer </w:t>
-      </w:r>
-      <w:proofErr w:type="spellStart"/>
-      <w:r>
-        <w:t>asciiValue</w:t>
-      </w:r>
-      <w:proofErr w:type="spellEnd"/>
-      <w:r>
-        <w:t xml:space="preserve"> – inputs the </w:t>
-      </w:r>
-      <w:r>
-        <w:t xml:space="preserve">ascii value of the character to be sent to eth robot which </w:t>
-      </w:r>
-      <w:proofErr w:type="spellStart"/>
-      <w:r>
-        <w:t>wil</w:t>
-      </w:r>
-      <w:proofErr w:type="spellEnd"/>
-      <w:r>
-        <w:t xml:space="preserve"> be used to find the GCode in Letters</w:t>
-      </w:r>
-    </w:p>
-    <w:p>
-      <w:pPr>
-        <w:ind w:left="720"/>
-      </w:pPr>
-      <w:r>
-        <w:t xml:space="preserve">Float array </w:t>
-      </w:r>
-      <w:r>
-        <w:t>Spacing</w:t>
-      </w:r>
-      <w:r>
-        <w:t>[]</w:t>
-      </w:r>
-      <w:r>
-        <w:t xml:space="preserve"> </w:t>
-      </w:r>
-      <w:r>
-        <w:t>–</w:t>
-      </w:r>
-      <w:r>
-        <w:t xml:space="preserve"> </w:t>
-      </w:r>
-      <w:r>
-        <w:t xml:space="preserve">inputs the Spacings for the character to be printed so it is placed after </w:t>
-      </w:r>
-      <w:r>
-        <w:t>the last character, or if a new word a space between the last word</w:t>
-      </w:r>
-    </w:p>
-    <w:p>
-      <w:pPr>
-        <w:ind w:left="720"/>
-      </w:pPr>
-      <w:r>
-        <w:t xml:space="preserve">Function </w:t>
-      </w:r>
-      <w:r>
-        <w:t>Buffer[] – output function to send the GCode to the Robot via serial</w:t>
-      </w:r>
-    </w:p>
-    <w:p>
-      <w:pPr>
-        <w:ind w:left="720"/>
-      </w:pPr>
-      <w:r>
-        <w:t>Return value – returns 0 is successful, 1 if failed</w:t>
-      </w:r>
-    </w:p>
-    <w:p>
-      <w:r>
-        <w:tab/>
-      </w:r>
-    </w:p>
-    <w:p>
-      <w:pPr>
+        <w:t>, float Spacing[], char buffer[]</w:t>
+      </w:r>
+      <w:r>
         <w:rPr>
           <w:b/>
           <w:bCs/>
         </w:rPr>
-      </w:pPr>
+        <w:t xml:space="preserve">, </w:t>
+      </w:r>
       <w:r>
         <w:rPr>
           <w:b/>
@@ -1811,7 +1676,7 @@
           <w:b/>
           <w:bCs/>
         </w:rPr>
-        <w:t>FindWordSpacing</w:t>
+        <w:t>FontSize</w:t>
       </w:r>
       <w:proofErr w:type="spellEnd"/>
       <w:r>
@@ -1819,23 +1684,182 @@
           <w:b/>
           <w:bCs/>
         </w:rPr>
-        <w:t>(</w:t>
+        <w:t>);</w:t>
+      </w:r>
+    </w:p>
+    <w:p>
+      <w:r>
+        <w:t>The Function takes in the ascii</w:t>
+      </w:r>
+      <w:r>
+        <w:t xml:space="preserve"> </w:t>
+      </w:r>
+      <w:r>
+        <w:t xml:space="preserve">Value for the letter it has to write and converts the </w:t>
+      </w:r>
+      <w:r>
+        <w:t>character</w:t>
+      </w:r>
+      <w:r>
+        <w:t xml:space="preserve"> to GCode using </w:t>
+      </w:r>
+      <w:r>
+        <w:t>the letters struct, then sends all the lines of GCode to the robot through the buffer functio</w:t>
+      </w:r>
+      <w:r>
+        <w:t>n</w:t>
+      </w:r>
+      <w:r>
+        <w:t>.</w:t>
+      </w:r>
+    </w:p>
+    <w:p>
+      <w:r>
+        <w:t>Parameters:</w:t>
+      </w:r>
+    </w:p>
+    <w:p>
+      <w:pPr>
+        <w:ind w:left="720"/>
+      </w:pPr>
+      <w:r>
+        <w:t xml:space="preserve">Struct </w:t>
       </w:r>
       <w:proofErr w:type="spellStart"/>
       <w:r>
+        <w:t>CharacterFontData</w:t>
+      </w:r>
+      <w:proofErr w:type="spellEnd"/>
+      <w:r>
+        <w:t xml:space="preserve"> (*Letters)[]</w:t>
+      </w:r>
+      <w:r>
+        <w:t xml:space="preserve">– Inputs a pointer to the </w:t>
+      </w:r>
+      <w:proofErr w:type="spellStart"/>
+      <w:r>
+        <w:t>FontData</w:t>
+      </w:r>
+      <w:proofErr w:type="spellEnd"/>
+      <w:r>
+        <w:t xml:space="preserve"> struct with </w:t>
+      </w:r>
+      <w:r>
+        <w:t>all the GCode for characters in to use to send to the robot</w:t>
+      </w:r>
+    </w:p>
+    <w:p>
+      <w:pPr>
+        <w:ind w:left="720"/>
+      </w:pPr>
+      <w:r>
+        <w:t xml:space="preserve">Integer </w:t>
+      </w:r>
+      <w:proofErr w:type="spellStart"/>
+      <w:r>
+        <w:t>asciiValue</w:t>
+      </w:r>
+      <w:proofErr w:type="spellEnd"/>
+      <w:r>
+        <w:t xml:space="preserve"> – inputs the </w:t>
+      </w:r>
+      <w:r>
+        <w:t xml:space="preserve">ascii value of the character to be sent to eth robot which </w:t>
+      </w:r>
+      <w:proofErr w:type="spellStart"/>
+      <w:r>
+        <w:t>wil</w:t>
+      </w:r>
+      <w:proofErr w:type="spellEnd"/>
+      <w:r>
+        <w:t xml:space="preserve"> be used to find the GCode in Letters</w:t>
+      </w:r>
+    </w:p>
+    <w:p>
+      <w:pPr>
+        <w:ind w:left="720"/>
+      </w:pPr>
+      <w:r>
+        <w:t xml:space="preserve">Float array </w:t>
+      </w:r>
+      <w:r>
+        <w:t>Spacing</w:t>
+      </w:r>
+      <w:r>
+        <w:t>[]</w:t>
+      </w:r>
+      <w:r>
+        <w:t xml:space="preserve"> </w:t>
+      </w:r>
+      <w:r>
+        <w:t>–</w:t>
+      </w:r>
+      <w:r>
+        <w:t xml:space="preserve"> </w:t>
+      </w:r>
+      <w:r>
+        <w:t xml:space="preserve">inputs the Spacings for the character to be printed so it is placed after </w:t>
+      </w:r>
+      <w:r>
+        <w:t>the last character, or if a new word a space between the last word</w:t>
+      </w:r>
+    </w:p>
+    <w:p>
+      <w:pPr>
+        <w:ind w:left="720"/>
+      </w:pPr>
+      <w:r>
+        <w:t xml:space="preserve">Int </w:t>
+      </w:r>
+      <w:proofErr w:type="spellStart"/>
+      <w:r>
+        <w:t>FontSize</w:t>
+      </w:r>
+      <w:proofErr w:type="spellEnd"/>
+      <w:r>
+        <w:t xml:space="preserve"> – inputs the font size which will be applied to the </w:t>
+      </w:r>
+      <w:r>
+        <w:t>GCode before being sent off</w:t>
+      </w:r>
+    </w:p>
+    <w:p>
+      <w:pPr>
+        <w:ind w:left="720"/>
+      </w:pPr>
+      <w:r>
+        <w:t xml:space="preserve">Function </w:t>
+      </w:r>
+      <w:r>
+        <w:t>Buffer[] – output function to send the GCode to the Robot via serial</w:t>
+      </w:r>
+    </w:p>
+    <w:p>
+      <w:pPr>
+        <w:ind w:left="720"/>
+      </w:pPr>
+      <w:r>
+        <w:t>Return value – returns 0 is successful, 1 if failed</w:t>
+      </w:r>
+    </w:p>
+    <w:p>
+      <w:r>
+        <w:tab/>
+      </w:r>
+    </w:p>
+    <w:p>
+      <w:pPr>
         <w:rPr>
           <w:b/>
           <w:bCs/>
         </w:rPr>
-        <w:t>CharacterFontData</w:t>
-      </w:r>
-      <w:proofErr w:type="spellEnd"/>
+      </w:pPr>
       <w:r>
         <w:rPr>
           <w:b/>
           <w:bCs/>
         </w:rPr>
-        <w:t xml:space="preserve"> (*Letters)[], char </w:t>
+        <w:t xml:space="preserve">int </w:t>
       </w:r>
       <w:proofErr w:type="spellStart"/>
       <w:r>
@@ -1843,7 +1867,7 @@
           <w:b/>
           <w:bCs/>
         </w:rPr>
-        <w:t>WordContents</w:t>
+        <w:t>FindWordSpacing</w:t>
       </w:r>
       <w:proofErr w:type="spellEnd"/>
       <w:r>
@@ -1851,7 +1875,7 @@
           <w:b/>
           <w:bCs/>
         </w:rPr>
-        <w:t xml:space="preserve">[], float (*Spacing)[], int </w:t>
+        <w:t>(</w:t>
       </w:r>
       <w:proofErr w:type="spellStart"/>
       <w:r>
@@ -1859,7 +1883,7 @@
           <w:b/>
           <w:bCs/>
         </w:rPr>
-        <w:t>FontSize</w:t>
+        <w:t>CharacterFontData</w:t>
       </w:r>
       <w:proofErr w:type="spellEnd"/>
       <w:r>
@@ -1867,160 +1891,192 @@
           <w:b/>
           <w:bCs/>
         </w:rPr>
-        <w:t>);</w:t>
-      </w:r>
-    </w:p>
-    <w:p>
-      <w:r>
-        <w:t xml:space="preserve">The function finds the </w:t>
-      </w:r>
-      <w:r>
-        <w:t xml:space="preserve">spacings required for the start of each word to then apply to the characters of the next word, taking into account the </w:t>
-      </w:r>
-      <w:r>
-        <w:t>length of the word, position of the last word and the space between words</w:t>
-      </w:r>
-    </w:p>
-    <w:p>
-      <w:r>
-        <w:t>Parameters:</w:t>
-      </w:r>
-    </w:p>
-    <w:p>
-      <w:pPr>
-        <w:ind w:left="720"/>
-      </w:pPr>
-      <w:r>
-        <w:t xml:space="preserve">Letters </w:t>
-      </w:r>
-      <w:r>
-        <w:t xml:space="preserve">– Inputs the </w:t>
-      </w:r>
-      <w:r>
-        <w:t xml:space="preserve">GCode for X and Y spacings </w:t>
-      </w:r>
-      <w:r>
-        <w:t>from</w:t>
-      </w:r>
-      <w:r>
-        <w:t xml:space="preserve"> </w:t>
+        <w:t xml:space="preserve"> (*Letters)[], char </w:t>
       </w:r>
       <w:proofErr w:type="spellStart"/>
       <w:r>
-        <w:t>SingleStrokeFont</w:t>
-      </w:r>
-      <w:proofErr w:type="spellEnd"/>
-      <w:r>
-        <w:t xml:space="preserve"> to add to word spacings</w:t>
-      </w:r>
-    </w:p>
-    <w:p>
-      <w:pPr>
-        <w:ind w:left="720"/>
-      </w:pPr>
-      <w:r>
-        <w:t xml:space="preserve">Struct </w:t>
-      </w:r>
-      <w:proofErr w:type="spellStart"/>
-      <w:r>
-        <w:t>CharacterFontData</w:t>
-      </w:r>
-      <w:proofErr w:type="spellEnd"/>
-      <w:r>
-        <w:t xml:space="preserve"> (*Letters)[]</w:t>
-      </w:r>
-      <w:r>
-        <w:t xml:space="preserve"> – Inputs the contents of the current word</w:t>
-      </w:r>
-      <w:r>
-        <w:t xml:space="preserve"> which will be used</w:t>
-      </w:r>
-      <w:r>
-        <w:t xml:space="preserve"> to determine </w:t>
-      </w:r>
-      <w:r>
-        <w:t>if the word will fit on the current line written on</w:t>
-      </w:r>
-    </w:p>
-    <w:p>
-      <w:pPr>
-        <w:ind w:left="720"/>
-      </w:pPr>
-      <w:r>
-        <w:t xml:space="preserve">Character array </w:t>
-      </w:r>
-      <w:r>
-        <w:t>*Spacing – Inputs</w:t>
-      </w:r>
-      <w:r>
-        <w:t xml:space="preserve"> and outputs</w:t>
-      </w:r>
-      <w:r>
-        <w:t xml:space="preserve"> a pointer to the spacing array to </w:t>
-      </w:r>
-      <w:r>
-        <w:t>determine the new words initial spacing (based on last words final spacing) and output the new X and Y spacing.</w:t>
-      </w:r>
-    </w:p>
-    <w:p>
-      <w:pPr>
-        <w:ind w:left="720"/>
-      </w:pPr>
-      <w:r>
-        <w:t xml:space="preserve">Integer </w:t>
-      </w:r>
-      <w:proofErr w:type="spellStart"/>
-      <w:r>
-        <w:t>FontSize</w:t>
-      </w:r>
-      <w:proofErr w:type="spellEnd"/>
-      <w:r>
-        <w:t xml:space="preserve"> – inputs the font size to scale to </w:t>
-      </w:r>
-      <w:r>
-        <w:t>the words number amount to determine the size of the word to determine spacings.</w:t>
-      </w:r>
-    </w:p>
-    <w:p>
-      <w:pPr>
-        <w:ind w:left="720"/>
-      </w:pPr>
-      <w:r>
-        <w:t>Return value – returns 0 is successful, 1 if failed</w:t>
-      </w:r>
-    </w:p>
-    <w:p>
-      <w:pPr>
-        <w:ind w:left="720"/>
-      </w:pPr>
-    </w:p>
-    <w:p>
-      <w:pPr>
         <w:rPr>
           <w:b/>
           <w:bCs/>
         </w:rPr>
-      </w:pPr>
+        <w:t>WordContents</w:t>
+      </w:r>
+      <w:proofErr w:type="spellEnd"/>
       <w:r>
         <w:rPr>
           <w:b/>
           <w:bCs/>
         </w:rPr>
-        <w:br w:type="page"/>
-      </w:r>
-    </w:p>
-    <w:p>
-      <w:pPr>
+        <w:t xml:space="preserve">[], float (*Spacing)[], int </w:t>
+      </w:r>
+      <w:proofErr w:type="spellStart"/>
+      <w:r>
         <w:rPr>
           <w:b/>
           <w:bCs/>
         </w:rPr>
-      </w:pPr>
+        <w:t>FontSize</w:t>
+      </w:r>
+      <w:proofErr w:type="spellEnd"/>
       <w:r>
         <w:rPr>
           <w:b/>
           <w:bCs/>
         </w:rPr>
+        <w:t>);</w:t>
+      </w:r>
+    </w:p>
+    <w:p>
+      <w:r>
+        <w:t xml:space="preserve">The function finds the </w:t>
+      </w:r>
+      <w:r>
+        <w:t xml:space="preserve">spacings required for the start of each word to then apply to the characters of the next word, taking into account the </w:t>
+      </w:r>
+      <w:r>
+        <w:t>length of the word, position of the last word and the space between words</w:t>
+      </w:r>
+    </w:p>
+    <w:p>
+      <w:r>
+        <w:t>Parameters:</w:t>
+      </w:r>
+    </w:p>
+    <w:p>
+      <w:pPr>
+        <w:ind w:left="720"/>
+      </w:pPr>
+      <w:r>
+        <w:t xml:space="preserve">Letters </w:t>
+      </w:r>
+      <w:r>
+        <w:t xml:space="preserve">– Inputs the </w:t>
+      </w:r>
+      <w:r>
+        <w:t xml:space="preserve">GCode for X and Y spacings </w:t>
+      </w:r>
+      <w:r>
+        <w:t>from</w:t>
+      </w:r>
+      <w:r>
+        <w:t xml:space="preserve"> </w:t>
+      </w:r>
+      <w:proofErr w:type="spellStart"/>
+      <w:r>
+        <w:t>SingleStrokeFont</w:t>
+      </w:r>
+      <w:proofErr w:type="spellEnd"/>
+      <w:r>
+        <w:t xml:space="preserve"> to add to word spacings</w:t>
+      </w:r>
+    </w:p>
+    <w:p>
+      <w:pPr>
+        <w:ind w:left="720"/>
+      </w:pPr>
+      <w:r>
+        <w:t xml:space="preserve">Struct </w:t>
+      </w:r>
+      <w:proofErr w:type="spellStart"/>
+      <w:r>
+        <w:t>CharacterFontData</w:t>
+      </w:r>
+      <w:proofErr w:type="spellEnd"/>
+      <w:r>
+        <w:t xml:space="preserve"> (*Letters)[]</w:t>
+      </w:r>
+      <w:r>
+        <w:t xml:space="preserve"> – Inputs the contents of the current word</w:t>
+      </w:r>
+      <w:r>
+        <w:t xml:space="preserve"> which will be used</w:t>
+      </w:r>
+      <w:r>
+        <w:t xml:space="preserve"> to determine </w:t>
+      </w:r>
+      <w:r>
+        <w:t>if the word will fit on the current line written on</w:t>
+      </w:r>
+    </w:p>
+    <w:p>
+      <w:pPr>
+        <w:ind w:left="720"/>
+      </w:pPr>
+      <w:r>
+        <w:t xml:space="preserve">Character array </w:t>
+      </w:r>
+      <w:r>
+        <w:t>*Spacing – Inputs</w:t>
+      </w:r>
+      <w:r>
+        <w:t xml:space="preserve"> and outputs</w:t>
+      </w:r>
+      <w:r>
+        <w:t xml:space="preserve"> a pointer to the spacing array to </w:t>
+      </w:r>
+      <w:r>
+        <w:t>determine the new words initial spacing (based on last words final spacing) and output the new X and Y spacing.</w:t>
+      </w:r>
+    </w:p>
+    <w:p>
+      <w:pPr>
+        <w:ind w:left="720"/>
+      </w:pPr>
+      <w:r>
+        <w:t xml:space="preserve">Integer </w:t>
+      </w:r>
+      <w:proofErr w:type="spellStart"/>
+      <w:r>
+        <w:t>FontSize</w:t>
+      </w:r>
+      <w:proofErr w:type="spellEnd"/>
+      <w:r>
+        <w:t xml:space="preserve"> – inputs the font size to scale to </w:t>
+      </w:r>
+      <w:r>
+        <w:t>the words number amount to determine the size of the word to determine spacings.</w:t>
+      </w:r>
+    </w:p>
+    <w:p>
+      <w:pPr>
+        <w:ind w:left="720"/>
+      </w:pPr>
+      <w:r>
+        <w:t>Return value – returns 0 is successful, 1 if failed</w:t>
+      </w:r>
+    </w:p>
+    <w:p>
+      <w:pPr>
+        <w:ind w:left="720"/>
+      </w:pPr>
+    </w:p>
+    <w:p>
+      <w:pPr>
+        <w:rPr>
+          <w:b/>
+          <w:bCs/>
+        </w:rPr>
+      </w:pPr>
+      <w:r>
+        <w:rPr>
+          <w:b/>
+          <w:bCs/>
+        </w:rPr>
+        <w:br w:type="page"/>
+      </w:r>
+    </w:p>
+    <w:p>
+      <w:pPr>
+        <w:rPr>
+          <w:b/>
+          <w:bCs/>
+        </w:rPr>
+      </w:pPr>
+      <w:r>
+        <w:rPr>
+          <w:b/>
+          <w:bCs/>
+        </w:rPr>
         <w:lastRenderedPageBreak/>
         <w:t xml:space="preserve">int </w:t>
       </w:r>
@@ -2054,7 +2110,7 @@
           <w:b/>
           <w:bCs/>
         </w:rPr>
-        <w:t xml:space="preserve">, int </w:t>
+        <w:t xml:space="preserve">, </w:t>
       </w:r>
       <w:proofErr w:type="spellStart"/>
       <w:r>
@@ -2062,7 +2118,7 @@
           <w:b/>
           <w:bCs/>
         </w:rPr>
-        <w:t>FontSize</w:t>
+        <w:t>CharacterFontData</w:t>
       </w:r>
       <w:proofErr w:type="spellEnd"/>
       <w:r>
@@ -2070,46 +2126,30 @@
           <w:b/>
           <w:bCs/>
         </w:rPr>
-        <w:t xml:space="preserve">, </w:t>
+        <w:t xml:space="preserve"> (*Letters)[]);</w:t>
+      </w:r>
+    </w:p>
+    <w:p>
+      <w:r>
+        <w:t xml:space="preserve">The Function formats and scales the font data from the txt file to a struct, with the font size applied. Each </w:t>
+      </w:r>
+      <w:r>
+        <w:t>character has its own array which stores its x y and p positions for each step of GCode.</w:t>
+      </w:r>
+    </w:p>
+    <w:p>
+      <w:pPr>
+        <w:ind w:left="720"/>
+      </w:pPr>
+      <w:r>
+        <w:t>File *</w:t>
       </w:r>
       <w:proofErr w:type="spellStart"/>
       <w:r>
-        <w:rPr>
-          <w:b/>
-          <w:bCs/>
-        </w:rPr>
-        <w:t>CharacterFontData</w:t>
+        <w:t>SingleStrokeFont</w:t>
       </w:r>
       <w:proofErr w:type="spellEnd"/>
       <w:r>
-        <w:rPr>
-          <w:b/>
-          <w:bCs/>
-        </w:rPr>
-        <w:t xml:space="preserve"> (*Letters)[]);</w:t>
-      </w:r>
-    </w:p>
-    <w:p>
-      <w:r>
-        <w:t xml:space="preserve">The Function formats and scales the font data from the txt file to a struct, with the font size applied. Each </w:t>
-      </w:r>
-      <w:r>
-        <w:t>character has its own array which stores its x y and p positions for each step of GCode.</w:t>
-      </w:r>
-    </w:p>
-    <w:p>
-      <w:pPr>
-        <w:ind w:left="720"/>
-      </w:pPr>
-      <w:r>
-        <w:t>File *</w:t>
-      </w:r>
-      <w:proofErr w:type="spellStart"/>
-      <w:r>
-        <w:t>SingleStrokeFont</w:t>
-      </w:r>
-      <w:proofErr w:type="spellEnd"/>
-      <w:r>
         <w:t xml:space="preserve"> – inputs</w:t>
       </w:r>
       <w:r>
@@ -2117,25 +2157,6 @@
       </w:r>
       <w:r>
         <w:t xml:space="preserve"> the Font data to be stored in the Letters array </w:t>
-      </w:r>
-    </w:p>
-    <w:p>
-      <w:pPr>
-        <w:ind w:left="720"/>
-      </w:pPr>
-      <w:r>
-        <w:t xml:space="preserve">Integer </w:t>
-      </w:r>
-      <w:proofErr w:type="spellStart"/>
-      <w:r>
-        <w:t>FontSize</w:t>
-      </w:r>
-      <w:proofErr w:type="spellEnd"/>
-      <w:r>
-        <w:t xml:space="preserve"> – inputs the font size to scale the font data to apply the correct font size to all GCode</w:t>
-      </w:r>
-      <w:r>
-        <w:t xml:space="preserve"> which is stored in Letters[]</w:t>
       </w:r>
     </w:p>
     <w:p>

--- a/SystemManual Ethan Blagdon.docx
+++ b/SystemManual Ethan Blagdon.docx
@@ -211,15 +211,7 @@
         </w:numPr>
       </w:pPr>
       <w:r>
-        <w:t xml:space="preserve">For each word, The x and y starting positions determined (if the word length + current words in line are greater than the maximum x space on page a new line is made and the word starts on the new line (change in y)) (x position is then determined as if </w:t>
-      </w:r>
-      <w:proofErr w:type="spellStart"/>
-      <w:r>
-        <w:t>its</w:t>
-      </w:r>
-      <w:proofErr w:type="spellEnd"/>
-      <w:r>
-        <w:t xml:space="preserve"> on a new line it is 0 and if its carrying on from the last word it is the ending x point of the last word plus a gap)</w:t>
+        <w:t>For each word, The x and y starting positions determined (if the word length + current words in line are greater than the maximum x space on page a new line is made and the word starts on the new line (change in y)) (x position is then determined as if its on a new line it is 0 and if its carrying on from the last word it is the ending x point of the last word plus a gap)</w:t>
       </w:r>
     </w:p>
     <w:p>
@@ -239,15 +231,7 @@
         <w:t xml:space="preserve">a. The character is read </w:t>
       </w:r>
       <w:r>
-        <w:t xml:space="preserve">and the </w:t>
-      </w:r>
-      <w:proofErr w:type="spellStart"/>
-      <w:r>
-        <w:t>Gcode</w:t>
-      </w:r>
-      <w:proofErr w:type="spellEnd"/>
-      <w:r>
-        <w:t xml:space="preserve"> in Letters[] for the character is found</w:t>
+        <w:t>and the Gcode in Letters[] for the character is found</w:t>
       </w:r>
     </w:p>
     <w:p>
@@ -256,15 +240,7 @@
         <w:ind w:left="2160"/>
       </w:pPr>
       <w:r>
-        <w:t xml:space="preserve">b. From the x and y starting point the </w:t>
-      </w:r>
-      <w:proofErr w:type="spellStart"/>
-      <w:r>
-        <w:t>Gcode</w:t>
-      </w:r>
-      <w:proofErr w:type="spellEnd"/>
-      <w:r>
-        <w:t xml:space="preserve"> is loaded in from the file and the x and y starting positions are added to all lines of the code for that character.</w:t>
+        <w:t>b. From the x and y starting point the Gcode is loaded in from the file and the x and y starting positions are added to all lines of the code for that character.</w:t>
       </w:r>
     </w:p>
     <w:p>
@@ -276,15 +252,7 @@
         <w:t xml:space="preserve">c. </w:t>
       </w:r>
       <w:r>
-        <w:t xml:space="preserve">for the number of rows of </w:t>
-      </w:r>
-      <w:proofErr w:type="spellStart"/>
-      <w:r>
-        <w:t>Gcode</w:t>
-      </w:r>
-      <w:proofErr w:type="spellEnd"/>
-      <w:r>
-        <w:t xml:space="preserve"> for the letter t</w:t>
+        <w:t>for the number of rows of Gcode for the letter t</w:t>
       </w:r>
       <w:r>
         <w:t>he GCode is sent line by line with X Y and P positions</w:t>
@@ -307,15 +275,7 @@
         <w:ind w:left="1440"/>
       </w:pPr>
       <w:r>
-        <w:t xml:space="preserve">After all letters in the word are complete, The next Word is then read from the txt file and saved in separate columns of an array  </w:t>
-      </w:r>
-      <w:proofErr w:type="spellStart"/>
-      <w:r>
-        <w:t>WordContents</w:t>
-      </w:r>
-      <w:proofErr w:type="spellEnd"/>
-      <w:r>
-        <w:t>().</w:t>
+        <w:t>After all letters in the word are complete, The next Word is then read from the txt file and saved in separate columns of an array  WordContents().</w:t>
       </w:r>
     </w:p>
     <w:p>
@@ -504,13 +464,8 @@
       </w:r>
     </w:p>
     <w:p>
-      <w:proofErr w:type="spellStart"/>
-      <w:r>
-        <w:t>CharacterToGCode.c</w:t>
-      </w:r>
-      <w:proofErr w:type="spellEnd"/>
-      <w:r>
-        <w:t xml:space="preserve"> and .h</w:t>
+      <w:r>
+        <w:t>CharacterToGCode.c and .h</w:t>
       </w:r>
     </w:p>
     <w:p>
@@ -521,64 +476,27 @@
         <w:t xml:space="preserve">This file contains 3 functions which </w:t>
       </w:r>
       <w:r>
-        <w:t xml:space="preserve">are used to alter or send GCode lines. It has the function </w:t>
-      </w:r>
-      <w:proofErr w:type="spellStart"/>
-      <w:r>
-        <w:t>FindWordSpacing</w:t>
-      </w:r>
-      <w:proofErr w:type="spellEnd"/>
-      <w:r>
-        <w:t xml:space="preserve"> which finds characters spacings </w:t>
-      </w:r>
-      <w:r>
-        <w:t xml:space="preserve">too apply to GCode, </w:t>
-      </w:r>
-      <w:proofErr w:type="spellStart"/>
-      <w:r>
-        <w:t>GCodeToRobot</w:t>
-      </w:r>
-      <w:proofErr w:type="spellEnd"/>
-      <w:r>
-        <w:t xml:space="preserve"> which sends the GCode stored in the letters arrays </w:t>
-      </w:r>
-      <w:r>
-        <w:t xml:space="preserve">to the </w:t>
-      </w:r>
-      <w:proofErr w:type="spellStart"/>
-      <w:r>
-        <w:t>sendcommands</w:t>
-      </w:r>
-      <w:proofErr w:type="spellEnd"/>
-      <w:r>
-        <w:t xml:space="preserve"> function</w:t>
+        <w:t xml:space="preserve">are used to alter or send GCode lines. It has the function FindWordSpacing which finds characters spacings </w:t>
+      </w:r>
+      <w:r>
+        <w:t xml:space="preserve">too apply to GCode, GCodeToRobot which sends the GCode stored in the letters arrays </w:t>
+      </w:r>
+      <w:r>
+        <w:t>to the sendcommands function</w:t>
       </w:r>
       <w:r>
         <w:t>,</w:t>
       </w:r>
       <w:r>
-        <w:t xml:space="preserve"> and the </w:t>
-      </w:r>
-      <w:proofErr w:type="spellStart"/>
-      <w:r>
-        <w:t>SendCommands</w:t>
-      </w:r>
-      <w:proofErr w:type="spellEnd"/>
-      <w:r>
-        <w:t xml:space="preserve"> function, a pre made function which sends the </w:t>
+        <w:t xml:space="preserve"> and the SendCommands function, a pre made function which sends the </w:t>
       </w:r>
       <w:r>
         <w:t xml:space="preserve">string to the robot. </w:t>
       </w:r>
     </w:p>
     <w:p>
-      <w:proofErr w:type="spellStart"/>
-      <w:r>
-        <w:t>FormatFont</w:t>
-      </w:r>
-      <w:proofErr w:type="spellEnd"/>
-      <w:r>
-        <w:t xml:space="preserve"> .c and .h</w:t>
+      <w:r>
+        <w:t>FormatFont .c and .h</w:t>
       </w:r>
     </w:p>
     <w:p>
@@ -592,13 +510,8 @@
         <w:t>to store the font</w:t>
       </w:r>
       <w:r>
-        <w:t xml:space="preserve"> locally within the </w:t>
-      </w:r>
-      <w:proofErr w:type="spellStart"/>
-      <w:r>
-        <w:t>arduino</w:t>
-      </w:r>
-      <w:proofErr w:type="spellEnd"/>
+        <w:t xml:space="preserve"> locally within the arduino</w:t>
+      </w:r>
       <w:r>
         <w:t xml:space="preserve">. </w:t>
       </w:r>
@@ -610,29 +523,24 @@
       </w:r>
     </w:p>
     <w:p>
-      <w:proofErr w:type="spellStart"/>
-      <w:r>
-        <w:t>FormatWord</w:t>
-      </w:r>
-      <w:proofErr w:type="spellEnd"/>
-      <w:r>
-        <w:t xml:space="preserve"> .c and .h</w:t>
-      </w:r>
-    </w:p>
-    <w:p>
       <w:pPr>
         <w:ind w:left="720"/>
       </w:pPr>
       <w:r>
-        <w:t xml:space="preserve">This file contains the function relating to full words. It has the </w:t>
-      </w:r>
-      <w:proofErr w:type="spellStart"/>
-      <w:r>
-        <w:t>ReadWord</w:t>
-      </w:r>
-      <w:proofErr w:type="spellEnd"/>
-      <w:r>
-        <w:t xml:space="preserve"> function in it which reads the contents of a word and stores the characters in an array.  </w:t>
+        <w:t>The font struct is defined here.</w:t>
+      </w:r>
+    </w:p>
+    <w:p>
+      <w:r>
+        <w:t>FormatWord .c and .h</w:t>
+      </w:r>
+    </w:p>
+    <w:p>
+      <w:pPr>
+        <w:ind w:left="720"/>
+      </w:pPr>
+      <w:r>
+        <w:t xml:space="preserve">This file contains the function relating to full words. It has the ReadWord function in it which reads the contents of a word and stores the characters in an array.  </w:t>
       </w:r>
     </w:p>
     <w:p>
@@ -666,15 +574,7 @@
         <w:t xml:space="preserve">The layout </w:t>
       </w:r>
       <w:r>
-        <w:t xml:space="preserve">clearly shows which section is to be worked on to change each piece, with the Font formatting, Word processing and </w:t>
-      </w:r>
-      <w:proofErr w:type="spellStart"/>
-      <w:r>
-        <w:t>Gcode</w:t>
-      </w:r>
-      <w:proofErr w:type="spellEnd"/>
-      <w:r>
-        <w:t xml:space="preserve"> altering </w:t>
+        <w:t xml:space="preserve">clearly shows which section is to be worked on to change each piece, with the Font formatting, Word processing and Gcode altering </w:t>
       </w:r>
       <w:r>
         <w:t>occurring</w:t>
@@ -840,13 +740,8 @@
             <w:tcW w:w="2126" w:type="dxa"/>
           </w:tcPr>
           <w:p>
-            <w:proofErr w:type="spellStart"/>
-            <w:r>
-              <w:t>WordContents</w:t>
-            </w:r>
-            <w:proofErr w:type="spellEnd"/>
-            <w:r>
-              <w:t>()</w:t>
+            <w:r>
+              <w:t>WordContents()</w:t>
             </w:r>
           </w:p>
         </w:tc>
@@ -918,13 +813,8 @@
             <w:tcW w:w="2126" w:type="dxa"/>
           </w:tcPr>
           <w:p>
-            <w:proofErr w:type="spellStart"/>
-            <w:r>
-              <w:t>CharacterFontData</w:t>
-            </w:r>
-            <w:proofErr w:type="spellEnd"/>
-            <w:r>
-              <w:t xml:space="preserve"> </w:t>
+            <w:r>
+              <w:t xml:space="preserve">CharacterFontData </w:t>
             </w:r>
           </w:p>
         </w:tc>
@@ -950,7 +840,7 @@
               <w:t>GCode</w:t>
             </w:r>
             <w:r>
-              <w:t xml:space="preserve"> within the Letters arrays</w:t>
+              <w:t xml:space="preserve"> within the Letters array</w:t>
             </w:r>
             <w:r>
               <w:t>, with 1 array for each character</w:t>
@@ -994,15 +884,7 @@
           </w:tcPr>
           <w:p>
             <w:r>
-              <w:t xml:space="preserve">Holds the font </w:t>
-            </w:r>
-            <w:proofErr w:type="spellStart"/>
-            <w:r>
-              <w:t>Gcode</w:t>
-            </w:r>
-            <w:proofErr w:type="spellEnd"/>
-            <w:r>
-              <w:t xml:space="preserve"> for a character, with 3 columns for the x y and p positions of the pen and however many rows for the given character. </w:t>
+              <w:t xml:space="preserve">Holds the font Gcode for a character, with 3 columns for the x y and p positions of the pen and however many rows for the given character. </w:t>
             </w:r>
           </w:p>
         </w:tc>
@@ -1050,11 +932,9 @@
             <w:tcW w:w="2126" w:type="dxa"/>
           </w:tcPr>
           <w:p>
-            <w:proofErr w:type="spellStart"/>
             <w:r>
               <w:t>FontSize</w:t>
             </w:r>
-            <w:proofErr w:type="spellEnd"/>
           </w:p>
         </w:tc>
         <w:tc>
@@ -1087,11 +967,9 @@
             <w:tcW w:w="2126" w:type="dxa"/>
           </w:tcPr>
           <w:p>
-            <w:proofErr w:type="spellStart"/>
             <w:r>
               <w:t>SpaceBetweenWords</w:t>
             </w:r>
-            <w:proofErr w:type="spellEnd"/>
           </w:p>
         </w:tc>
         <w:tc>
@@ -1124,11 +1002,9 @@
             <w:tcW w:w="2126" w:type="dxa"/>
           </w:tcPr>
           <w:p>
-            <w:proofErr w:type="spellStart"/>
             <w:r>
               <w:t>startposition</w:t>
             </w:r>
-            <w:proofErr w:type="spellEnd"/>
           </w:p>
         </w:tc>
         <w:tc>
@@ -1161,11 +1037,9 @@
             <w:tcW w:w="2126" w:type="dxa"/>
           </w:tcPr>
           <w:p>
-            <w:proofErr w:type="spellStart"/>
             <w:r>
               <w:t>currChar</w:t>
             </w:r>
-            <w:proofErr w:type="spellEnd"/>
           </w:p>
         </w:tc>
         <w:tc>
@@ -1201,11 +1075,9 @@
             <w:tcW w:w="2126" w:type="dxa"/>
           </w:tcPr>
           <w:p>
-            <w:proofErr w:type="spellStart"/>
             <w:r>
               <w:t>WordLength</w:t>
             </w:r>
-            <w:proofErr w:type="spellEnd"/>
           </w:p>
         </w:tc>
         <w:tc>
@@ -1241,11 +1113,9 @@
             <w:tcW w:w="2126" w:type="dxa"/>
           </w:tcPr>
           <w:p>
-            <w:proofErr w:type="spellStart"/>
             <w:r>
               <w:t>numwords</w:t>
             </w:r>
-            <w:proofErr w:type="spellEnd"/>
           </w:p>
         </w:tc>
         <w:tc>
@@ -1278,11 +1148,9 @@
             <w:tcW w:w="2126" w:type="dxa"/>
           </w:tcPr>
           <w:p>
-            <w:proofErr w:type="spellStart"/>
             <w:r>
               <w:t>asciiValue</w:t>
             </w:r>
-            <w:proofErr w:type="spellEnd"/>
           </w:p>
         </w:tc>
         <w:tc>
@@ -1345,11 +1213,9 @@
             <w:tcW w:w="2126" w:type="dxa"/>
           </w:tcPr>
           <w:p>
-            <w:proofErr w:type="spellStart"/>
             <w:r>
               <w:t>CharLinesofGCode</w:t>
             </w:r>
-            <w:proofErr w:type="spellEnd"/>
           </w:p>
         </w:tc>
         <w:tc>
@@ -1518,13 +1384,8 @@
           </w:tcPr>
           <w:p>
             <w:r>
-              <w:t xml:space="preserve">X position of the pen for each section of </w:t>
-            </w:r>
-            <w:proofErr w:type="spellStart"/>
-            <w:r>
-              <w:t>Gcode</w:t>
-            </w:r>
-            <w:proofErr w:type="spellEnd"/>
+              <w:t>X position of the pen for each section of Gcode</w:t>
+            </w:r>
           </w:p>
         </w:tc>
       </w:tr>
@@ -1558,13 +1419,8 @@
           </w:tcPr>
           <w:p>
             <w:r>
-              <w:t xml:space="preserve">Y position of the pen for each section of </w:t>
-            </w:r>
-            <w:proofErr w:type="spellStart"/>
-            <w:r>
-              <w:t>Gcode</w:t>
-            </w:r>
-            <w:proofErr w:type="spellEnd"/>
+              <w:t>Y position of the pen for each section of Gcode</w:t>
+            </w:r>
           </w:p>
         </w:tc>
       </w:tr>
@@ -1606,55 +1462,7 @@
           <w:b/>
           <w:bCs/>
         </w:rPr>
-        <w:t xml:space="preserve">int </w:t>
-      </w:r>
-      <w:proofErr w:type="spellStart"/>
-      <w:r>
-        <w:rPr>
-          <w:b/>
-          <w:bCs/>
-        </w:rPr>
-        <w:t>GCodeToRobot</w:t>
-      </w:r>
-      <w:proofErr w:type="spellEnd"/>
-      <w:r>
-        <w:rPr>
-          <w:b/>
-          <w:bCs/>
-        </w:rPr>
-        <w:t>(</w:t>
-      </w:r>
-      <w:proofErr w:type="spellStart"/>
-      <w:r>
-        <w:rPr>
-          <w:b/>
-          <w:bCs/>
-        </w:rPr>
-        <w:t>CharacterFontData</w:t>
-      </w:r>
-      <w:proofErr w:type="spellEnd"/>
-      <w:r>
-        <w:rPr>
-          <w:b/>
-          <w:bCs/>
-        </w:rPr>
-        <w:t xml:space="preserve"> (*Letters)[], int </w:t>
-      </w:r>
-      <w:proofErr w:type="spellStart"/>
-      <w:r>
-        <w:rPr>
-          <w:b/>
-          <w:bCs/>
-        </w:rPr>
-        <w:t>asciiValue</w:t>
-      </w:r>
-      <w:proofErr w:type="spellEnd"/>
-      <w:r>
-        <w:rPr>
-          <w:b/>
-          <w:bCs/>
-        </w:rPr>
-        <w:t>, float Spacing[], char buffer[]</w:t>
+        <w:t>int GCodeToRobot(CharacterFontData (*Letters)[], int asciiValue, float Spacing[], char buffer[]</w:t>
       </w:r>
       <w:r>
         <w:rPr>
@@ -1668,17 +1476,8 @@
           <w:b/>
           <w:bCs/>
         </w:rPr>
-        <w:t xml:space="preserve">int </w:t>
-      </w:r>
-      <w:proofErr w:type="spellStart"/>
-      <w:r>
-        <w:rPr>
-          <w:b/>
-          <w:bCs/>
-        </w:rPr>
-        <w:t>FontSize</w:t>
-      </w:r>
-      <w:proofErr w:type="spellEnd"/>
+        <w:t>int FontSize</w:t>
+      </w:r>
       <w:r>
         <w:rPr>
           <w:b/>
@@ -1725,24 +1524,11 @@
       <w:r>
         <w:t xml:space="preserve">Struct </w:t>
       </w:r>
-      <w:proofErr w:type="spellStart"/>
-      <w:r>
-        <w:t>CharacterFontData</w:t>
-      </w:r>
-      <w:proofErr w:type="spellEnd"/>
-      <w:r>
-        <w:t xml:space="preserve"> (*Letters)[]</w:t>
-      </w:r>
-      <w:r>
-        <w:t xml:space="preserve">– Inputs a pointer to the </w:t>
-      </w:r>
-      <w:proofErr w:type="spellStart"/>
-      <w:r>
-        <w:t>FontData</w:t>
-      </w:r>
-      <w:proofErr w:type="spellEnd"/>
-      <w:r>
-        <w:t xml:space="preserve"> struct with </w:t>
+      <w:r>
+        <w:t>CharacterFontData (*Letters)[]</w:t>
+      </w:r>
+      <w:r>
+        <w:t xml:space="preserve">– Inputs a pointer to the FontData struct with </w:t>
       </w:r>
       <w:r>
         <w:t>all the GCode for characters in to use to send to the robot</w:t>
@@ -1755,24 +1541,11 @@
       <w:r>
         <w:t xml:space="preserve">Integer </w:t>
       </w:r>
-      <w:proofErr w:type="spellStart"/>
-      <w:r>
-        <w:t>asciiValue</w:t>
-      </w:r>
-      <w:proofErr w:type="spellEnd"/>
-      <w:r>
-        <w:t xml:space="preserve"> – inputs the </w:t>
-      </w:r>
-      <w:r>
-        <w:t xml:space="preserve">ascii value of the character to be sent to eth robot which </w:t>
-      </w:r>
-      <w:proofErr w:type="spellStart"/>
-      <w:r>
-        <w:t>wil</w:t>
-      </w:r>
-      <w:proofErr w:type="spellEnd"/>
-      <w:r>
-        <w:t xml:space="preserve"> be used to find the GCode in Letters</w:t>
+      <w:r>
+        <w:t xml:space="preserve">asciiValue – inputs the </w:t>
+      </w:r>
+      <w:r>
+        <w:t>ascii value of the character to be sent to eth robot which wil be used to find the GCode in Letters</w:t>
       </w:r>
     </w:p>
     <w:p>
@@ -1809,15 +1582,7 @@
         <w:ind w:left="720"/>
       </w:pPr>
       <w:r>
-        <w:t xml:space="preserve">Int </w:t>
-      </w:r>
-      <w:proofErr w:type="spellStart"/>
-      <w:r>
-        <w:t>FontSize</w:t>
-      </w:r>
-      <w:proofErr w:type="spellEnd"/>
-      <w:r>
-        <w:t xml:space="preserve"> – inputs the font size which will be applied to the </w:t>
+        <w:t xml:space="preserve">Int FontSize – inputs the font size which will be applied to the </w:t>
       </w:r>
       <w:r>
         <w:t>GCode before being sent off</w:t>
@@ -1859,71 +1624,7 @@
           <w:b/>
           <w:bCs/>
         </w:rPr>
-        <w:t xml:space="preserve">int </w:t>
-      </w:r>
-      <w:proofErr w:type="spellStart"/>
-      <w:r>
-        <w:rPr>
-          <w:b/>
-          <w:bCs/>
-        </w:rPr>
-        <w:t>FindWordSpacing</w:t>
-      </w:r>
-      <w:proofErr w:type="spellEnd"/>
-      <w:r>
-        <w:rPr>
-          <w:b/>
-          <w:bCs/>
-        </w:rPr>
-        <w:t>(</w:t>
-      </w:r>
-      <w:proofErr w:type="spellStart"/>
-      <w:r>
-        <w:rPr>
-          <w:b/>
-          <w:bCs/>
-        </w:rPr>
-        <w:t>CharacterFontData</w:t>
-      </w:r>
-      <w:proofErr w:type="spellEnd"/>
-      <w:r>
-        <w:rPr>
-          <w:b/>
-          <w:bCs/>
-        </w:rPr>
-        <w:t xml:space="preserve"> (*Letters)[], char </w:t>
-      </w:r>
-      <w:proofErr w:type="spellStart"/>
-      <w:r>
-        <w:rPr>
-          <w:b/>
-          <w:bCs/>
-        </w:rPr>
-        <w:t>WordContents</w:t>
-      </w:r>
-      <w:proofErr w:type="spellEnd"/>
-      <w:r>
-        <w:rPr>
-          <w:b/>
-          <w:bCs/>
-        </w:rPr>
-        <w:t xml:space="preserve">[], float (*Spacing)[], int </w:t>
-      </w:r>
-      <w:proofErr w:type="spellStart"/>
-      <w:r>
-        <w:rPr>
-          <w:b/>
-          <w:bCs/>
-        </w:rPr>
-        <w:t>FontSize</w:t>
-      </w:r>
-      <w:proofErr w:type="spellEnd"/>
-      <w:r>
-        <w:rPr>
-          <w:b/>
-          <w:bCs/>
-        </w:rPr>
-        <w:t>);</w:t>
+        <w:t>int FindWordSpacing(CharacterFontData (*Letters)[], char WordContents[], float (*Spacing)[], int FontSize);</w:t>
       </w:r>
     </w:p>
     <w:p>
@@ -1959,13 +1660,8 @@
         <w:t>from</w:t>
       </w:r>
       <w:r>
-        <w:t xml:space="preserve"> </w:t>
-      </w:r>
-      <w:proofErr w:type="spellStart"/>
-      <w:r>
-        <w:t>SingleStrokeFont</w:t>
-      </w:r>
-      <w:proofErr w:type="spellEnd"/>
+        <w:t xml:space="preserve"> SingleStrokeFont</w:t>
+      </w:r>
       <w:r>
         <w:t xml:space="preserve"> to add to word spacings</w:t>
       </w:r>
@@ -1977,13 +1673,8 @@
       <w:r>
         <w:t xml:space="preserve">Struct </w:t>
       </w:r>
-      <w:proofErr w:type="spellStart"/>
-      <w:r>
-        <w:t>CharacterFontData</w:t>
-      </w:r>
-      <w:proofErr w:type="spellEnd"/>
-      <w:r>
-        <w:t xml:space="preserve"> (*Letters)[]</w:t>
+      <w:r>
+        <w:t>CharacterFontData (*Letters)[]</w:t>
       </w:r>
       <w:r>
         <w:t xml:space="preserve"> – Inputs the contents of the current word</w:t>
@@ -2025,13 +1716,8 @@
       <w:r>
         <w:t xml:space="preserve">Integer </w:t>
       </w:r>
-      <w:proofErr w:type="spellStart"/>
-      <w:r>
-        <w:t>FontSize</w:t>
-      </w:r>
-      <w:proofErr w:type="spellEnd"/>
-      <w:r>
-        <w:t xml:space="preserve"> – inputs the font size to scale to </w:t>
+      <w:r>
+        <w:t xml:space="preserve">FontSize – inputs the font size to scale to </w:t>
       </w:r>
       <w:r>
         <w:t>the words number amount to determine the size of the word to determine spacings.</w:t>
@@ -2078,63 +1764,109 @@
           <w:bCs/>
         </w:rPr>
         <w:lastRenderedPageBreak/>
-        <w:t xml:space="preserve">int </w:t>
-      </w:r>
-      <w:proofErr w:type="spellStart"/>
-      <w:r>
+        <w:t>int FormatAndScaleFontData(FILE *SingleStrokeFont, CharacterFontData (*Letters)[]);</w:t>
+      </w:r>
+    </w:p>
+    <w:p>
+      <w:r>
+        <w:t xml:space="preserve">The Function formats and scales the font data from the txt file to a struct, with the font size applied. Each </w:t>
+      </w:r>
+      <w:r>
+        <w:t>character has its own array which stores its x y and p positions for each step of GCode.</w:t>
+      </w:r>
+    </w:p>
+    <w:p>
+      <w:pPr>
+        <w:ind w:left="720"/>
+      </w:pPr>
+      <w:r>
+        <w:t>File *</w:t>
+      </w:r>
+      <w:r>
+        <w:t>SingleStrokeFont – inputs</w:t>
+      </w:r>
+      <w:r>
+        <w:t xml:space="preserve"> a pointer to</w:t>
+      </w:r>
+      <w:r>
+        <w:t xml:space="preserve"> the Font data to be stored in the Letters array </w:t>
+      </w:r>
+    </w:p>
+    <w:p>
+      <w:pPr>
+        <w:ind w:left="720"/>
+      </w:pPr>
+      <w:r>
+        <w:t xml:space="preserve">Struct </w:t>
+      </w:r>
+      <w:r>
+        <w:t>CharacterFontData (*Letters)[</w:t>
+      </w:r>
+      <w:r>
+        <w:t>]</w:t>
+      </w:r>
+      <w:r>
+        <w:t xml:space="preserve"> – </w:t>
+      </w:r>
+      <w:r>
+        <w:t xml:space="preserve">inputs a pointer </w:t>
+      </w:r>
+      <w:r>
+        <w:t>which is used to output</w:t>
+      </w:r>
+      <w:r>
+        <w:t xml:space="preserve"> the</w:t>
+      </w:r>
+      <w:r>
+        <w:t xml:space="preserve"> stored</w:t>
+      </w:r>
+      <w:r>
+        <w:t xml:space="preserve"> and scaled </w:t>
+      </w:r>
+      <w:r>
+        <w:t>GCode for the rest of the program to use</w:t>
+      </w:r>
+      <w:r>
+        <w:t>.</w:t>
+      </w:r>
+    </w:p>
+    <w:p>
+      <w:pPr>
+        <w:ind w:left="720"/>
+      </w:pPr>
+      <w:r>
+        <w:t>Return value – returns 0 is successful, 1 if failed</w:t>
+      </w:r>
+    </w:p>
+    <w:p>
+      <w:pPr>
+        <w:ind w:left="720"/>
+      </w:pPr>
+    </w:p>
+    <w:p>
+      <w:pPr>
         <w:rPr>
           <w:b/>
           <w:bCs/>
         </w:rPr>
-        <w:t>FormatAndScaleFontData</w:t>
-      </w:r>
-      <w:proofErr w:type="spellEnd"/>
+      </w:pPr>
       <w:r>
         <w:rPr>
           <w:b/>
           <w:bCs/>
         </w:rPr>
-        <w:t>(FILE *</w:t>
-      </w:r>
-      <w:proofErr w:type="spellStart"/>
-      <w:r>
-        <w:rPr>
-          <w:b/>
-          <w:bCs/>
-        </w:rPr>
-        <w:t>SingleStrokeFont</w:t>
-      </w:r>
-      <w:proofErr w:type="spellEnd"/>
-      <w:r>
-        <w:rPr>
-          <w:b/>
-          <w:bCs/>
-        </w:rPr>
-        <w:t xml:space="preserve">, </w:t>
-      </w:r>
-      <w:proofErr w:type="spellStart"/>
-      <w:r>
-        <w:rPr>
-          <w:b/>
-          <w:bCs/>
-        </w:rPr>
-        <w:t>CharacterFontData</w:t>
-      </w:r>
-      <w:proofErr w:type="spellEnd"/>
-      <w:r>
-        <w:rPr>
-          <w:b/>
-          <w:bCs/>
-        </w:rPr>
-        <w:t xml:space="preserve"> (*Letters)[]);</w:t>
-      </w:r>
-    </w:p>
-    <w:p>
-      <w:r>
-        <w:t xml:space="preserve">The Function formats and scales the font data from the txt file to a struct, with the font size applied. Each </w:t>
-      </w:r>
-      <w:r>
-        <w:t>character has its own array which stores its x y and p positions for each step of GCode.</w:t>
+        <w:t>int ReadWord(FILE *WordFile, char (*WordContents)[], int *startposition);</w:t>
+      </w:r>
+    </w:p>
+    <w:p>
+      <w:r>
+        <w:t xml:space="preserve">The function reads the next word </w:t>
+      </w:r>
+      <w:r>
+        <w:t xml:space="preserve">and stores the characters of the word in an array which is used to send to the GCodeToRobot function. This ensures the </w:t>
+      </w:r>
+      <w:r>
+        <w:t>text is only processed 1 word at a time.</w:t>
       </w:r>
     </w:p>
     <w:p>
@@ -2142,21 +1874,22 @@
         <w:ind w:left="720"/>
       </w:pPr>
       <w:r>
-        <w:t>File *</w:t>
-      </w:r>
-      <w:proofErr w:type="spellStart"/>
-      <w:r>
-        <w:t>SingleStrokeFont</w:t>
-      </w:r>
-      <w:proofErr w:type="spellEnd"/>
-      <w:r>
-        <w:t xml:space="preserve"> – inputs</w:t>
-      </w:r>
-      <w:r>
-        <w:t xml:space="preserve"> a pointer to</w:t>
-      </w:r>
-      <w:r>
-        <w:t xml:space="preserve"> the Font data to be stored in the Letters array </w:t>
+        <w:t>FILE *</w:t>
+      </w:r>
+      <w:r>
+        <w:t xml:space="preserve">WordFile </w:t>
+      </w:r>
+      <w:r>
+        <w:t xml:space="preserve">– inputs a pointer </w:t>
+      </w:r>
+      <w:r>
+        <w:t xml:space="preserve">to the Word </w:t>
+      </w:r>
+      <w:r>
+        <w:t>file</w:t>
+      </w:r>
+      <w:r>
+        <w:t xml:space="preserve"> with the text to be written which is used to find the characters in a given word</w:t>
       </w:r>
     </w:p>
     <w:p>
@@ -2164,42 +1897,19 @@
         <w:ind w:left="720"/>
       </w:pPr>
       <w:r>
-        <w:t xml:space="preserve">Struct </w:t>
-      </w:r>
-      <w:proofErr w:type="spellStart"/>
-      <w:r>
-        <w:t>CharacterFontData</w:t>
-      </w:r>
-      <w:proofErr w:type="spellEnd"/>
-      <w:r>
-        <w:t xml:space="preserve"> (*Letters)[</w:t>
-      </w:r>
-      <w:r>
-        <w:t>]</w:t>
-      </w:r>
-      <w:r>
-        <w:t xml:space="preserve"> – </w:t>
-      </w:r>
-      <w:r>
-        <w:t xml:space="preserve">inputs a pointer </w:t>
-      </w:r>
-      <w:r>
-        <w:t>which is used to output</w:t>
-      </w:r>
-      <w:r>
-        <w:t xml:space="preserve"> the</w:t>
-      </w:r>
-      <w:r>
-        <w:t xml:space="preserve"> stored</w:t>
-      </w:r>
-      <w:r>
-        <w:t xml:space="preserve"> and scaled </w:t>
-      </w:r>
-      <w:r>
-        <w:t>GCode for the rest of the program to use</w:t>
-      </w:r>
-      <w:r>
-        <w:t>.</w:t>
+        <w:t>Character array *</w:t>
+      </w:r>
+      <w:r>
+        <w:t xml:space="preserve">WordContents – inputs a pointer which is used to output the </w:t>
+      </w:r>
+      <w:r>
+        <w:t xml:space="preserve">characters in </w:t>
+      </w:r>
+      <w:r>
+        <w:t>1</w:t>
+      </w:r>
+      <w:r>
+        <w:t xml:space="preserve"> word , stored in an array which is used in the main program</w:t>
       </w:r>
     </w:p>
     <w:p>
@@ -2207,182 +1917,10 @@
         <w:ind w:left="720"/>
       </w:pPr>
       <w:r>
-        <w:t>Return value – returns 0 is successful, 1 if failed</w:t>
-      </w:r>
-    </w:p>
-    <w:p>
-      <w:pPr>
-        <w:ind w:left="720"/>
-      </w:pPr>
-    </w:p>
-    <w:p>
-      <w:pPr>
-        <w:rPr>
-          <w:b/>
-          <w:bCs/>
-        </w:rPr>
-      </w:pPr>
-      <w:r>
-        <w:rPr>
-          <w:b/>
-          <w:bCs/>
-        </w:rPr>
-        <w:t xml:space="preserve">int </w:t>
-      </w:r>
-      <w:proofErr w:type="spellStart"/>
-      <w:r>
-        <w:rPr>
-          <w:b/>
-          <w:bCs/>
-        </w:rPr>
-        <w:t>ReadWord</w:t>
-      </w:r>
-      <w:proofErr w:type="spellEnd"/>
-      <w:r>
-        <w:rPr>
-          <w:b/>
-          <w:bCs/>
-        </w:rPr>
-        <w:t>(FILE *</w:t>
-      </w:r>
-      <w:proofErr w:type="spellStart"/>
-      <w:r>
-        <w:rPr>
-          <w:b/>
-          <w:bCs/>
-        </w:rPr>
-        <w:t>WordFile</w:t>
-      </w:r>
-      <w:proofErr w:type="spellEnd"/>
-      <w:r>
-        <w:rPr>
-          <w:b/>
-          <w:bCs/>
-        </w:rPr>
-        <w:t>, char (*</w:t>
-      </w:r>
-      <w:proofErr w:type="spellStart"/>
-      <w:r>
-        <w:rPr>
-          <w:b/>
-          <w:bCs/>
-        </w:rPr>
-        <w:t>WordContents</w:t>
-      </w:r>
-      <w:proofErr w:type="spellEnd"/>
-      <w:r>
-        <w:rPr>
-          <w:b/>
-          <w:bCs/>
-        </w:rPr>
-        <w:t>)[], int *</w:t>
-      </w:r>
-      <w:proofErr w:type="spellStart"/>
-      <w:r>
-        <w:rPr>
-          <w:b/>
-          <w:bCs/>
-        </w:rPr>
-        <w:t>startposition</w:t>
-      </w:r>
-      <w:proofErr w:type="spellEnd"/>
-      <w:r>
-        <w:rPr>
-          <w:b/>
-          <w:bCs/>
-        </w:rPr>
-        <w:t>);</w:t>
-      </w:r>
-    </w:p>
-    <w:p>
-      <w:r>
-        <w:t xml:space="preserve">The function reads the next word </w:t>
-      </w:r>
-      <w:r>
-        <w:t xml:space="preserve">and stores the characters of the word in an array which is used to send to the </w:t>
-      </w:r>
-      <w:proofErr w:type="spellStart"/>
-      <w:r>
-        <w:t>GCodeToRobot</w:t>
-      </w:r>
-      <w:proofErr w:type="spellEnd"/>
-      <w:r>
-        <w:t xml:space="preserve"> function. This ensures the </w:t>
-      </w:r>
-      <w:r>
-        <w:t>text is only processed 1 word at a time.</w:t>
-      </w:r>
-    </w:p>
-    <w:p>
-      <w:pPr>
-        <w:ind w:left="720"/>
-      </w:pPr>
-      <w:r>
-        <w:t>FILE *</w:t>
-      </w:r>
-      <w:proofErr w:type="spellStart"/>
-      <w:r>
-        <w:t>WordFile</w:t>
-      </w:r>
-      <w:proofErr w:type="spellEnd"/>
-      <w:r>
-        <w:t xml:space="preserve"> </w:t>
-      </w:r>
-      <w:r>
-        <w:t xml:space="preserve">– inputs a pointer </w:t>
-      </w:r>
-      <w:r>
-        <w:t xml:space="preserve">to the Word </w:t>
-      </w:r>
-      <w:r>
-        <w:t>file</w:t>
-      </w:r>
-      <w:r>
-        <w:t xml:space="preserve"> with the text to be written which is used to find the characters in a given word</w:t>
-      </w:r>
-    </w:p>
-    <w:p>
-      <w:pPr>
-        <w:ind w:left="720"/>
-      </w:pPr>
-      <w:r>
-        <w:t>Character array *</w:t>
-      </w:r>
-      <w:proofErr w:type="spellStart"/>
-      <w:r>
-        <w:t>WordContents</w:t>
-      </w:r>
-      <w:proofErr w:type="spellEnd"/>
-      <w:r>
-        <w:t xml:space="preserve"> – inputs a pointer which is used to output the </w:t>
-      </w:r>
-      <w:r>
-        <w:t xml:space="preserve">characters in </w:t>
-      </w:r>
-      <w:r>
-        <w:t>1</w:t>
-      </w:r>
-      <w:r>
-        <w:t xml:space="preserve"> word , stored in an array which is used in the main program</w:t>
-      </w:r>
-    </w:p>
-    <w:p>
-      <w:pPr>
-        <w:ind w:left="720"/>
-      </w:pPr>
-      <w:r>
-        <w:t>Integer *</w:t>
-      </w:r>
-      <w:proofErr w:type="spellStart"/>
-      <w:r>
-        <w:t>s</w:t>
-      </w:r>
-      <w:r>
-        <w:t>tartposition</w:t>
-      </w:r>
-      <w:proofErr w:type="spellEnd"/>
-      <w:r>
-        <w:t xml:space="preserve"> – inputs a pointer which is used to determine the line to start reading from in the word file and then output the new start point for the next word after the current word has be read to be used next time the function is called. </w:t>
+        <w:t>Integer *s</w:t>
+      </w:r>
+      <w:r>
+        <w:t xml:space="preserve">tartposition – inputs a pointer which is used to determine the line to start reading from in the word file and then output the new start point for the next word after the current word has be read to be used next time the function is called. </w:t>
       </w:r>
     </w:p>
     <w:p>
@@ -2598,6 +2136,51 @@
               <w:t>5. Robot prints the data in the test.txt</w:t>
             </w:r>
           </w:p>
+          <w:p>
+            <w:r>
+              <w:t xml:space="preserve">(for font size 7 first few lines of GCode should be </w:t>
+            </w:r>
+            <w:r>
+              <w:drawing>
+                <wp:inline distT="0" distB="0" distL="0" distR="0" wp14:anchorId="4F73F83E" wp14:editId="2F075085">
+                  <wp:extent cx="1257409" cy="3048264"/>
+                  <wp:effectExtent l="0" t="0" r="0" b="0"/>
+                  <wp:docPr id="219183305" name="Picture 1"/>
+                  <wp:cNvGraphicFramePr>
+                    <a:graphicFrameLocks xmlns:a="http://schemas.openxmlformats.org/drawingml/2006/main" noChangeAspect="1"/>
+                  </wp:cNvGraphicFramePr>
+                  <a:graphic xmlns:a="http://schemas.openxmlformats.org/drawingml/2006/main">
+                    <a:graphicData uri="http://schemas.openxmlformats.org/drawingml/2006/picture">
+                      <pic:pic xmlns:pic="http://schemas.openxmlformats.org/drawingml/2006/picture">
+                        <pic:nvPicPr>
+                          <pic:cNvPr id="219183305" name=""/>
+                          <pic:cNvPicPr/>
+                        </pic:nvPicPr>
+                        <pic:blipFill>
+                          <a:blip r:embed="rId7"/>
+                          <a:stretch>
+                            <a:fillRect/>
+                          </a:stretch>
+                        </pic:blipFill>
+                        <pic:spPr>
+                          <a:xfrm>
+                            <a:off x="0" y="0"/>
+                            <a:ext cx="1257409" cy="3048264"/>
+                          </a:xfrm>
+                          <a:prstGeom prst="rect">
+                            <a:avLst/>
+                          </a:prstGeom>
+                        </pic:spPr>
+                      </pic:pic>
+                    </a:graphicData>
+                  </a:graphic>
+                </wp:inline>
+              </w:drawing>
+            </w:r>
+            <w:r>
+              <w:t>)</w:t>
+            </w:r>
+          </w:p>
         </w:tc>
       </w:tr>
       <w:tr>
@@ -2609,14 +2192,12 @@
             <w:tcW w:w="1271" w:type="dxa"/>
           </w:tcPr>
           <w:p>
-            <w:proofErr w:type="spellStart"/>
             <w:r>
               <w:rPr>
                 <w:lang w:val="fr-FR"/>
               </w:rPr>
               <w:t>GetCharLocation</w:t>
             </w:r>
-            <w:proofErr w:type="spellEnd"/>
             <w:r>
               <w:rPr>
                 <w:lang w:val="fr-FR"/>
@@ -2651,15 +2232,7 @@
           </w:tcPr>
           <w:p>
             <w:r>
-              <w:t xml:space="preserve">Every time 999 is read from font data the line location is written in a new column in </w:t>
-            </w:r>
-            <w:proofErr w:type="spellStart"/>
-            <w:r>
-              <w:t>CharLocation</w:t>
-            </w:r>
-            <w:proofErr w:type="spellEnd"/>
-            <w:r>
-              <w:t>()</w:t>
+              <w:t>Every time 999 is read from font data the line location is written in a new column in CharLocation()</w:t>
             </w:r>
           </w:p>
         </w:tc>
@@ -2678,14 +2251,12 @@
                 <w:lang w:val="fr-FR"/>
               </w:rPr>
             </w:pPr>
-            <w:proofErr w:type="spellStart"/>
             <w:r>
               <w:rPr>
                 <w:lang w:val="fr-FR"/>
               </w:rPr>
               <w:t>FormatAndScaleFontData</w:t>
             </w:r>
-            <w:proofErr w:type="spellEnd"/>
             <w:r>
               <w:rPr>
                 <w:lang w:val="fr-FR"/>
@@ -2724,23 +2295,7 @@
           </w:tcPr>
           <w:p>
             <w:r>
-              <w:t xml:space="preserve">The scaled </w:t>
-            </w:r>
-            <w:proofErr w:type="spellStart"/>
-            <w:r>
-              <w:t>Gcode</w:t>
-            </w:r>
-            <w:proofErr w:type="spellEnd"/>
-            <w:r>
-              <w:t xml:space="preserve"> data is stored in the array </w:t>
-            </w:r>
-            <w:proofErr w:type="spellStart"/>
-            <w:r>
-              <w:t>CharGCode</w:t>
-            </w:r>
-            <w:proofErr w:type="spellEnd"/>
-            <w:r>
-              <w:t>()</w:t>
+              <w:t>The scaled Gcode data is stored in the array CharGCode()</w:t>
             </w:r>
           </w:p>
         </w:tc>
@@ -2759,13 +2314,8 @@
                 <w:lang w:val="fr-FR"/>
               </w:rPr>
             </w:pPr>
-            <w:proofErr w:type="spellStart"/>
-            <w:r>
-              <w:t>SeperateWords</w:t>
-            </w:r>
-            <w:proofErr w:type="spellEnd"/>
-            <w:r>
-              <w:t>()</w:t>
+            <w:r>
+              <w:t>SeperateWords()</w:t>
             </w:r>
           </w:p>
         </w:tc>
@@ -2810,24 +2360,44 @@
             <w:tcW w:w="2925" w:type="dxa"/>
           </w:tcPr>
           <w:p>
-            <w:r>
-              <w:t xml:space="preserve">The </w:t>
-            </w:r>
-            <w:proofErr w:type="spellStart"/>
-            <w:r>
-              <w:t>WordContents</w:t>
-            </w:r>
-            <w:proofErr w:type="spellEnd"/>
-            <w:r>
-              <w:t xml:space="preserve">() array contains all the characters in test.txt with letters in the same word separated along columns and different words separated along rows. Should look like this </w:t>
-            </w:r>
+            <w:pPr>
+              <w:rPr>
+                <w:noProof/>
+              </w:rPr>
+            </w:pPr>
+            <w:r>
+              <w:t xml:space="preserve">The WordContents() array contains all the characters in test.txt with letters in the same word separated along </w:t>
+            </w:r>
+            <w:r>
+              <w:t xml:space="preserve">rows. </w:t>
+            </w:r>
+            <w:r>
+              <w:t>If debugging for each word it should</w:t>
+            </w:r>
+            <w:r>
+              <w:t xml:space="preserve"> look like this </w:t>
+            </w:r>
+            <w:r>
+              <w:t>(example is for 1</w:t>
+            </w:r>
+            <w:r>
+              <w:rPr>
+                <w:vertAlign w:val="superscript"/>
+              </w:rPr>
+              <w:t>st</w:t>
+            </w:r>
+            <w:r>
+              <w:t xml:space="preserve"> word)</w:t>
+            </w:r>
+          </w:p>
+          <w:p>
             <w:r>
               <w:rPr>
                 <w:noProof/>
               </w:rPr>
               <w:drawing>
-                <wp:inline distT="0" distB="0" distL="0" distR="0" wp14:anchorId="725752C0" wp14:editId="1B0E835E">
-                  <wp:extent cx="1466977" cy="381033"/>
+                <wp:inline distT="0" distB="0" distL="0" distR="0" wp14:anchorId="725752C0" wp14:editId="27E0CC71">
+                  <wp:extent cx="1466850" cy="133350"/>
                   <wp:effectExtent l="0" t="0" r="0" b="0"/>
                   <wp:docPr id="496817817" name="Picture 1"/>
                   <wp:cNvGraphicFramePr>
@@ -2840,20 +2410,29 @@
                           <pic:cNvPr id="496817817" name=""/>
                           <pic:cNvPicPr/>
                         </pic:nvPicPr>
-                        <pic:blipFill>
-                          <a:blip r:embed="rId7"/>
+                        <pic:blipFill rotWithShape="1">
+                          <a:blip r:embed="rId8"/>
+                          <a:srcRect b="65000"/>
                           <a:stretch>
                             <a:fillRect/>
                           </a:stretch>
                         </pic:blipFill>
-                        <pic:spPr>
+                        <pic:spPr bwMode="auto">
                           <a:xfrm>
                             <a:off x="0" y="0"/>
-                            <a:ext cx="1466977" cy="381033"/>
+                            <a:ext cx="1466977" cy="133362"/>
                           </a:xfrm>
                           <a:prstGeom prst="rect">
                             <a:avLst/>
                           </a:prstGeom>
+                          <a:ln>
+                            <a:noFill/>
+                          </a:ln>
+                          <a:extLst>
+                            <a:ext uri="{53640926-AAD7-44D8-BBD7-CCE9431645EC}">
+                              <a14:shadowObscured xmlns:a14="http://schemas.microsoft.com/office/drawing/2010/main"/>
+                            </a:ext>
+                          </a:extLst>
                         </pic:spPr>
                       </pic:pic>
                     </a:graphicData>
@@ -2873,13 +2452,9 @@
             <w:tcW w:w="1271" w:type="dxa"/>
           </w:tcPr>
           <w:p>
-            <w:proofErr w:type="spellStart"/>
-            <w:r>
-              <w:t>WordToGCodeandSend</w:t>
-            </w:r>
-            <w:proofErr w:type="spellEnd"/>
-            <w:r>
-              <w:t>()</w:t>
+            <w:r>
+              <w:lastRenderedPageBreak/>
+              <w:t>WordToGCodeandSend()</w:t>
             </w:r>
           </w:p>
         </w:tc>
@@ -2903,13 +2478,11 @@
             <w:tcW w:w="2835" w:type="dxa"/>
           </w:tcPr>
           <w:p>
-            <w:proofErr w:type="spellStart"/>
-            <w:r>
-              <w:t>WordContents</w:t>
-            </w:r>
-            <w:proofErr w:type="spellEnd"/>
-            <w:r>
-              <w:t xml:space="preserve">(). For 1. </w:t>
+            <w:r>
+              <w:t xml:space="preserve">WordContents(). For 1. </w:t>
+            </w:r>
+            <w:r>
+              <w:t>(each row is an iteration of WordContents)</w:t>
             </w:r>
           </w:p>
           <w:p>
@@ -2933,7 +2506,7 @@
                           <pic:cNvPicPr/>
                         </pic:nvPicPr>
                         <pic:blipFill>
-                          <a:blip r:embed="rId8"/>
+                          <a:blip r:embed="rId9"/>
                           <a:stretch>
                             <a:fillRect/>
                           </a:stretch>
@@ -2980,7 +2553,7 @@
                           <pic:cNvPicPr/>
                         </pic:nvPicPr>
                         <pic:blipFill>
-                          <a:blip r:embed="rId9"/>
+                          <a:blip r:embed="rId10"/>
                           <a:stretch>
                             <a:fillRect/>
                           </a:stretch>
@@ -3013,6 +2586,45 @@
           </w:p>
           <w:p>
             <w:r>
+              <w:drawing>
+                <wp:inline distT="0" distB="0" distL="0" distR="0" wp14:anchorId="67E9F426" wp14:editId="109D2693">
+                  <wp:extent cx="924208" cy="746760"/>
+                  <wp:effectExtent l="0" t="0" r="9525" b="0"/>
+                  <wp:docPr id="296903014" name="Picture 1"/>
+                  <wp:cNvGraphicFramePr>
+                    <a:graphicFrameLocks xmlns:a="http://schemas.openxmlformats.org/drawingml/2006/main" noChangeAspect="1"/>
+                  </wp:cNvGraphicFramePr>
+                  <a:graphic xmlns:a="http://schemas.openxmlformats.org/drawingml/2006/main">
+                    <a:graphicData uri="http://schemas.openxmlformats.org/drawingml/2006/picture">
+                      <pic:pic xmlns:pic="http://schemas.openxmlformats.org/drawingml/2006/picture">
+                        <pic:nvPicPr>
+                          <pic:cNvPr id="296903014" name=""/>
+                          <pic:cNvPicPr/>
+                        </pic:nvPicPr>
+                        <pic:blipFill>
+                          <a:blip r:embed="rId11"/>
+                          <a:stretch>
+                            <a:fillRect/>
+                          </a:stretch>
+                        </pic:blipFill>
+                        <pic:spPr>
+                          <a:xfrm>
+                            <a:off x="0" y="0"/>
+                            <a:ext cx="930448" cy="751802"/>
+                          </a:xfrm>
+                          <a:prstGeom prst="rect">
+                            <a:avLst/>
+                          </a:prstGeom>
+                        </pic:spPr>
+                      </pic:pic>
+                    </a:graphicData>
+                  </a:graphic>
+                </wp:inline>
+              </w:drawing>
+            </w:r>
+          </w:p>
+          <w:p>
+            <w:r>
               <w:t>2. Error when processing data and program stops as it cannot fit onto the page</w:t>
             </w:r>
           </w:p>
@@ -3027,13 +2639,8 @@
             <w:tcW w:w="1271" w:type="dxa"/>
           </w:tcPr>
           <w:p>
-            <w:proofErr w:type="spellStart"/>
-            <w:r>
-              <w:t>SendToRobot</w:t>
-            </w:r>
-            <w:proofErr w:type="spellEnd"/>
-            <w:r>
-              <w:t>()</w:t>
+            <w:r>
+              <w:t>SendToRobot()</w:t>
             </w:r>
           </w:p>
         </w:tc>
@@ -3048,15 +2655,7 @@
           </w:p>
           <w:p>
             <w:r>
-              <w:t xml:space="preserve">2. </w:t>
-            </w:r>
-            <w:proofErr w:type="spellStart"/>
-            <w:r>
-              <w:t>CorruptedGcode</w:t>
-            </w:r>
-            <w:proofErr w:type="spellEnd"/>
-            <w:r>
-              <w:t xml:space="preserve"> (wrong format)</w:t>
+              <w:t>2. CorruptedGcode (wrong format)</w:t>
             </w:r>
           </w:p>
         </w:tc>
@@ -3065,13 +2664,8 @@
             <w:tcW w:w="2835" w:type="dxa"/>
           </w:tcPr>
           <w:p>
-            <w:proofErr w:type="spellStart"/>
-            <w:r>
-              <w:t>CurrentCharacterGCode</w:t>
-            </w:r>
-            <w:proofErr w:type="spellEnd"/>
-            <w:r>
-              <w:t>()</w:t>
+            <w:r>
+              <w:t>CurrentCharacterGCode()</w:t>
             </w:r>
           </w:p>
           <w:p>
@@ -3096,15 +2690,7 @@
               <w:t>case 2</w:t>
             </w:r>
             <w:r>
-              <w:t xml:space="preserve"> change a pen position number to </w:t>
-            </w:r>
-            <w:proofErr w:type="spellStart"/>
-            <w:r>
-              <w:t>non Boolean</w:t>
-            </w:r>
-            <w:proofErr w:type="spellEnd"/>
-            <w:r>
-              <w:t xml:space="preserve"> (7))</w:t>
+              <w:t xml:space="preserve"> change a pen position number to non Boolean (7))</w:t>
             </w:r>
           </w:p>
         </w:tc>
@@ -3114,15 +2700,7 @@
           </w:tcPr>
           <w:p>
             <w:r>
-              <w:t xml:space="preserve">1. Robot receives all data and “writes” the GCode in </w:t>
-            </w:r>
-            <w:proofErr w:type="spellStart"/>
-            <w:r>
-              <w:t>CurrentCharacterGCode</w:t>
-            </w:r>
-            <w:proofErr w:type="spellEnd"/>
-            <w:r>
-              <w:t>()</w:t>
+              <w:t>1. Robot receives all data and “writes” the GCode in CurrentCharacterGCode()</w:t>
             </w:r>
           </w:p>
           <w:p>
@@ -3160,7 +2738,6 @@
         <w:pStyle w:val="Heading1"/>
       </w:pPr>
       <w:r>
-        <w:lastRenderedPageBreak/>
         <w:t>Flowchart</w:t>
       </w:r>
       <w:r>

--- a/SystemManual Ethan Blagdon.docx
+++ b/SystemManual Ethan Blagdon.docx
@@ -136,6 +136,9 @@
       <w:r>
         <w:t xml:space="preserve">Get a user input for the font size between 4 and 10 </w:t>
       </w:r>
+      <w:r>
+        <w:t xml:space="preserve">and check its within range </w:t>
+      </w:r>
     </w:p>
     <w:p>
       <w:pPr>
@@ -211,7 +214,15 @@
         </w:numPr>
       </w:pPr>
       <w:r>
-        <w:t>For each word, The x and y starting positions determined (if the word length + current words in line are greater than the maximum x space on page a new line is made and the word starts on the new line (change in y)) (x position is then determined as if its on a new line it is 0 and if its carrying on from the last word it is the ending x point of the last word plus a gap)</w:t>
+        <w:t xml:space="preserve">For each word, The x and y starting positions determined (if the word length + current words in line are greater than the maximum x space on page a new line is made and the word starts on the new line (change in y)) (x position is then determined as if </w:t>
+      </w:r>
+      <w:proofErr w:type="spellStart"/>
+      <w:r>
+        <w:t>its</w:t>
+      </w:r>
+      <w:proofErr w:type="spellEnd"/>
+      <w:r>
+        <w:t xml:space="preserve"> on a new line it is 0 and if its carrying on from the last word it is the ending x point of the last word plus a gap)</w:t>
       </w:r>
     </w:p>
     <w:p>
@@ -231,7 +242,15 @@
         <w:t xml:space="preserve">a. The character is read </w:t>
       </w:r>
       <w:r>
-        <w:t>and the Gcode in Letters[] for the character is found</w:t>
+        <w:t xml:space="preserve">and the </w:t>
+      </w:r>
+      <w:proofErr w:type="spellStart"/>
+      <w:r>
+        <w:t>Gcode</w:t>
+      </w:r>
+      <w:proofErr w:type="spellEnd"/>
+      <w:r>
+        <w:t xml:space="preserve"> in Letters[] for the character is found</w:t>
       </w:r>
     </w:p>
     <w:p>
@@ -240,7 +259,15 @@
         <w:ind w:left="2160"/>
       </w:pPr>
       <w:r>
-        <w:t>b. From the x and y starting point the Gcode is loaded in from the file and the x and y starting positions are added to all lines of the code for that character.</w:t>
+        <w:t xml:space="preserve">b. From the x and y starting point the </w:t>
+      </w:r>
+      <w:proofErr w:type="spellStart"/>
+      <w:r>
+        <w:t>Gcode</w:t>
+      </w:r>
+      <w:proofErr w:type="spellEnd"/>
+      <w:r>
+        <w:t xml:space="preserve"> is loaded in from the file and the x and y starting positions are added to all lines of the code for that character.</w:t>
       </w:r>
     </w:p>
     <w:p>
@@ -252,7 +279,15 @@
         <w:t xml:space="preserve">c. </w:t>
       </w:r>
       <w:r>
-        <w:t>for the number of rows of Gcode for the letter t</w:t>
+        <w:t xml:space="preserve">for the number of rows of </w:t>
+      </w:r>
+      <w:proofErr w:type="spellStart"/>
+      <w:r>
+        <w:t>Gcode</w:t>
+      </w:r>
+      <w:proofErr w:type="spellEnd"/>
+      <w:r>
+        <w:t xml:space="preserve"> for the letter t</w:t>
       </w:r>
       <w:r>
         <w:t>he GCode is sent line by line with X Y and P positions</w:t>
@@ -275,7 +310,15 @@
         <w:ind w:left="1440"/>
       </w:pPr>
       <w:r>
-        <w:t>After all letters in the word are complete, The next Word is then read from the txt file and saved in separate columns of an array  WordContents().</w:t>
+        <w:t xml:space="preserve">After all letters in the word are complete, The next Word is then read from the txt file and saved in separate columns of an array  </w:t>
+      </w:r>
+      <w:proofErr w:type="spellStart"/>
+      <w:r>
+        <w:t>WordContents</w:t>
+      </w:r>
+      <w:proofErr w:type="spellEnd"/>
+      <w:r>
+        <w:t>().</w:t>
       </w:r>
     </w:p>
     <w:p>
@@ -464,8 +507,13 @@
       </w:r>
     </w:p>
     <w:p>
-      <w:r>
-        <w:t>CharacterToGCode.c and .h</w:t>
+      <w:proofErr w:type="spellStart"/>
+      <w:r>
+        <w:t>CharacterToGCode.c</w:t>
+      </w:r>
+      <w:proofErr w:type="spellEnd"/>
+      <w:r>
+        <w:t xml:space="preserve"> and .h</w:t>
       </w:r>
     </w:p>
     <w:p>
@@ -476,27 +524,64 @@
         <w:t xml:space="preserve">This file contains 3 functions which </w:t>
       </w:r>
       <w:r>
-        <w:t xml:space="preserve">are used to alter or send GCode lines. It has the function FindWordSpacing which finds characters spacings </w:t>
-      </w:r>
-      <w:r>
-        <w:t xml:space="preserve">too apply to GCode, GCodeToRobot which sends the GCode stored in the letters arrays </w:t>
-      </w:r>
-      <w:r>
-        <w:t>to the sendcommands function</w:t>
+        <w:t xml:space="preserve">are used to alter or send GCode lines. It has the function </w:t>
+      </w:r>
+      <w:proofErr w:type="spellStart"/>
+      <w:r>
+        <w:t>FindWordSpacing</w:t>
+      </w:r>
+      <w:proofErr w:type="spellEnd"/>
+      <w:r>
+        <w:t xml:space="preserve"> which finds characters spacings </w:t>
+      </w:r>
+      <w:r>
+        <w:t xml:space="preserve">too apply to GCode, </w:t>
+      </w:r>
+      <w:proofErr w:type="spellStart"/>
+      <w:r>
+        <w:t>GCodeToRobot</w:t>
+      </w:r>
+      <w:proofErr w:type="spellEnd"/>
+      <w:r>
+        <w:t xml:space="preserve"> which sends the GCode stored in the letters arrays </w:t>
+      </w:r>
+      <w:r>
+        <w:t xml:space="preserve">to the </w:t>
+      </w:r>
+      <w:proofErr w:type="spellStart"/>
+      <w:r>
+        <w:t>sendcommands</w:t>
+      </w:r>
+      <w:proofErr w:type="spellEnd"/>
+      <w:r>
+        <w:t xml:space="preserve"> function</w:t>
       </w:r>
       <w:r>
         <w:t>,</w:t>
       </w:r>
       <w:r>
-        <w:t xml:space="preserve"> and the SendCommands function, a pre made function which sends the </w:t>
+        <w:t xml:space="preserve"> and the </w:t>
+      </w:r>
+      <w:proofErr w:type="spellStart"/>
+      <w:r>
+        <w:t>SendCommands</w:t>
+      </w:r>
+      <w:proofErr w:type="spellEnd"/>
+      <w:r>
+        <w:t xml:space="preserve"> function, a pre made function which sends the </w:t>
       </w:r>
       <w:r>
         <w:t xml:space="preserve">string to the robot. </w:t>
       </w:r>
     </w:p>
     <w:p>
-      <w:r>
-        <w:t>FormatFont .c and .h</w:t>
+      <w:proofErr w:type="spellStart"/>
+      <w:r>
+        <w:t>FormatFont</w:t>
+      </w:r>
+      <w:proofErr w:type="spellEnd"/>
+      <w:r>
+        <w:t xml:space="preserve"> .c and .h</w:t>
       </w:r>
     </w:p>
     <w:p>
@@ -510,8 +595,13 @@
         <w:t>to store the font</w:t>
       </w:r>
       <w:r>
-        <w:t xml:space="preserve"> locally within the arduino</w:t>
-      </w:r>
+        <w:t xml:space="preserve"> locally within the </w:t>
+      </w:r>
+      <w:proofErr w:type="spellStart"/>
+      <w:r>
+        <w:t>arduino</w:t>
+      </w:r>
+      <w:proofErr w:type="spellEnd"/>
       <w:r>
         <w:t xml:space="preserve">. </w:t>
       </w:r>
@@ -531,8 +621,13 @@
       </w:r>
     </w:p>
     <w:p>
-      <w:r>
-        <w:t>FormatWord .c and .h</w:t>
+      <w:proofErr w:type="spellStart"/>
+      <w:r>
+        <w:t>FormatWord</w:t>
+      </w:r>
+      <w:proofErr w:type="spellEnd"/>
+      <w:r>
+        <w:t xml:space="preserve"> .c and .h</w:t>
       </w:r>
     </w:p>
     <w:p>
@@ -540,7 +635,15 @@
         <w:ind w:left="720"/>
       </w:pPr>
       <w:r>
-        <w:t xml:space="preserve">This file contains the function relating to full words. It has the ReadWord function in it which reads the contents of a word and stores the characters in an array.  </w:t>
+        <w:t xml:space="preserve">This file contains the function relating to full words. It has the </w:t>
+      </w:r>
+      <w:proofErr w:type="spellStart"/>
+      <w:r>
+        <w:t>ReadWord</w:t>
+      </w:r>
+      <w:proofErr w:type="spellEnd"/>
+      <w:r>
+        <w:t xml:space="preserve"> function in it which reads the contents of a word and stores the characters in an array.  </w:t>
       </w:r>
     </w:p>
     <w:p>
@@ -574,7 +677,15 @@
         <w:t xml:space="preserve">The layout </w:t>
       </w:r>
       <w:r>
-        <w:t xml:space="preserve">clearly shows which section is to be worked on to change each piece, with the Font formatting, Word processing and Gcode altering </w:t>
+        <w:t xml:space="preserve">clearly shows which section is to be worked on to change each piece, with the Font formatting, Word processing and </w:t>
+      </w:r>
+      <w:proofErr w:type="spellStart"/>
+      <w:r>
+        <w:t>Gcode</w:t>
+      </w:r>
+      <w:proofErr w:type="spellEnd"/>
+      <w:r>
+        <w:t xml:space="preserve"> altering </w:t>
       </w:r>
       <w:r>
         <w:t>occurring</w:t>
@@ -740,8 +851,13 @@
             <w:tcW w:w="2126" w:type="dxa"/>
           </w:tcPr>
           <w:p>
-            <w:r>
-              <w:t>WordContents()</w:t>
+            <w:proofErr w:type="spellStart"/>
+            <w:r>
+              <w:t>WordContents</w:t>
+            </w:r>
+            <w:proofErr w:type="spellEnd"/>
+            <w:r>
+              <w:t>()</w:t>
             </w:r>
           </w:p>
         </w:tc>
@@ -813,8 +929,13 @@
             <w:tcW w:w="2126" w:type="dxa"/>
           </w:tcPr>
           <w:p>
-            <w:r>
-              <w:t xml:space="preserve">CharacterFontData </w:t>
+            <w:proofErr w:type="spellStart"/>
+            <w:r>
+              <w:t>CharacterFontData</w:t>
+            </w:r>
+            <w:proofErr w:type="spellEnd"/>
+            <w:r>
+              <w:t xml:space="preserve"> </w:t>
             </w:r>
           </w:p>
         </w:tc>
@@ -857,9 +978,11 @@
             <w:tcW w:w="2126" w:type="dxa"/>
           </w:tcPr>
           <w:p>
-            <w:r>
-              <w:t>Letters</w:t>
-            </w:r>
+            <w:proofErr w:type="spellStart"/>
+            <w:r>
+              <w:t>gcode</w:t>
+            </w:r>
+            <w:proofErr w:type="spellEnd"/>
             <w:r>
               <w:t>()</w:t>
             </w:r>
@@ -884,7 +1007,72 @@
           </w:tcPr>
           <w:p>
             <w:r>
-              <w:t xml:space="preserve">Holds the font Gcode for a character, with 3 columns for the x y and p positions of the pen and however many rows for the given character. </w:t>
+              <w:t xml:space="preserve">Holds the font </w:t>
+            </w:r>
+            <w:proofErr w:type="spellStart"/>
+            <w:r>
+              <w:t>g</w:t>
+            </w:r>
+            <w:r>
+              <w:t>code</w:t>
+            </w:r>
+            <w:proofErr w:type="spellEnd"/>
+            <w:r>
+              <w:t xml:space="preserve"> for a character, with 3 columns for the x y and p positions of the pen and however many rows for the given character. </w:t>
+            </w:r>
+          </w:p>
+        </w:tc>
+      </w:tr>
+      <w:tr>
+        <w:trPr>
+          <w:trHeight w:val="547"/>
+        </w:trPr>
+        <w:tc>
+          <w:tcPr>
+            <w:tcW w:w="2126" w:type="dxa"/>
+          </w:tcPr>
+          <w:p>
+            <w:r>
+              <w:t>Letters[]</w:t>
+            </w:r>
+          </w:p>
+        </w:tc>
+        <w:tc>
+          <w:tcPr>
+            <w:tcW w:w="1841" w:type="dxa"/>
+          </w:tcPr>
+          <w:p>
+            <w:r>
+              <w:t>Integer array</w:t>
+            </w:r>
+          </w:p>
+        </w:tc>
+        <w:tc>
+          <w:tcPr>
+            <w:tcW w:w="5049" w:type="dxa"/>
+          </w:tcPr>
+          <w:p>
+            <w:r>
+              <w:t xml:space="preserve">Each location of this array is </w:t>
+            </w:r>
+            <w:r>
+              <w:t xml:space="preserve">a </w:t>
+            </w:r>
+            <w:proofErr w:type="spellStart"/>
+            <w:r>
+              <w:t>seperate</w:t>
+            </w:r>
+            <w:proofErr w:type="spellEnd"/>
+            <w:r>
+              <w:t xml:space="preserve"> </w:t>
+            </w:r>
+            <w:proofErr w:type="spellStart"/>
+            <w:r>
+              <w:t>gcode</w:t>
+            </w:r>
+            <w:proofErr w:type="spellEnd"/>
+            <w:r>
+              <w:t xml:space="preserve"> array for the related ascii character. </w:t>
             </w:r>
           </w:p>
         </w:tc>
@@ -932,9 +1120,11 @@
             <w:tcW w:w="2126" w:type="dxa"/>
           </w:tcPr>
           <w:p>
+            <w:proofErr w:type="spellStart"/>
             <w:r>
               <w:t>FontSize</w:t>
             </w:r>
+            <w:proofErr w:type="spellEnd"/>
           </w:p>
         </w:tc>
         <w:tc>
@@ -967,9 +1157,11 @@
             <w:tcW w:w="2126" w:type="dxa"/>
           </w:tcPr>
           <w:p>
+            <w:proofErr w:type="spellStart"/>
             <w:r>
               <w:t>SpaceBetweenWords</w:t>
             </w:r>
+            <w:proofErr w:type="spellEnd"/>
           </w:p>
         </w:tc>
         <w:tc>
@@ -1002,9 +1194,11 @@
             <w:tcW w:w="2126" w:type="dxa"/>
           </w:tcPr>
           <w:p>
+            <w:proofErr w:type="spellStart"/>
             <w:r>
               <w:t>startposition</w:t>
             </w:r>
+            <w:proofErr w:type="spellEnd"/>
           </w:p>
         </w:tc>
         <w:tc>
@@ -1037,9 +1231,11 @@
             <w:tcW w:w="2126" w:type="dxa"/>
           </w:tcPr>
           <w:p>
+            <w:proofErr w:type="spellStart"/>
             <w:r>
               <w:t>currChar</w:t>
             </w:r>
+            <w:proofErr w:type="spellEnd"/>
           </w:p>
         </w:tc>
         <w:tc>
@@ -1075,9 +1271,11 @@
             <w:tcW w:w="2126" w:type="dxa"/>
           </w:tcPr>
           <w:p>
+            <w:proofErr w:type="spellStart"/>
             <w:r>
               <w:t>WordLength</w:t>
             </w:r>
+            <w:proofErr w:type="spellEnd"/>
           </w:p>
         </w:tc>
         <w:tc>
@@ -1113,9 +1311,11 @@
             <w:tcW w:w="2126" w:type="dxa"/>
           </w:tcPr>
           <w:p>
+            <w:proofErr w:type="spellStart"/>
             <w:r>
               <w:t>numwords</w:t>
             </w:r>
+            <w:proofErr w:type="spellEnd"/>
           </w:p>
         </w:tc>
         <w:tc>
@@ -1148,9 +1348,11 @@
             <w:tcW w:w="2126" w:type="dxa"/>
           </w:tcPr>
           <w:p>
+            <w:proofErr w:type="spellStart"/>
             <w:r>
               <w:t>asciiValue</w:t>
             </w:r>
+            <w:proofErr w:type="spellEnd"/>
           </w:p>
         </w:tc>
         <w:tc>
@@ -1213,9 +1415,11 @@
             <w:tcW w:w="2126" w:type="dxa"/>
           </w:tcPr>
           <w:p>
+            <w:proofErr w:type="spellStart"/>
             <w:r>
               <w:t>CharLinesofGCode</w:t>
             </w:r>
+            <w:proofErr w:type="spellEnd"/>
           </w:p>
         </w:tc>
         <w:tc>
@@ -1384,8 +1588,13 @@
           </w:tcPr>
           <w:p>
             <w:r>
-              <w:t>X position of the pen for each section of Gcode</w:t>
-            </w:r>
+              <w:t xml:space="preserve">X position of the pen for each section of </w:t>
+            </w:r>
+            <w:proofErr w:type="spellStart"/>
+            <w:r>
+              <w:t>Gcode</w:t>
+            </w:r>
+            <w:proofErr w:type="spellEnd"/>
           </w:p>
         </w:tc>
       </w:tr>
@@ -1419,8 +1628,13 @@
           </w:tcPr>
           <w:p>
             <w:r>
-              <w:t>Y position of the pen for each section of Gcode</w:t>
-            </w:r>
+              <w:t xml:space="preserve">Y position of the pen for each section of </w:t>
+            </w:r>
+            <w:proofErr w:type="spellStart"/>
+            <w:r>
+              <w:t>Gcode</w:t>
+            </w:r>
+            <w:proofErr w:type="spellEnd"/>
           </w:p>
         </w:tc>
       </w:tr>
@@ -1431,7 +1645,6 @@
         <w:pStyle w:val="Heading1"/>
       </w:pPr>
       <w:r>
-        <w:lastRenderedPageBreak/>
         <w:t xml:space="preserve">Function </w:t>
       </w:r>
     </w:p>
@@ -1462,400 +1675,692 @@
           <w:b/>
           <w:bCs/>
         </w:rPr>
-        <w:t>int GCodeToRobot(CharacterFontData (*Letters)[], int asciiValue, float Spacing[], char buffer[]</w:t>
-      </w:r>
+        <w:t xml:space="preserve">int </w:t>
+      </w:r>
+      <w:proofErr w:type="spellStart"/>
       <w:r>
         <w:rPr>
           <w:b/>
           <w:bCs/>
         </w:rPr>
-        <w:t xml:space="preserve">, </w:t>
-      </w:r>
+        <w:t>GCodeToRobot</w:t>
+      </w:r>
+      <w:proofErr w:type="spellEnd"/>
       <w:r>
         <w:rPr>
           <w:b/>
           <w:bCs/>
         </w:rPr>
-        <w:t>int FontSize</w:t>
-      </w:r>
+        <w:t>(</w:t>
+      </w:r>
+      <w:proofErr w:type="spellStart"/>
       <w:r>
         <w:rPr>
           <w:b/>
           <w:bCs/>
         </w:rPr>
-        <w:t>);</w:t>
-      </w:r>
-    </w:p>
-    <w:p>
-      <w:r>
-        <w:t>The Function takes in the ascii</w:t>
-      </w:r>
-      <w:r>
-        <w:t xml:space="preserve"> </w:t>
-      </w:r>
-      <w:r>
-        <w:t xml:space="preserve">Value for the letter it has to write and converts the </w:t>
-      </w:r>
-      <w:r>
-        <w:t>character</w:t>
-      </w:r>
-      <w:r>
-        <w:t xml:space="preserve"> to GCode using </w:t>
-      </w:r>
-      <w:r>
-        <w:t>the letters struct, then sends all the lines of GCode to the robot through the buffer functio</w:t>
-      </w:r>
-      <w:r>
-        <w:t>n</w:t>
-      </w:r>
-      <w:r>
-        <w:t>.</w:t>
-      </w:r>
-    </w:p>
-    <w:p>
-      <w:r>
-        <w:t>Parameters:</w:t>
-      </w:r>
-    </w:p>
-    <w:p>
-      <w:pPr>
-        <w:ind w:left="720"/>
-      </w:pPr>
-      <w:r>
-        <w:t xml:space="preserve">Struct </w:t>
-      </w:r>
-      <w:r>
-        <w:t>CharacterFontData (*Letters)[]</w:t>
-      </w:r>
-      <w:r>
-        <w:t xml:space="preserve">– Inputs a pointer to the FontData struct with </w:t>
-      </w:r>
-      <w:r>
-        <w:t>all the GCode for characters in to use to send to the robot</w:t>
-      </w:r>
-    </w:p>
-    <w:p>
-      <w:pPr>
-        <w:ind w:left="720"/>
-      </w:pPr>
-      <w:r>
-        <w:t xml:space="preserve">Integer </w:t>
-      </w:r>
-      <w:r>
-        <w:t xml:space="preserve">asciiValue – inputs the </w:t>
-      </w:r>
-      <w:r>
-        <w:t>ascii value of the character to be sent to eth robot which wil be used to find the GCode in Letters</w:t>
-      </w:r>
-    </w:p>
-    <w:p>
-      <w:pPr>
-        <w:ind w:left="720"/>
-      </w:pPr>
-      <w:r>
-        <w:t xml:space="preserve">Float array </w:t>
-      </w:r>
-      <w:r>
-        <w:t>Spacing</w:t>
-      </w:r>
-      <w:r>
-        <w:t>[]</w:t>
-      </w:r>
-      <w:r>
-        <w:t xml:space="preserve"> </w:t>
-      </w:r>
-      <w:r>
-        <w:t>–</w:t>
-      </w:r>
-      <w:r>
-        <w:t xml:space="preserve"> </w:t>
-      </w:r>
-      <w:r>
-        <w:t xml:space="preserve">inputs the Spacings for the character to be printed so it is placed after </w:t>
-      </w:r>
-      <w:r>
-        <w:t>the last character, or if a new word a space between the last word</w:t>
-      </w:r>
-    </w:p>
-    <w:p>
-      <w:pPr>
-        <w:ind w:left="720"/>
-      </w:pPr>
-      <w:r>
-        <w:t xml:space="preserve">Int FontSize – inputs the font size which will be applied to the </w:t>
-      </w:r>
-      <w:r>
-        <w:t>GCode before being sent off</w:t>
-      </w:r>
-    </w:p>
-    <w:p>
-      <w:pPr>
-        <w:ind w:left="720"/>
-      </w:pPr>
-      <w:r>
-        <w:t xml:space="preserve">Function </w:t>
-      </w:r>
-      <w:r>
-        <w:t>Buffer[] – output function to send the GCode to the Robot via serial</w:t>
-      </w:r>
-    </w:p>
-    <w:p>
-      <w:pPr>
-        <w:ind w:left="720"/>
-      </w:pPr>
-      <w:r>
-        <w:t>Return value – returns 0 is successful, 1 if failed</w:t>
-      </w:r>
-    </w:p>
-    <w:p>
-      <w:r>
-        <w:tab/>
-      </w:r>
-    </w:p>
-    <w:p>
-      <w:pPr>
+        <w:t>CharacterFontData</w:t>
+      </w:r>
+      <w:proofErr w:type="spellEnd"/>
+      <w:r>
         <w:rPr>
           <w:b/>
           <w:bCs/>
         </w:rPr>
-      </w:pPr>
+        <w:t xml:space="preserve"> (*Letters)[], int </w:t>
+      </w:r>
+      <w:proofErr w:type="spellStart"/>
       <w:r>
         <w:rPr>
           <w:b/>
           <w:bCs/>
         </w:rPr>
-        <w:t>int FindWordSpacing(CharacterFontData (*Letters)[], char WordContents[], float (*Spacing)[], int FontSize);</w:t>
-      </w:r>
-    </w:p>
-    <w:p>
-      <w:r>
-        <w:t xml:space="preserve">The function finds the </w:t>
-      </w:r>
-      <w:r>
-        <w:t xml:space="preserve">spacings required for the start of each word to then apply to the characters of the next word, taking into account the </w:t>
-      </w:r>
-      <w:r>
-        <w:t>length of the word, position of the last word and the space between words</w:t>
-      </w:r>
-    </w:p>
-    <w:p>
-      <w:r>
-        <w:t>Parameters:</w:t>
-      </w:r>
-    </w:p>
-    <w:p>
-      <w:pPr>
-        <w:ind w:left="720"/>
-      </w:pPr>
-      <w:r>
-        <w:t xml:space="preserve">Letters </w:t>
-      </w:r>
-      <w:r>
-        <w:t xml:space="preserve">– Inputs the </w:t>
-      </w:r>
-      <w:r>
-        <w:t xml:space="preserve">GCode for X and Y spacings </w:t>
-      </w:r>
-      <w:r>
-        <w:t>from</w:t>
-      </w:r>
-      <w:r>
-        <w:t xml:space="preserve"> SingleStrokeFont</w:t>
-      </w:r>
-      <w:r>
-        <w:t xml:space="preserve"> to add to word spacings</w:t>
-      </w:r>
-    </w:p>
-    <w:p>
-      <w:pPr>
-        <w:ind w:left="720"/>
-      </w:pPr>
-      <w:r>
-        <w:t xml:space="preserve">Struct </w:t>
-      </w:r>
-      <w:r>
-        <w:t>CharacterFontData (*Letters)[]</w:t>
-      </w:r>
-      <w:r>
-        <w:t xml:space="preserve"> – Inputs the contents of the current word</w:t>
-      </w:r>
-      <w:r>
-        <w:t xml:space="preserve"> which will be used</w:t>
-      </w:r>
-      <w:r>
-        <w:t xml:space="preserve"> to determine </w:t>
-      </w:r>
-      <w:r>
-        <w:t>if the word will fit on the current line written on</w:t>
-      </w:r>
-    </w:p>
-    <w:p>
-      <w:pPr>
-        <w:ind w:left="720"/>
-      </w:pPr>
-      <w:r>
-        <w:t xml:space="preserve">Character array </w:t>
-      </w:r>
-      <w:r>
-        <w:t>*Spacing – Inputs</w:t>
-      </w:r>
-      <w:r>
-        <w:t xml:space="preserve"> and outputs</w:t>
-      </w:r>
-      <w:r>
-        <w:t xml:space="preserve"> a pointer to the spacing array to </w:t>
-      </w:r>
-      <w:r>
-        <w:t>determine the new words initial spacing (based on last words final spacing) and output the new X and Y spacing.</w:t>
-      </w:r>
-    </w:p>
-    <w:p>
-      <w:pPr>
-        <w:ind w:left="720"/>
-      </w:pPr>
-      <w:r>
-        <w:t xml:space="preserve">Integer </w:t>
-      </w:r>
-      <w:r>
-        <w:t xml:space="preserve">FontSize – inputs the font size to scale to </w:t>
-      </w:r>
-      <w:r>
-        <w:t>the words number amount to determine the size of the word to determine spacings.</w:t>
-      </w:r>
-    </w:p>
-    <w:p>
-      <w:pPr>
-        <w:ind w:left="720"/>
-      </w:pPr>
-      <w:r>
-        <w:t>Return value – returns 0 is successful, 1 if failed</w:t>
-      </w:r>
-    </w:p>
-    <w:p>
-      <w:pPr>
-        <w:ind w:left="720"/>
-      </w:pPr>
-    </w:p>
-    <w:p>
-      <w:pPr>
+        <w:t>asciiValue</w:t>
+      </w:r>
+      <w:proofErr w:type="spellEnd"/>
+      <w:r>
         <w:rPr>
           <w:b/>
           <w:bCs/>
         </w:rPr>
-      </w:pPr>
+        <w:t>, float Spacing[], char buffer[]</w:t>
+      </w:r>
       <w:r>
         <w:rPr>
           <w:b/>
           <w:bCs/>
         </w:rPr>
-        <w:br w:type="page"/>
-      </w:r>
-    </w:p>
-    <w:p>
-      <w:pPr>
+        <w:t xml:space="preserve">, </w:t>
+      </w:r>
+      <w:r>
         <w:rPr>
           <w:b/>
           <w:bCs/>
         </w:rPr>
-      </w:pPr>
+        <w:t xml:space="preserve">int </w:t>
+      </w:r>
+      <w:proofErr w:type="spellStart"/>
       <w:r>
         <w:rPr>
           <w:b/>
           <w:bCs/>
         </w:rPr>
-        <w:lastRenderedPageBreak/>
-        <w:t>int FormatAndScaleFontData(FILE *SingleStrokeFont, CharacterFontData (*Letters)[]);</w:t>
-      </w:r>
-    </w:p>
-    <w:p>
-      <w:r>
-        <w:t xml:space="preserve">The Function formats and scales the font data from the txt file to a struct, with the font size applied. Each </w:t>
-      </w:r>
-      <w:r>
-        <w:t>character has its own array which stores its x y and p positions for each step of GCode.</w:t>
-      </w:r>
-    </w:p>
-    <w:p>
-      <w:pPr>
-        <w:ind w:left="720"/>
-      </w:pPr>
-      <w:r>
-        <w:t>File *</w:t>
-      </w:r>
-      <w:r>
-        <w:t>SingleStrokeFont – inputs</w:t>
-      </w:r>
-      <w:r>
-        <w:t xml:space="preserve"> a pointer to</w:t>
-      </w:r>
-      <w:r>
-        <w:t xml:space="preserve"> the Font data to be stored in the Letters array </w:t>
-      </w:r>
-    </w:p>
-    <w:p>
-      <w:pPr>
-        <w:ind w:left="720"/>
-      </w:pPr>
-      <w:r>
-        <w:t xml:space="preserve">Struct </w:t>
-      </w:r>
-      <w:r>
-        <w:t>CharacterFontData (*Letters)[</w:t>
-      </w:r>
-      <w:r>
-        <w:t>]</w:t>
-      </w:r>
-      <w:r>
-        <w:t xml:space="preserve"> – </w:t>
-      </w:r>
-      <w:r>
-        <w:t xml:space="preserve">inputs a pointer </w:t>
-      </w:r>
-      <w:r>
-        <w:t>which is used to output</w:t>
-      </w:r>
-      <w:r>
-        <w:t xml:space="preserve"> the</w:t>
-      </w:r>
-      <w:r>
-        <w:t xml:space="preserve"> stored</w:t>
-      </w:r>
-      <w:r>
-        <w:t xml:space="preserve"> and scaled </w:t>
-      </w:r>
-      <w:r>
-        <w:t>GCode for the rest of the program to use</w:t>
-      </w:r>
-      <w:r>
-        <w:t>.</w:t>
-      </w:r>
-    </w:p>
-    <w:p>
-      <w:pPr>
-        <w:ind w:left="720"/>
-      </w:pPr>
-      <w:r>
-        <w:t>Return value – returns 0 is successful, 1 if failed</w:t>
-      </w:r>
-    </w:p>
-    <w:p>
-      <w:pPr>
-        <w:ind w:left="720"/>
-      </w:pPr>
-    </w:p>
-    <w:p>
-      <w:pPr>
+        <w:t>FontSize</w:t>
+      </w:r>
+      <w:proofErr w:type="spellEnd"/>
+      <w:r>
         <w:rPr>
           <w:b/>
           <w:bCs/>
         </w:rPr>
-      </w:pPr>
-      <w:r>
+        <w:t>);</w:t>
+      </w:r>
+    </w:p>
+    <w:p>
+      <w:r>
+        <w:t>The Function takes in the ascii</w:t>
+      </w:r>
+      <w:r>
+        <w:t xml:space="preserve"> </w:t>
+      </w:r>
+      <w:r>
+        <w:t xml:space="preserve">Value for the letter it has to write and converts the </w:t>
+      </w:r>
+      <w:r>
+        <w:t>character</w:t>
+      </w:r>
+      <w:r>
+        <w:t xml:space="preserve"> to GCode using </w:t>
+      </w:r>
+      <w:r>
+        <w:t>the letters struct, then sends all the lines of GCode to the robot through the buffer functio</w:t>
+      </w:r>
+      <w:r>
+        <w:t>n</w:t>
+      </w:r>
+      <w:r>
+        <w:t>.</w:t>
+      </w:r>
+    </w:p>
+    <w:p>
+      <w:r>
+        <w:t>Parameters:</w:t>
+      </w:r>
+    </w:p>
+    <w:p>
+      <w:pPr>
+        <w:ind w:left="720"/>
+      </w:pPr>
+      <w:r>
+        <w:t xml:space="preserve">Struct </w:t>
+      </w:r>
+      <w:proofErr w:type="spellStart"/>
+      <w:r>
+        <w:t>CharacterFontData</w:t>
+      </w:r>
+      <w:proofErr w:type="spellEnd"/>
+      <w:r>
+        <w:t xml:space="preserve"> (*Letters)[]</w:t>
+      </w:r>
+      <w:r>
+        <w:t xml:space="preserve">– Inputs a pointer to the </w:t>
+      </w:r>
+      <w:proofErr w:type="spellStart"/>
+      <w:r>
+        <w:t>FontData</w:t>
+      </w:r>
+      <w:proofErr w:type="spellEnd"/>
+      <w:r>
+        <w:t xml:space="preserve"> struct with </w:t>
+      </w:r>
+      <w:r>
+        <w:t>all the GCode for characters in to use to send to the robot</w:t>
+      </w:r>
+    </w:p>
+    <w:p>
+      <w:pPr>
+        <w:ind w:left="720"/>
+      </w:pPr>
+      <w:r>
+        <w:t xml:space="preserve">Integer </w:t>
+      </w:r>
+      <w:proofErr w:type="spellStart"/>
+      <w:r>
+        <w:t>asciiValue</w:t>
+      </w:r>
+      <w:proofErr w:type="spellEnd"/>
+      <w:r>
+        <w:t xml:space="preserve"> – inputs the </w:t>
+      </w:r>
+      <w:r>
+        <w:t xml:space="preserve">ascii value of the character to be sent to eth robot which </w:t>
+      </w:r>
+      <w:proofErr w:type="spellStart"/>
+      <w:r>
+        <w:t>wil</w:t>
+      </w:r>
+      <w:proofErr w:type="spellEnd"/>
+      <w:r>
+        <w:t xml:space="preserve"> be used to find the GCode in Letters</w:t>
+      </w:r>
+    </w:p>
+    <w:p>
+      <w:pPr>
+        <w:ind w:left="720"/>
+      </w:pPr>
+      <w:r>
+        <w:t xml:space="preserve">Float array </w:t>
+      </w:r>
+      <w:r>
+        <w:t>Spacing</w:t>
+      </w:r>
+      <w:r>
+        <w:t>[]</w:t>
+      </w:r>
+      <w:r>
+        <w:t xml:space="preserve"> </w:t>
+      </w:r>
+      <w:r>
+        <w:t>–</w:t>
+      </w:r>
+      <w:r>
+        <w:t xml:space="preserve"> </w:t>
+      </w:r>
+      <w:r>
+        <w:t xml:space="preserve">inputs the Spacings for the character to be printed so it is placed after </w:t>
+      </w:r>
+      <w:r>
+        <w:t>the last character, or if a new word a space between the last word</w:t>
+      </w:r>
+    </w:p>
+    <w:p>
+      <w:pPr>
+        <w:ind w:left="720"/>
+      </w:pPr>
+      <w:r>
+        <w:t xml:space="preserve">Int </w:t>
+      </w:r>
+      <w:proofErr w:type="spellStart"/>
+      <w:r>
+        <w:t>FontSize</w:t>
+      </w:r>
+      <w:proofErr w:type="spellEnd"/>
+      <w:r>
+        <w:t xml:space="preserve"> – inputs the font size which will be applied to the </w:t>
+      </w:r>
+      <w:r>
+        <w:t>GCode before being sent off</w:t>
+      </w:r>
+    </w:p>
+    <w:p>
+      <w:pPr>
+        <w:ind w:left="720"/>
+      </w:pPr>
+      <w:r>
+        <w:t xml:space="preserve">Function </w:t>
+      </w:r>
+      <w:r>
+        <w:t>Buffer[] – output function to send the GCode to the Robot via serial</w:t>
+      </w:r>
+    </w:p>
+    <w:p>
+      <w:pPr>
+        <w:ind w:left="720"/>
+      </w:pPr>
+      <w:r>
+        <w:t>Return value – returns 0 is successful, 1 if failed</w:t>
+      </w:r>
+    </w:p>
+    <w:p>
+      <w:r>
+        <w:tab/>
+      </w:r>
+    </w:p>
+    <w:p>
+      <w:pPr>
         <w:rPr>
           <w:b/>
           <w:bCs/>
         </w:rPr>
-        <w:t>int ReadWord(FILE *WordFile, char (*WordContents)[], int *startposition);</w:t>
+      </w:pPr>
+      <w:r>
+        <w:rPr>
+          <w:b/>
+          <w:bCs/>
+        </w:rPr>
+        <w:t xml:space="preserve">int </w:t>
+      </w:r>
+      <w:proofErr w:type="spellStart"/>
+      <w:r>
+        <w:rPr>
+          <w:b/>
+          <w:bCs/>
+        </w:rPr>
+        <w:t>FindWordSpacing</w:t>
+      </w:r>
+      <w:proofErr w:type="spellEnd"/>
+      <w:r>
+        <w:rPr>
+          <w:b/>
+          <w:bCs/>
+        </w:rPr>
+        <w:t>(</w:t>
+      </w:r>
+      <w:proofErr w:type="spellStart"/>
+      <w:r>
+        <w:rPr>
+          <w:b/>
+          <w:bCs/>
+        </w:rPr>
+        <w:t>CharacterFontData</w:t>
+      </w:r>
+      <w:proofErr w:type="spellEnd"/>
+      <w:r>
+        <w:rPr>
+          <w:b/>
+          <w:bCs/>
+        </w:rPr>
+        <w:t xml:space="preserve"> (*Letters)[], char </w:t>
+      </w:r>
+      <w:proofErr w:type="spellStart"/>
+      <w:r>
+        <w:rPr>
+          <w:b/>
+          <w:bCs/>
+        </w:rPr>
+        <w:t>WordContents</w:t>
+      </w:r>
+      <w:proofErr w:type="spellEnd"/>
+      <w:r>
+        <w:rPr>
+          <w:b/>
+          <w:bCs/>
+        </w:rPr>
+        <w:t xml:space="preserve">[], float (*Spacing)[], int </w:t>
+      </w:r>
+      <w:proofErr w:type="spellStart"/>
+      <w:r>
+        <w:rPr>
+          <w:b/>
+          <w:bCs/>
+        </w:rPr>
+        <w:t>FontSize</w:t>
+      </w:r>
+      <w:proofErr w:type="spellEnd"/>
+      <w:r>
+        <w:rPr>
+          <w:b/>
+          <w:bCs/>
+        </w:rPr>
+        <w:t>);</w:t>
+      </w:r>
+    </w:p>
+    <w:p>
+      <w:r>
+        <w:t xml:space="preserve">The function finds the </w:t>
+      </w:r>
+      <w:r>
+        <w:t xml:space="preserve">spacings required for the start of each word to then apply to the characters of the next word, taking into account the </w:t>
+      </w:r>
+      <w:r>
+        <w:t>length of the word, position of the last word and the space between words</w:t>
+      </w:r>
+    </w:p>
+    <w:p>
+      <w:r>
+        <w:t>Parameters:</w:t>
+      </w:r>
+    </w:p>
+    <w:p>
+      <w:pPr>
+        <w:ind w:left="720"/>
+      </w:pPr>
+      <w:r>
+        <w:t xml:space="preserve">Letters </w:t>
+      </w:r>
+      <w:r>
+        <w:t xml:space="preserve">– Inputs the </w:t>
+      </w:r>
+      <w:r>
+        <w:t xml:space="preserve">GCode for X and Y spacings </w:t>
+      </w:r>
+      <w:r>
+        <w:t>from</w:t>
+      </w:r>
+      <w:r>
+        <w:t xml:space="preserve"> </w:t>
+      </w:r>
+      <w:proofErr w:type="spellStart"/>
+      <w:r>
+        <w:t>SingleStrokeFont</w:t>
+      </w:r>
+      <w:proofErr w:type="spellEnd"/>
+      <w:r>
+        <w:t xml:space="preserve"> to add to word spacings</w:t>
+      </w:r>
+    </w:p>
+    <w:p>
+      <w:pPr>
+        <w:ind w:left="720"/>
+      </w:pPr>
+      <w:r>
+        <w:t xml:space="preserve">Struct </w:t>
+      </w:r>
+      <w:proofErr w:type="spellStart"/>
+      <w:r>
+        <w:t>CharacterFontData</w:t>
+      </w:r>
+      <w:proofErr w:type="spellEnd"/>
+      <w:r>
+        <w:t xml:space="preserve"> (*Letters)[]</w:t>
+      </w:r>
+      <w:r>
+        <w:t xml:space="preserve"> – Inputs the contents of the current word</w:t>
+      </w:r>
+      <w:r>
+        <w:t xml:space="preserve"> which will be used</w:t>
+      </w:r>
+      <w:r>
+        <w:t xml:space="preserve"> to determine </w:t>
+      </w:r>
+      <w:r>
+        <w:t>if the word will fit on the current line written on</w:t>
+      </w:r>
+    </w:p>
+    <w:p>
+      <w:pPr>
+        <w:ind w:left="720"/>
+      </w:pPr>
+      <w:r>
+        <w:t xml:space="preserve">Character array </w:t>
+      </w:r>
+      <w:r>
+        <w:t>*Spacing – Inputs</w:t>
+      </w:r>
+      <w:r>
+        <w:t xml:space="preserve"> and outputs</w:t>
+      </w:r>
+      <w:r>
+        <w:t xml:space="preserve"> a pointer to the spacing array to </w:t>
+      </w:r>
+      <w:r>
+        <w:t>determine the new words initial spacing (based on last words final spacing) and output the new X and Y spacing.</w:t>
+      </w:r>
+    </w:p>
+    <w:p>
+      <w:pPr>
+        <w:ind w:left="720"/>
+      </w:pPr>
+      <w:r>
+        <w:t xml:space="preserve">Integer </w:t>
+      </w:r>
+      <w:proofErr w:type="spellStart"/>
+      <w:r>
+        <w:t>FontSize</w:t>
+      </w:r>
+      <w:proofErr w:type="spellEnd"/>
+      <w:r>
+        <w:t xml:space="preserve"> – inputs the font size to scale to </w:t>
+      </w:r>
+      <w:r>
+        <w:t>the words number amount to determine the size of the word to determine spacings.</w:t>
+      </w:r>
+    </w:p>
+    <w:p>
+      <w:pPr>
+        <w:ind w:left="720"/>
+      </w:pPr>
+      <w:r>
+        <w:t>Return value – returns 0 is successful, 1 if failed</w:t>
+      </w:r>
+    </w:p>
+    <w:p>
+      <w:pPr>
+        <w:ind w:left="720"/>
+      </w:pPr>
+    </w:p>
+    <w:p>
+      <w:pPr>
+        <w:rPr>
+          <w:b/>
+          <w:bCs/>
+        </w:rPr>
+      </w:pPr>
+      <w:r>
+        <w:rPr>
+          <w:b/>
+          <w:bCs/>
+        </w:rPr>
+        <w:br w:type="page"/>
+      </w:r>
+    </w:p>
+    <w:p>
+      <w:pPr>
+        <w:rPr>
+          <w:b/>
+          <w:bCs/>
+        </w:rPr>
+      </w:pPr>
+      <w:r>
+        <w:rPr>
+          <w:b/>
+          <w:bCs/>
+        </w:rPr>
+        <w:lastRenderedPageBreak/>
+        <w:t xml:space="preserve">int </w:t>
+      </w:r>
+      <w:proofErr w:type="spellStart"/>
+      <w:r>
+        <w:rPr>
+          <w:b/>
+          <w:bCs/>
+        </w:rPr>
+        <w:t>FormatAndScaleFontData</w:t>
+      </w:r>
+      <w:proofErr w:type="spellEnd"/>
+      <w:r>
+        <w:rPr>
+          <w:b/>
+          <w:bCs/>
+        </w:rPr>
+        <w:t>(FILE *</w:t>
+      </w:r>
+      <w:proofErr w:type="spellStart"/>
+      <w:r>
+        <w:rPr>
+          <w:b/>
+          <w:bCs/>
+        </w:rPr>
+        <w:t>SingleStrokeFont</w:t>
+      </w:r>
+      <w:proofErr w:type="spellEnd"/>
+      <w:r>
+        <w:rPr>
+          <w:b/>
+          <w:bCs/>
+        </w:rPr>
+        <w:t xml:space="preserve">, </w:t>
+      </w:r>
+      <w:proofErr w:type="spellStart"/>
+      <w:r>
+        <w:rPr>
+          <w:b/>
+          <w:bCs/>
+        </w:rPr>
+        <w:t>CharacterFontData</w:t>
+      </w:r>
+      <w:proofErr w:type="spellEnd"/>
+      <w:r>
+        <w:rPr>
+          <w:b/>
+          <w:bCs/>
+        </w:rPr>
+        <w:t xml:space="preserve"> (*Letters)[]);</w:t>
+      </w:r>
+    </w:p>
+    <w:p>
+      <w:r>
+        <w:t xml:space="preserve">The Function formats and scales the font data from the txt file to a struct, with the font size applied. Each </w:t>
+      </w:r>
+      <w:r>
+        <w:t>character has its own array which stores its x y and p positions for each step of GCode.</w:t>
+      </w:r>
+    </w:p>
+    <w:p>
+      <w:pPr>
+        <w:ind w:left="720"/>
+      </w:pPr>
+      <w:r>
+        <w:t>File *</w:t>
+      </w:r>
+      <w:proofErr w:type="spellStart"/>
+      <w:r>
+        <w:t>SingleStrokeFont</w:t>
+      </w:r>
+      <w:proofErr w:type="spellEnd"/>
+      <w:r>
+        <w:t xml:space="preserve"> – inputs</w:t>
+      </w:r>
+      <w:r>
+        <w:t xml:space="preserve"> a pointer to</w:t>
+      </w:r>
+      <w:r>
+        <w:t xml:space="preserve"> the Font data to be stored in the Letters array </w:t>
+      </w:r>
+    </w:p>
+    <w:p>
+      <w:pPr>
+        <w:ind w:left="720"/>
+      </w:pPr>
+      <w:r>
+        <w:t xml:space="preserve">Struct </w:t>
+      </w:r>
+      <w:proofErr w:type="spellStart"/>
+      <w:r>
+        <w:t>CharacterFontData</w:t>
+      </w:r>
+      <w:proofErr w:type="spellEnd"/>
+      <w:r>
+        <w:t xml:space="preserve"> (*Letters)[</w:t>
+      </w:r>
+      <w:r>
+        <w:t>]</w:t>
+      </w:r>
+      <w:r>
+        <w:t xml:space="preserve"> – </w:t>
+      </w:r>
+      <w:r>
+        <w:t xml:space="preserve">inputs a pointer </w:t>
+      </w:r>
+      <w:r>
+        <w:t>which is used to output</w:t>
+      </w:r>
+      <w:r>
+        <w:t xml:space="preserve"> the</w:t>
+      </w:r>
+      <w:r>
+        <w:t xml:space="preserve"> stored</w:t>
+      </w:r>
+      <w:r>
+        <w:t xml:space="preserve"> and scaled </w:t>
+      </w:r>
+      <w:r>
+        <w:t>GCode for the rest of the program to use</w:t>
+      </w:r>
+      <w:r>
+        <w:t>.</w:t>
+      </w:r>
+    </w:p>
+    <w:p>
+      <w:pPr>
+        <w:ind w:left="720"/>
+      </w:pPr>
+      <w:r>
+        <w:t>Return value – returns 0 is successful, 1 if failed</w:t>
+      </w:r>
+    </w:p>
+    <w:p>
+      <w:pPr>
+        <w:ind w:left="720"/>
+      </w:pPr>
+    </w:p>
+    <w:p>
+      <w:pPr>
+        <w:rPr>
+          <w:b/>
+          <w:bCs/>
+        </w:rPr>
+      </w:pPr>
+      <w:r>
+        <w:rPr>
+          <w:b/>
+          <w:bCs/>
+        </w:rPr>
+        <w:t xml:space="preserve">int </w:t>
+      </w:r>
+      <w:proofErr w:type="spellStart"/>
+      <w:r>
+        <w:rPr>
+          <w:b/>
+          <w:bCs/>
+        </w:rPr>
+        <w:t>ReadWord</w:t>
+      </w:r>
+      <w:proofErr w:type="spellEnd"/>
+      <w:r>
+        <w:rPr>
+          <w:b/>
+          <w:bCs/>
+        </w:rPr>
+        <w:t>(FILE *</w:t>
+      </w:r>
+      <w:proofErr w:type="spellStart"/>
+      <w:r>
+        <w:rPr>
+          <w:b/>
+          <w:bCs/>
+        </w:rPr>
+        <w:t>WordFile</w:t>
+      </w:r>
+      <w:proofErr w:type="spellEnd"/>
+      <w:r>
+        <w:rPr>
+          <w:b/>
+          <w:bCs/>
+        </w:rPr>
+        <w:t>, char (*</w:t>
+      </w:r>
+      <w:proofErr w:type="spellStart"/>
+      <w:r>
+        <w:rPr>
+          <w:b/>
+          <w:bCs/>
+        </w:rPr>
+        <w:t>WordContents</w:t>
+      </w:r>
+      <w:proofErr w:type="spellEnd"/>
+      <w:r>
+        <w:rPr>
+          <w:b/>
+          <w:bCs/>
+        </w:rPr>
+        <w:t>)[], int *</w:t>
+      </w:r>
+      <w:proofErr w:type="spellStart"/>
+      <w:r>
+        <w:rPr>
+          <w:b/>
+          <w:bCs/>
+        </w:rPr>
+        <w:t>startposition</w:t>
+      </w:r>
+      <w:proofErr w:type="spellEnd"/>
+      <w:r>
+        <w:rPr>
+          <w:b/>
+          <w:bCs/>
+        </w:rPr>
+        <w:t>);</w:t>
       </w:r>
     </w:p>
     <w:p>
@@ -1863,7 +2368,15 @@
         <w:t xml:space="preserve">The function reads the next word </w:t>
       </w:r>
       <w:r>
-        <w:t xml:space="preserve">and stores the characters of the word in an array which is used to send to the GCodeToRobot function. This ensures the </w:t>
+        <w:t xml:space="preserve">and stores the characters of the word in an array which is used to send to the </w:t>
+      </w:r>
+      <w:proofErr w:type="spellStart"/>
+      <w:r>
+        <w:t>GCodeToRobot</w:t>
+      </w:r>
+      <w:proofErr w:type="spellEnd"/>
+      <w:r>
+        <w:t xml:space="preserve"> function. This ensures the </w:t>
       </w:r>
       <w:r>
         <w:t>text is only processed 1 word at a time.</w:t>
@@ -1876,8 +2389,13 @@
       <w:r>
         <w:t>FILE *</w:t>
       </w:r>
-      <w:r>
-        <w:t xml:space="preserve">WordFile </w:t>
+      <w:proofErr w:type="spellStart"/>
+      <w:r>
+        <w:t>WordFile</w:t>
+      </w:r>
+      <w:proofErr w:type="spellEnd"/>
+      <w:r>
+        <w:t xml:space="preserve"> </w:t>
       </w:r>
       <w:r>
         <w:t xml:space="preserve">– inputs a pointer </w:t>
@@ -1899,8 +2417,13 @@
       <w:r>
         <w:t>Character array *</w:t>
       </w:r>
-      <w:r>
-        <w:t xml:space="preserve">WordContents – inputs a pointer which is used to output the </w:t>
+      <w:proofErr w:type="spellStart"/>
+      <w:r>
+        <w:t>WordContents</w:t>
+      </w:r>
+      <w:proofErr w:type="spellEnd"/>
+      <w:r>
+        <w:t xml:space="preserve"> – inputs a pointer which is used to output the </w:t>
       </w:r>
       <w:r>
         <w:t xml:space="preserve">characters in </w:t>
@@ -1917,10 +2440,18 @@
         <w:ind w:left="720"/>
       </w:pPr>
       <w:r>
-        <w:t>Integer *s</w:t>
-      </w:r>
-      <w:r>
-        <w:t xml:space="preserve">tartposition – inputs a pointer which is used to determine the line to start reading from in the word file and then output the new start point for the next word after the current word has be read to be used next time the function is called. </w:t>
+        <w:t>Integer *</w:t>
+      </w:r>
+      <w:proofErr w:type="spellStart"/>
+      <w:r>
+        <w:t>s</w:t>
+      </w:r>
+      <w:r>
+        <w:t>tartposition</w:t>
+      </w:r>
+      <w:proofErr w:type="spellEnd"/>
+      <w:r>
+        <w:t xml:space="preserve"> – inputs a pointer which is used to determine the line to start reading from in the word file and then output the new start point for the next word after the current word has be read to be used next time the function is called. </w:t>
       </w:r>
     </w:p>
     <w:p>
@@ -2140,42 +2671,56 @@
             <w:r>
               <w:t xml:space="preserve">(for font size 7 first few lines of GCode should be </w:t>
             </w:r>
-            <w:r>
-              <w:drawing>
-                <wp:inline distT="0" distB="0" distL="0" distR="0" wp14:anchorId="4F73F83E" wp14:editId="2F075085">
-                  <wp:extent cx="1257409" cy="3048264"/>
-                  <wp:effectExtent l="0" t="0" r="0" b="0"/>
-                  <wp:docPr id="219183305" name="Picture 1"/>
-                  <wp:cNvGraphicFramePr>
-                    <a:graphicFrameLocks xmlns:a="http://schemas.openxmlformats.org/drawingml/2006/main" noChangeAspect="1"/>
-                  </wp:cNvGraphicFramePr>
-                  <a:graphic xmlns:a="http://schemas.openxmlformats.org/drawingml/2006/main">
-                    <a:graphicData uri="http://schemas.openxmlformats.org/drawingml/2006/picture">
-                      <pic:pic xmlns:pic="http://schemas.openxmlformats.org/drawingml/2006/picture">
-                        <pic:nvPicPr>
-                          <pic:cNvPr id="219183305" name=""/>
-                          <pic:cNvPicPr/>
-                        </pic:nvPicPr>
-                        <pic:blipFill>
-                          <a:blip r:embed="rId7"/>
-                          <a:stretch>
-                            <a:fillRect/>
-                          </a:stretch>
-                        </pic:blipFill>
-                        <pic:spPr>
-                          <a:xfrm>
-                            <a:off x="0" y="0"/>
-                            <a:ext cx="1257409" cy="3048264"/>
-                          </a:xfrm>
-                          <a:prstGeom prst="rect">
-                            <a:avLst/>
-                          </a:prstGeom>
-                        </pic:spPr>
-                      </pic:pic>
-                    </a:graphicData>
-                  </a:graphic>
-                </wp:inline>
-              </w:drawing>
+          </w:p>
+          <w:p/>
+          <w:p>
+            <w:r>
+              <w:t>G1 X1.67 Y-5.56</w:t>
+            </w:r>
+          </w:p>
+          <w:p>
+            <w:r>
+              <w:t>S0</w:t>
+            </w:r>
+          </w:p>
+          <w:p>
+            <w:r>
+              <w:t>G1 X1.67 Y-0.56</w:t>
+            </w:r>
+          </w:p>
+          <w:p>
+            <w:r>
+              <w:t>S1000</w:t>
+            </w:r>
+          </w:p>
+          <w:p>
+            <w:r>
+              <w:t>G1 X0.00 Y-0.56</w:t>
+            </w:r>
+          </w:p>
+          <w:p>
+            <w:r>
+              <w:t>S0</w:t>
+            </w:r>
+          </w:p>
+          <w:p>
+            <w:r>
+              <w:t>G1 X3.33 Y-0.56</w:t>
+            </w:r>
+          </w:p>
+          <w:p>
+            <w:r>
+              <w:t>S1000</w:t>
+            </w:r>
+          </w:p>
+          <w:p>
+            <w:r>
+              <w:t>G1 X5.00 Y-5.56</w:t>
+            </w:r>
+          </w:p>
+          <w:p>
+            <w:r>
+              <w:t>S0</w:t>
             </w:r>
             <w:r>
               <w:t>)</w:t>
@@ -2192,12 +2737,14 @@
             <w:tcW w:w="1271" w:type="dxa"/>
           </w:tcPr>
           <w:p>
+            <w:proofErr w:type="spellStart"/>
             <w:r>
               <w:rPr>
                 <w:lang w:val="fr-FR"/>
               </w:rPr>
               <w:t>GetCharLocation</w:t>
             </w:r>
+            <w:proofErr w:type="spellEnd"/>
             <w:r>
               <w:rPr>
                 <w:lang w:val="fr-FR"/>
@@ -2232,7 +2779,15 @@
           </w:tcPr>
           <w:p>
             <w:r>
-              <w:t>Every time 999 is read from font data the line location is written in a new column in CharLocation()</w:t>
+              <w:t xml:space="preserve">Every time 999 is read from font data the line location is written in a new column in </w:t>
+            </w:r>
+            <w:proofErr w:type="spellStart"/>
+            <w:r>
+              <w:t>CharLocation</w:t>
+            </w:r>
+            <w:proofErr w:type="spellEnd"/>
+            <w:r>
+              <w:t>()</w:t>
             </w:r>
           </w:p>
         </w:tc>
@@ -2251,12 +2806,14 @@
                 <w:lang w:val="fr-FR"/>
               </w:rPr>
             </w:pPr>
+            <w:proofErr w:type="spellStart"/>
             <w:r>
               <w:rPr>
                 <w:lang w:val="fr-FR"/>
               </w:rPr>
               <w:t>FormatAndScaleFontData</w:t>
             </w:r>
+            <w:proofErr w:type="spellEnd"/>
             <w:r>
               <w:rPr>
                 <w:lang w:val="fr-FR"/>
@@ -2295,7 +2852,23 @@
           </w:tcPr>
           <w:p>
             <w:r>
-              <w:t>The scaled Gcode data is stored in the array CharGCode()</w:t>
+              <w:t xml:space="preserve">The scaled </w:t>
+            </w:r>
+            <w:proofErr w:type="spellStart"/>
+            <w:r>
+              <w:t>Gcode</w:t>
+            </w:r>
+            <w:proofErr w:type="spellEnd"/>
+            <w:r>
+              <w:t xml:space="preserve"> data is stored in the array </w:t>
+            </w:r>
+            <w:proofErr w:type="spellStart"/>
+            <w:r>
+              <w:t>CharGCode</w:t>
+            </w:r>
+            <w:proofErr w:type="spellEnd"/>
+            <w:r>
+              <w:t>()</w:t>
             </w:r>
           </w:p>
         </w:tc>
@@ -2314,8 +2887,13 @@
                 <w:lang w:val="fr-FR"/>
               </w:rPr>
             </w:pPr>
-            <w:r>
-              <w:t>SeperateWords()</w:t>
+            <w:proofErr w:type="spellStart"/>
+            <w:r>
+              <w:t>SeperateWords</w:t>
+            </w:r>
+            <w:proofErr w:type="spellEnd"/>
+            <w:r>
+              <w:t>()</w:t>
             </w:r>
           </w:p>
         </w:tc>
@@ -2366,7 +2944,15 @@
               </w:rPr>
             </w:pPr>
             <w:r>
-              <w:t xml:space="preserve">The WordContents() array contains all the characters in test.txt with letters in the same word separated along </w:t>
+              <w:t xml:space="preserve">The </w:t>
+            </w:r>
+            <w:proofErr w:type="spellStart"/>
+            <w:r>
+              <w:t>WordContents</w:t>
+            </w:r>
+            <w:proofErr w:type="spellEnd"/>
+            <w:r>
+              <w:t xml:space="preserve">() array contains all the characters in test.txt with letters in the same word separated along </w:t>
             </w:r>
             <w:r>
               <w:t xml:space="preserve">rows. </w:t>
@@ -2411,7 +2997,7 @@
                           <pic:cNvPicPr/>
                         </pic:nvPicPr>
                         <pic:blipFill rotWithShape="1">
-                          <a:blip r:embed="rId8"/>
+                          <a:blip r:embed="rId7"/>
                           <a:srcRect b="65000"/>
                           <a:stretch>
                             <a:fillRect/>
@@ -2452,9 +3038,13 @@
             <w:tcW w:w="1271" w:type="dxa"/>
           </w:tcPr>
           <w:p>
-            <w:r>
-              <w:lastRenderedPageBreak/>
-              <w:t>WordToGCodeandSend()</w:t>
+            <w:proofErr w:type="spellStart"/>
+            <w:r>
+              <w:t>WordToGCodeandSend</w:t>
+            </w:r>
+            <w:proofErr w:type="spellEnd"/>
+            <w:r>
+              <w:t>()</w:t>
             </w:r>
           </w:p>
         </w:tc>
@@ -2478,11 +3068,24 @@
             <w:tcW w:w="2835" w:type="dxa"/>
           </w:tcPr>
           <w:p>
-            <w:r>
-              <w:t xml:space="preserve">WordContents(). For 1. </w:t>
-            </w:r>
-            <w:r>
-              <w:t>(each row is an iteration of WordContents)</w:t>
+            <w:proofErr w:type="spellStart"/>
+            <w:r>
+              <w:t>WordContents</w:t>
+            </w:r>
+            <w:proofErr w:type="spellEnd"/>
+            <w:r>
+              <w:t xml:space="preserve">(). For 1. </w:t>
+            </w:r>
+            <w:r>
+              <w:t xml:space="preserve">(each row is an iteration of </w:t>
+            </w:r>
+            <w:proofErr w:type="spellStart"/>
+            <w:r>
+              <w:t>WordContents</w:t>
+            </w:r>
+            <w:proofErr w:type="spellEnd"/>
+            <w:r>
+              <w:t>)</w:t>
             </w:r>
           </w:p>
           <w:p>
@@ -2506,7 +3109,7 @@
                           <pic:cNvPicPr/>
                         </pic:nvPicPr>
                         <pic:blipFill>
-                          <a:blip r:embed="rId9"/>
+                          <a:blip r:embed="rId8"/>
                           <a:stretch>
                             <a:fillRect/>
                           </a:stretch>
@@ -2553,7 +3156,7 @@
                           <pic:cNvPicPr/>
                         </pic:nvPicPr>
                         <pic:blipFill>
-                          <a:blip r:embed="rId10"/>
+                          <a:blip r:embed="rId9"/>
                           <a:stretch>
                             <a:fillRect/>
                           </a:stretch>
@@ -2586,6 +3189,10 @@
           </w:p>
           <w:p>
             <w:r>
+              <w:rPr>
+                <w:noProof/>
+              </w:rPr>
+              <w:lastRenderedPageBreak/>
               <w:drawing>
                 <wp:inline distT="0" distB="0" distL="0" distR="0" wp14:anchorId="67E9F426" wp14:editId="109D2693">
                   <wp:extent cx="924208" cy="746760"/>
@@ -2602,7 +3209,7 @@
                           <pic:cNvPicPr/>
                         </pic:nvPicPr>
                         <pic:blipFill>
-                          <a:blip r:embed="rId11"/>
+                          <a:blip r:embed="rId10"/>
                           <a:stretch>
                             <a:fillRect/>
                           </a:stretch>
@@ -2639,8 +3246,14 @@
             <w:tcW w:w="1271" w:type="dxa"/>
           </w:tcPr>
           <w:p>
-            <w:r>
-              <w:t>SendToRobot()</w:t>
+            <w:proofErr w:type="spellStart"/>
+            <w:r>
+              <w:lastRenderedPageBreak/>
+              <w:t>SendToRobot</w:t>
+            </w:r>
+            <w:proofErr w:type="spellEnd"/>
+            <w:r>
+              <w:t>()</w:t>
             </w:r>
           </w:p>
         </w:tc>
@@ -2655,7 +3268,15 @@
           </w:p>
           <w:p>
             <w:r>
-              <w:t>2. CorruptedGcode (wrong format)</w:t>
+              <w:t xml:space="preserve">2. </w:t>
+            </w:r>
+            <w:proofErr w:type="spellStart"/>
+            <w:r>
+              <w:t>CorruptedGcode</w:t>
+            </w:r>
+            <w:proofErr w:type="spellEnd"/>
+            <w:r>
+              <w:t xml:space="preserve"> (wrong format)</w:t>
             </w:r>
           </w:p>
         </w:tc>
@@ -2664,8 +3285,13 @@
             <w:tcW w:w="2835" w:type="dxa"/>
           </w:tcPr>
           <w:p>
-            <w:r>
-              <w:t>CurrentCharacterGCode()</w:t>
+            <w:proofErr w:type="spellStart"/>
+            <w:r>
+              <w:t>CurrentCharacterGCode</w:t>
+            </w:r>
+            <w:proofErr w:type="spellEnd"/>
+            <w:r>
+              <w:t>()</w:t>
             </w:r>
           </w:p>
           <w:p>
@@ -2690,7 +3316,15 @@
               <w:t>case 2</w:t>
             </w:r>
             <w:r>
-              <w:t xml:space="preserve"> change a pen position number to non Boolean (7))</w:t>
+              <w:t xml:space="preserve"> change a pen position number to </w:t>
+            </w:r>
+            <w:proofErr w:type="spellStart"/>
+            <w:r>
+              <w:t>non Boolean</w:t>
+            </w:r>
+            <w:proofErr w:type="spellEnd"/>
+            <w:r>
+              <w:t xml:space="preserve"> (7))</w:t>
             </w:r>
           </w:p>
         </w:tc>
@@ -2700,7 +3334,15 @@
           </w:tcPr>
           <w:p>
             <w:r>
-              <w:t>1. Robot receives all data and “writes” the GCode in CurrentCharacterGCode()</w:t>
+              <w:t xml:space="preserve">1. Robot receives all data and “writes” the GCode in </w:t>
+            </w:r>
+            <w:proofErr w:type="spellStart"/>
+            <w:r>
+              <w:t>CurrentCharacterGCode</w:t>
+            </w:r>
+            <w:proofErr w:type="spellEnd"/>
+            <w:r>
+              <w:t>()</w:t>
             </w:r>
           </w:p>
           <w:p>
